--- a/thesis_materials/梁骁-毕业论文.docx
+++ b/thesis_materials/梁骁-毕业论文.docx
@@ -1471,7 +1471,7 @@
           <w:u w:val="single"/>
           <w14:ligatures w14:val="none"/>
         </w:rPr>
-        <w:t xml:space="preserve">              </w:t>
+        <w:t xml:space="preserve">                  </w:t>
       </w:r>
     </w:p>
     <w:p>
@@ -1707,6 +1707,16 @@
           <w:lang w:val="en-US" w:eastAsia="zh-Hans" w:bidi="ar-SA"/>
         </w:rPr>
         <w:t xml:space="preserve">调研移动端无感风控、风险自适应认证、浏览器指纹、WebView 安全和端侧推理等相关研究，明确课题研究范围和系统定位；         </w:t>
+      </w:r>
+      <w:r>
+        <w:rPr>
+          <w:rFonts w:cs="Times New Roman"/>
+          <w:sz w:val="28"/>
+          <w:szCs w:val="24"/>
+          <w:u w:val="single"/>
+          <w14:ligatures w14:val="none"/>
+        </w:rPr>
+        <w:t xml:space="preserve">    </w:t>
       </w:r>
     </w:p>
     <w:p>
@@ -2201,27 +2211,17 @@
           <w:u w:val="single"/>
           <w:lang w:val="en-US" w:eastAsia="zh-Hans"/>
         </w:rPr>
-        <w:t>[1]</w:t>
-      </w:r>
-      <w:r>
-        <w:rPr>
-          <w:rFonts w:hint="eastAsia" w:ascii="Times New Roman" w:hAnsi="Times New Roman" w:eastAsia="宋体" w:cs="Times New Roman"/>
+        <w:t>[1]Wu S, Sun P, Zhao Y, et al. Him of many faces: characterizing billion-scale adversarial and benign browser fingerprints on commercial websites[C]//NDSS. 2023.</w:t>
+      </w:r>
+      <w:r>
+        <w:rPr>
+          <w:rFonts w:cs="Times New Roman"/>
           <w:sz w:val="28"/>
-          <w:szCs w:val="28"/>
+          <w:szCs w:val="24"/>
           <w:u w:val="single"/>
-          <w:lang w:val="en-US" w:eastAsia="zh-Hans"/>
-        </w:rPr>
-        <w:t>Papaioannou M, Pelekoudas-Oikonomou F, Mantas G, et al. A survey on quantitative risk estimation approaches for secure and usable user authentication on smartphones[J]. Sensors, 2023, 23(6): 2979</w:t>
-      </w:r>
-      <w:r>
-        <w:rPr>
-          <w:rFonts w:hint="default" w:ascii="Times New Roman" w:hAnsi="Times New Roman" w:eastAsia="宋体" w:cs="Times New Roman"/>
-          <w:sz w:val="28"/>
-          <w:szCs w:val="28"/>
-          <w:u w:val="single"/>
-          <w:lang w:val="en-US" w:eastAsia="zh-Hans"/>
-        </w:rPr>
-        <w:t xml:space="preserve">.                                                                         </w:t>
+          <w14:ligatures w14:val="none"/>
+        </w:rPr>
+        <w:t xml:space="preserve">                                                            </w:t>
       </w:r>
     </w:p>
     <w:p>
@@ -2256,17 +2256,17 @@
           <w:u w:val="single"/>
           <w:lang w:val="en-US" w:eastAsia="zh-Hans"/>
         </w:rPr>
-        <w:t>[2]Pau K N, Lee V W Q, Ooi S Y, et al. The development of a data collection and browser fingerprinting system[J]. Sensors, 2023, 23(6): 3087.</w:t>
-      </w:r>
-      <w:r>
-        <w:rPr>
-          <w:rFonts w:hint="default" w:ascii="Times New Roman" w:hAnsi="Times New Roman" w:eastAsia="宋体" w:cs="Times New Roman"/>
+        <w:t>[2]Sanchez-Rola I, Bilge L, Balzarotti D, et al. Rods with laser beams: Understanding browser fingerprinting on phishing pages[C]//32nd USENIX Security Symposium (USENIX Security 23). 2023: 4157-4173.</w:t>
+      </w:r>
+      <w:r>
+        <w:rPr>
+          <w:rFonts w:cs="Times New Roman"/>
           <w:sz w:val="28"/>
-          <w:szCs w:val="28"/>
+          <w:szCs w:val="24"/>
           <w:u w:val="single"/>
-          <w:lang w:val="en-US" w:eastAsia="zh-Hans"/>
-        </w:rPr>
-        <w:t xml:space="preserve">                                                                  </w:t>
+          <w14:ligatures w14:val="none"/>
+        </w:rPr>
+        <w:t xml:space="preserve">              </w:t>
       </w:r>
     </w:p>
     <w:p>
@@ -2302,29 +2302,19 @@
           <w:u w:val="single"/>
           <w:lang w:val="en-US" w:eastAsia="zh-Hans"/>
         </w:rPr>
-        <w:t>[3]</w:t>
+        <w:t>[3]Snyder P, Karami S, Edelstein A, et al. {Pool-Party}: Exploiting browser resource pools for web tracking[C]//32nd USENIX Security Symposium (USENIX Security 23). 2023: 7091-7105.</w:t>
       </w:r>
       <w:bookmarkStart w:id="1" w:name="_Ref2136197329"/>
-      <w:r>
-        <w:rPr>
-          <w:rFonts w:hint="eastAsia" w:ascii="Times New Roman" w:hAnsi="Times New Roman" w:eastAsia="宋体" w:cs="Times New Roman"/>
+      <w:bookmarkEnd w:id="1"/>
+      <w:r>
+        <w:rPr>
+          <w:rFonts w:cs="Times New Roman"/>
           <w:sz w:val="28"/>
-          <w:szCs w:val="28"/>
+          <w:szCs w:val="24"/>
           <w:u w:val="single"/>
-          <w:lang w:val="en-US" w:eastAsia="zh-Hans"/>
-        </w:rPr>
-        <w:t>崔孟娇,姜政伟,陈奕任,等.面向威胁情报的大语言模型技术应用综述[J].信息安全学报,2024,9(05):1-25.DOI:10.19363/J.cnki.cn10-1380/tn.2024.09.09.</w:t>
-      </w:r>
-      <w:bookmarkEnd w:id="1"/>
-      <w:r>
-        <w:rPr>
-          <w:rFonts w:hint="default" w:ascii="Times New Roman" w:hAnsi="Times New Roman" w:eastAsia="宋体" w:cs="Times New Roman"/>
-          <w:sz w:val="28"/>
-          <w:szCs w:val="28"/>
-          <w:u w:val="single"/>
-          <w:lang w:val="en-US" w:eastAsia="zh-Hans"/>
-        </w:rPr>
-        <w:t xml:space="preserve">                                                             </w:t>
+          <w14:ligatures w14:val="none"/>
+        </w:rPr>
+        <w:t xml:space="preserve">                          </w:t>
       </w:r>
     </w:p>
     <w:p>
@@ -2359,49 +2349,19 @@
           <w:u w:val="single"/>
           <w:lang w:val="en-US" w:eastAsia="zh-Hans"/>
         </w:rPr>
-        <w:t>[</w:t>
-      </w:r>
-      <w:r>
-        <w:rPr>
-          <w:rFonts w:hint="eastAsia" w:cs="Times New Roman"/>
+        <w:t>[4]Cao Y, Li S, Wijmans E. (Cross-) browser fingerprinting via OS and hardware level features[C]//Proceedings 2017 Network and Distributed System Security Symposium. Internet Society, 2017.</w:t>
+      </w:r>
+      <w:bookmarkStart w:id="2" w:name="_Ref2118415523"/>
+      <w:bookmarkEnd w:id="2"/>
+      <w:r>
+        <w:rPr>
+          <w:rFonts w:cs="Times New Roman"/>
           <w:sz w:val="28"/>
-          <w:szCs w:val="28"/>
+          <w:szCs w:val="24"/>
           <w:u w:val="single"/>
-          <w:lang w:val="en-US" w:eastAsia="zh-CN"/>
-        </w:rPr>
-        <w:t>4</w:t>
-      </w:r>
-      <w:r>
-        <w:rPr>
-          <w:rFonts w:hint="eastAsia" w:ascii="Times New Roman" w:hAnsi="Times New Roman" w:eastAsia="宋体" w:cs="Times New Roman"/>
-          <w:sz w:val="28"/>
-          <w:szCs w:val="28"/>
-          <w:u w:val="single"/>
-          <w:lang w:val="en-US" w:eastAsia="zh-Hans"/>
-        </w:rPr>
-        <w:t>]</w:t>
-      </w:r>
-      <w:bookmarkStart w:id="2" w:name="_Ref2118415523"/>
-      <w:r>
-        <w:rPr>
-          <w:rFonts w:hint="eastAsia" w:ascii="Times New Roman" w:hAnsi="Times New Roman" w:eastAsia="宋体" w:cs="Times New Roman"/>
-          <w:sz w:val="28"/>
-          <w:szCs w:val="28"/>
-          <w:u w:val="single"/>
-          <w:lang w:val="en-US" w:eastAsia="zh-Hans"/>
-        </w:rPr>
-        <w:t>Wu S, Sun P, Zhao Y, et al. Him of many faces: characterizing billion-scale adversarial and benign browser fingerprints on commercial websites[C]//NDSS. 2023.</w:t>
-      </w:r>
-      <w:bookmarkEnd w:id="2"/>
-      <w:r>
-        <w:rPr>
-          <w:rFonts w:hint="eastAsia" w:ascii="Times New Roman" w:hAnsi="Times New Roman" w:eastAsia="宋体" w:cs="Times New Roman"/>
-          <w:sz w:val="28"/>
-          <w:szCs w:val="28"/>
-          <w:u w:val="single"/>
-          <w:lang w:val="en-US" w:eastAsia="zh-Hans"/>
-        </w:rPr>
-        <w:t xml:space="preserve">                                           </w:t>
+          <w14:ligatures w14:val="none"/>
+        </w:rPr>
+        <w:t xml:space="preserve">                             </w:t>
       </w:r>
     </w:p>
     <w:p>
@@ -2435,58 +2395,19 @@
           <w:u w:val="single"/>
           <w:lang w:val="en-US" w:eastAsia="zh-Hans"/>
         </w:rPr>
-        <w:t>[</w:t>
-      </w:r>
-      <w:r>
-        <w:rPr>
-          <w:rFonts w:hint="eastAsia" w:eastAsia="宋体" w:cs="Times New Roman"/>
+        <w:t>[5]Vastel A, Laperdrix P, Rudametkin W, et al. {Fp-Scanner}: The privacy implications of browser fingerprint inconsistencies[C]//27th USENIX Security Symposium (USENIX Security 18). 2018: 135-150.</w:t>
+      </w:r>
+      <w:bookmarkStart w:id="3" w:name="_Ref2128062741"/>
+      <w:bookmarkEnd w:id="3"/>
+      <w:r>
+        <w:rPr>
+          <w:rFonts w:cs="Times New Roman"/>
           <w:sz w:val="28"/>
-          <w:szCs w:val="28"/>
-          <w:u w:val="single"/>
-          <w:lang w:val="en-US" w:eastAsia="zh-CN"/>
-        </w:rPr>
-        <w:t>5</w:t>
-      </w:r>
-      <w:r>
-        <w:rPr>
-          <w:rFonts w:hint="eastAsia" w:ascii="Times New Roman" w:hAnsi="Times New Roman" w:eastAsia="宋体" w:cs="Times New Roman"/>
-          <w:sz w:val="28"/>
-          <w:szCs w:val="28"/>
-          <w:u w:val="single"/>
-          <w:lang w:val="en-US" w:eastAsia="zh-Hans"/>
-        </w:rPr>
-        <w:t>]</w:t>
-      </w:r>
-      <w:bookmarkStart w:id="3" w:name="_Ref2128062741"/>
-      <w:r>
-        <w:rPr>
-          <w:rFonts w:hint="eastAsia" w:ascii="Times New Roman" w:hAnsi="Times New Roman" w:eastAsia="宋体" w:cs="Times New Roman"/>
-          <w:sz w:val="28"/>
-          <w:szCs w:val="28"/>
-          <w:u w:val="single"/>
-          <w:lang w:val="en-US" w:eastAsia="zh-Hans"/>
-        </w:rPr>
-        <w:t>Tiwari A, Prakash J, Gross S, et al. A large scale analysis of android—web hybridization[J]. Journal of Systems and Software, 2020, 170: 110775.</w:t>
-      </w:r>
-      <w:bookmarkEnd w:id="3"/>
-      <w:r>
-        <w:rPr>
-          <w:rFonts w:hint="eastAsia" w:ascii="Times New Roman" w:hAnsi="Times New Roman" w:eastAsia="宋体" w:cs="Times New Roman"/>
-          <w:sz w:val="28"/>
-          <w:szCs w:val="28"/>
-          <w:u w:val="single"/>
-          <w:lang w:val="en-US" w:eastAsia="zh-Hans"/>
-        </w:rPr>
-        <w:t xml:space="preserve">                                                                    </w:t>
-      </w:r>
-      <w:r>
-        <w:rPr>
-          <w:rFonts w:hint="eastAsia" w:cs="Times New Roman"/>
           <w:szCs w:val="24"/>
           <w:u w:val="single"/>
           <w14:ligatures w14:val="none"/>
         </w:rPr>
-        <w:t xml:space="preserve">                                           </w:t>
+        <w:t xml:space="preserve">                       </w:t>
       </w:r>
     </w:p>
     <w:p>
@@ -2521,49 +2442,19 @@
           <w:u w:val="single"/>
           <w:lang w:val="en-US" w:eastAsia="zh-Hans"/>
         </w:rPr>
-        <w:t>[</w:t>
-      </w:r>
-      <w:r>
-        <w:rPr>
-          <w:rFonts w:hint="eastAsia" w:eastAsia="宋体" w:cs="Times New Roman"/>
+        <w:t>[6]Jiang Y, Zhu H, Chang S, et al. MAUTH: Continuous user authentication based on subtle intrinsic muscular tremors[J]. IEEE Transactions on Mobile Computing, 2023, 23(2): 1930-1941.</w:t>
+      </w:r>
+      <w:bookmarkStart w:id="4" w:name="_Ref2128819056"/>
+      <w:bookmarkEnd w:id="4"/>
+      <w:r>
+        <w:rPr>
+          <w:rFonts w:cs="Times New Roman"/>
           <w:sz w:val="28"/>
-          <w:szCs w:val="28"/>
+          <w:szCs w:val="24"/>
           <w:u w:val="single"/>
-          <w:lang w:val="en-US" w:eastAsia="zh-CN"/>
-        </w:rPr>
-        <w:t>6</w:t>
-      </w:r>
-      <w:r>
-        <w:rPr>
-          <w:rFonts w:hint="eastAsia" w:ascii="Times New Roman" w:hAnsi="Times New Roman" w:eastAsia="宋体" w:cs="Times New Roman"/>
-          <w:sz w:val="28"/>
-          <w:szCs w:val="28"/>
-          <w:u w:val="single"/>
-          <w:lang w:val="en-US" w:eastAsia="zh-Hans"/>
-        </w:rPr>
-        <w:t>]</w:t>
-      </w:r>
-      <w:bookmarkStart w:id="4" w:name="_Ref2128819056"/>
-      <w:r>
-        <w:rPr>
-          <w:rFonts w:hint="eastAsia" w:ascii="Times New Roman" w:hAnsi="Times New Roman" w:eastAsia="宋体" w:cs="Times New Roman"/>
-          <w:sz w:val="28"/>
-          <w:szCs w:val="28"/>
-          <w:u w:val="single"/>
-          <w:lang w:val="en-US" w:eastAsia="zh-Hans"/>
-        </w:rPr>
-        <w:t>GOOGLE. WebView – Native bridges[EB/OL]//Android Developers. (2024)[2026-05-14]. https://developer.android.com/privacy-and-security/risks/insecure-webview-native-bridges</w:t>
-      </w:r>
-      <w:bookmarkEnd w:id="4"/>
-      <w:r>
-        <w:rPr>
-          <w:rFonts w:hint="eastAsia" w:ascii="Times New Roman" w:hAnsi="Times New Roman" w:eastAsia="宋体" w:cs="Times New Roman"/>
-          <w:sz w:val="28"/>
-          <w:szCs w:val="28"/>
-          <w:u w:val="single"/>
-          <w:lang w:val="en-US" w:eastAsia="zh-Hans"/>
-        </w:rPr>
-        <w:t xml:space="preserve">.                                 </w:t>
+          <w14:ligatures w14:val="none"/>
+        </w:rPr>
+        <w:t xml:space="preserve">                          </w:t>
       </w:r>
     </w:p>
     <w:p>
@@ -2597,58 +2488,19 @@
           <w:u w:val="single"/>
           <w:lang w:val="en-US" w:eastAsia="zh-Hans"/>
         </w:rPr>
-        <w:t>[</w:t>
-      </w:r>
-      <w:r>
-        <w:rPr>
-          <w:rFonts w:hint="eastAsia" w:eastAsia="宋体" w:cs="Times New Roman"/>
+        <w:t>[7]Tiwari A, Prakash J, Gross S, et al. A large scale analysis of android—web hybridization[J]. Journal of Systems and Software, 2020, 170: 110775.</w:t>
+      </w:r>
+      <w:bookmarkStart w:id="5" w:name="_Ref2120449170"/>
+      <w:bookmarkEnd w:id="5"/>
+      <w:r>
+        <w:rPr>
+          <w:rFonts w:cs="Times New Roman"/>
           <w:sz w:val="28"/>
-          <w:szCs w:val="28"/>
-          <w:u w:val="single"/>
-          <w:lang w:val="en-US" w:eastAsia="zh-CN"/>
-        </w:rPr>
-        <w:t>7</w:t>
-      </w:r>
-      <w:r>
-        <w:rPr>
-          <w:rFonts w:hint="eastAsia" w:ascii="Times New Roman" w:hAnsi="Times New Roman" w:eastAsia="宋体" w:cs="Times New Roman"/>
-          <w:sz w:val="28"/>
-          <w:szCs w:val="28"/>
-          <w:u w:val="single"/>
-          <w:lang w:val="en-US" w:eastAsia="zh-Hans"/>
-        </w:rPr>
-        <w:t>]</w:t>
-      </w:r>
-      <w:bookmarkStart w:id="5" w:name="_Ref2120449170"/>
-      <w:r>
-        <w:rPr>
-          <w:rFonts w:hint="eastAsia" w:ascii="Times New Roman" w:hAnsi="Times New Roman" w:eastAsia="宋体" w:cs="Times New Roman"/>
-          <w:sz w:val="28"/>
-          <w:szCs w:val="28"/>
-          <w:u w:val="single"/>
-          <w:lang w:val="en-US" w:eastAsia="zh-Hans"/>
-        </w:rPr>
-        <w:t>Sun Z, Sun R, Liu C, et al. Shadownet: A secure and efficient on-device model inference system for convolutional neural networks[C]//2023 IEEE Symposium on Security and Privacy (SP). IEEE, 2023: 1596-1612.</w:t>
-      </w:r>
-      <w:bookmarkEnd w:id="5"/>
-      <w:r>
-        <w:rPr>
-          <w:rFonts w:hint="eastAsia" w:ascii="Times New Roman" w:hAnsi="Times New Roman" w:eastAsia="宋体" w:cs="Times New Roman"/>
-          <w:sz w:val="28"/>
-          <w:szCs w:val="28"/>
-          <w:u w:val="single"/>
-          <w:lang w:val="en-US" w:eastAsia="zh-Hans"/>
-        </w:rPr>
-        <w:t xml:space="preserve">                                                                    </w:t>
-      </w:r>
-      <w:r>
-        <w:rPr>
-          <w:rFonts w:hint="eastAsia" w:cs="Times New Roman"/>
           <w:szCs w:val="24"/>
           <w:u w:val="single"/>
           <w14:ligatures w14:val="none"/>
         </w:rPr>
-        <w:t xml:space="preserve">                                           </w:t>
+        <w:t xml:space="preserve">        </w:t>
       </w:r>
     </w:p>
     <w:p>
@@ -2682,36 +2534,17 @@
           <w:u w:val="single"/>
           <w:lang w:val="en-US" w:eastAsia="zh-Hans"/>
         </w:rPr>
-        <w:t>[</w:t>
-      </w:r>
-      <w:r>
-        <w:rPr>
-          <w:rFonts w:hint="eastAsia" w:eastAsia="宋体" w:cs="Times New Roman"/>
+        <w:t>[8]Sun Z, Sun R, Liu C, et al. Shadownet: A secure and efficient on-device model inference system for convolutional neural networks[C]//2023 IEEE Symposium on Security and Privacy (SP). IEEE, 2023: 1596-1612.</w:t>
+      </w:r>
+      <w:r>
+        <w:rPr>
+          <w:rFonts w:cs="Times New Roman"/>
           <w:sz w:val="28"/>
-          <w:szCs w:val="28"/>
-          <w:u w:val="single"/>
-          <w:lang w:val="en-US" w:eastAsia="zh-CN"/>
-        </w:rPr>
-        <w:t>8</w:t>
-      </w:r>
-      <w:r>
-        <w:rPr>
-          <w:rFonts w:hint="eastAsia" w:ascii="Times New Roman" w:hAnsi="Times New Roman" w:eastAsia="宋体" w:cs="Times New Roman"/>
-          <w:sz w:val="28"/>
-          <w:szCs w:val="28"/>
-          <w:u w:val="single"/>
-          <w:lang w:val="en-US" w:eastAsia="zh-Hans"/>
-        </w:rPr>
-        <w:t xml:space="preserve">]Abadade Y, Temouden A, Bamoumen H, et al. A comprehensive survey on tinyml[J]. IEEE access, 2023, 11: 96892-96922.                                                                    </w:t>
-      </w:r>
-      <w:r>
-        <w:rPr>
-          <w:rFonts w:hint="eastAsia" w:cs="Times New Roman"/>
           <w:szCs w:val="24"/>
           <w:u w:val="single"/>
           <w14:ligatures w14:val="none"/>
         </w:rPr>
-        <w:t xml:space="preserve">                                           </w:t>
+        <w:t xml:space="preserve">           </w:t>
       </w:r>
     </w:p>
     <w:p>
@@ -2889,13 +2722,34 @@
           <w:u w:val="single"/>
           <w14:ligatures w14:val="none"/>
         </w:rPr>
-        <w:t xml:space="preserve">    </w:t>
+        <w:t xml:space="preserve">  </w:t>
       </w:r>
       <w:r>
         <w:rPr>
           <w:rFonts w:hint="eastAsia" w:cs="Times New Roman"/>
           <w:sz w:val="28"/>
           <w:szCs w:val="24"/>
+          <w:u w:val="single"/>
+          <w:lang w:val="en-US" w:eastAsia="zh-CN"/>
+          <w14:ligatures w14:val="none"/>
+        </w:rPr>
+        <w:t>2025</w:t>
+      </w:r>
+      <w:r>
+        <w:rPr>
+          <w:rFonts w:hint="eastAsia" w:cs="Times New Roman"/>
+          <w:sz w:val="28"/>
+          <w:szCs w:val="24"/>
+          <w:u w:val="single"/>
+          <w14:ligatures w14:val="none"/>
+        </w:rPr>
+        <w:t xml:space="preserve">  </w:t>
+      </w:r>
+      <w:r>
+        <w:rPr>
+          <w:rFonts w:hint="eastAsia" w:cs="Times New Roman"/>
+          <w:sz w:val="28"/>
+          <w:szCs w:val="24"/>
           <w14:ligatures w14:val="none"/>
         </w:rPr>
         <w:t>年</w:t>
@@ -2908,16 +2762,18 @@
           <w:u w:val="single"/>
           <w14:ligatures w14:val="none"/>
         </w:rPr>
-        <w:t xml:space="preserve">   </w:t>
+        <w:t xml:space="preserve"> </w:t>
       </w:r>
       <w:r>
         <w:rPr>
           <w:rFonts w:hint="eastAsia" w:cs="Times New Roman"/>
           <w:sz w:val="28"/>
           <w:szCs w:val="24"/>
+          <w:u w:val="single"/>
+          <w:lang w:val="en-US" w:eastAsia="zh-CN"/>
           <w14:ligatures w14:val="none"/>
         </w:rPr>
-        <w:t>月</w:t>
+        <w:t>12</w:t>
       </w:r>
       <w:r>
         <w:rPr>
@@ -2927,7 +2783,7 @@
           <w:u w:val="single"/>
           <w14:ligatures w14:val="none"/>
         </w:rPr>
-        <w:t xml:space="preserve">   </w:t>
+        <w:t xml:space="preserve"> </w:t>
       </w:r>
       <w:r>
         <w:rPr>
@@ -2936,7 +2792,7 @@
           <w:szCs w:val="24"/>
           <w14:ligatures w14:val="none"/>
         </w:rPr>
-        <w:t>日至</w:t>
+        <w:t>月</w:t>
       </w:r>
       <w:r>
         <w:rPr>
@@ -2946,16 +2802,18 @@
           <w:u w:val="single"/>
           <w14:ligatures w14:val="none"/>
         </w:rPr>
-        <w:t xml:space="preserve">      </w:t>
+        <w:t xml:space="preserve"> </w:t>
       </w:r>
       <w:r>
         <w:rPr>
           <w:rFonts w:hint="eastAsia" w:cs="Times New Roman"/>
           <w:sz w:val="28"/>
           <w:szCs w:val="24"/>
+          <w:u w:val="single"/>
+          <w:lang w:val="en-US" w:eastAsia="zh-CN"/>
           <w14:ligatures w14:val="none"/>
         </w:rPr>
-        <w:t>年</w:t>
+        <w:t>24</w:t>
       </w:r>
       <w:r>
         <w:rPr>
@@ -2965,7 +2823,7 @@
           <w:u w:val="single"/>
           <w14:ligatures w14:val="none"/>
         </w:rPr>
-        <w:t xml:space="preserve">   </w:t>
+        <w:t xml:space="preserve"> </w:t>
       </w:r>
       <w:r>
         <w:rPr>
@@ -2974,7 +2832,7 @@
           <w:szCs w:val="24"/>
           <w14:ligatures w14:val="none"/>
         </w:rPr>
-        <w:t>月</w:t>
+        <w:t>日至</w:t>
       </w:r>
       <w:r>
         <w:rPr>
@@ -2984,7 +2842,108 @@
           <w:u w:val="single"/>
           <w14:ligatures w14:val="none"/>
         </w:rPr>
-        <w:t xml:space="preserve">    </w:t>
+        <w:t xml:space="preserve"> </w:t>
+      </w:r>
+      <w:r>
+        <w:rPr>
+          <w:rFonts w:hint="eastAsia" w:cs="Times New Roman"/>
+          <w:sz w:val="28"/>
+          <w:szCs w:val="24"/>
+          <w:u w:val="single"/>
+          <w:lang w:val="en-US" w:eastAsia="zh-CN"/>
+          <w14:ligatures w14:val="none"/>
+        </w:rPr>
+        <w:t>2026</w:t>
+      </w:r>
+      <w:r>
+        <w:rPr>
+          <w:rFonts w:cs="Times New Roman"/>
+          <w:sz w:val="28"/>
+          <w:szCs w:val="24"/>
+          <w:u w:val="single"/>
+          <w14:ligatures w14:val="none"/>
+        </w:rPr>
+        <w:t xml:space="preserve"> </w:t>
+      </w:r>
+      <w:r>
+        <w:rPr>
+          <w:rFonts w:hint="eastAsia" w:cs="Times New Roman"/>
+          <w:sz w:val="28"/>
+          <w:szCs w:val="24"/>
+          <w14:ligatures w14:val="none"/>
+        </w:rPr>
+        <w:t>年</w:t>
+      </w:r>
+      <w:r>
+        <w:rPr>
+          <w:rFonts w:cs="Times New Roman"/>
+          <w:sz w:val="28"/>
+          <w:szCs w:val="24"/>
+          <w:u w:val="single"/>
+          <w14:ligatures w14:val="none"/>
+        </w:rPr>
+        <w:t xml:space="preserve"> </w:t>
+      </w:r>
+      <w:r>
+        <w:rPr>
+          <w:rFonts w:hint="eastAsia" w:cs="Times New Roman"/>
+          <w:sz w:val="28"/>
+          <w:szCs w:val="24"/>
+          <w:u w:val="single"/>
+          <w:lang w:val="en-US" w:eastAsia="zh-CN"/>
+          <w14:ligatures w14:val="none"/>
+        </w:rPr>
+        <w:t>6</w:t>
+      </w:r>
+      <w:r>
+        <w:rPr>
+          <w:rFonts w:cs="Times New Roman"/>
+          <w:sz w:val="28"/>
+          <w:szCs w:val="24"/>
+          <w:u w:val="single"/>
+          <w14:ligatures w14:val="none"/>
+        </w:rPr>
+        <w:t xml:space="preserve"> </w:t>
+      </w:r>
+      <w:r>
+        <w:rPr>
+          <w:rFonts w:hint="eastAsia" w:cs="Times New Roman"/>
+          <w:sz w:val="28"/>
+          <w:szCs w:val="24"/>
+          <w14:ligatures w14:val="none"/>
+        </w:rPr>
+        <w:t>月</w:t>
+      </w:r>
+      <w:r>
+        <w:rPr>
+          <w:rFonts w:cs="Times New Roman"/>
+          <w:sz w:val="28"/>
+          <w:szCs w:val="24"/>
+          <w:u w:val="single"/>
+          <w14:ligatures w14:val="none"/>
+        </w:rPr>
+        <w:t xml:space="preserve"> </w:t>
+      </w:r>
+      <w:r>
+        <w:rPr>
+          <w:rFonts w:hint="eastAsia" w:cs="Times New Roman"/>
+          <w:sz w:val="28"/>
+          <w:szCs w:val="24"/>
+          <w:u w:val="single"/>
+          <w:lang w:val="en-US" w:eastAsia="zh-CN"/>
+          <w14:ligatures w14:val="none"/>
+        </w:rPr>
+        <w:t>4</w:t>
+      </w:r>
+      <w:r>
+        <w:rPr>
+          <w:rFonts w:cs="Times New Roman"/>
+          <w:sz w:val="28"/>
+          <w:szCs w:val="24"/>
+          <w:u w:val="single"/>
+          <w14:ligatures w14:val="none"/>
+        </w:rPr>
+        <w:t xml:space="preserve"> </w:t>
       </w:r>
       <w:r>
         <w:rPr>
@@ -3025,16 +2984,18 @@
           <w:u w:val="single"/>
           <w14:ligatures w14:val="none"/>
         </w:rPr>
-        <w:t xml:space="preserve">     </w:t>
+        <w:t xml:space="preserve">  </w:t>
       </w:r>
       <w:r>
         <w:rPr>
           <w:rFonts w:hint="eastAsia" w:cs="Times New Roman"/>
           <w:sz w:val="28"/>
           <w:szCs w:val="24"/>
+          <w:u w:val="single"/>
+          <w:lang w:val="en-US" w:eastAsia="zh-CN"/>
           <w14:ligatures w14:val="none"/>
         </w:rPr>
-        <w:t>年</w:t>
+        <w:t>2026</w:t>
       </w:r>
       <w:r>
         <w:rPr>
@@ -3044,7 +3005,7 @@
           <w:u w:val="single"/>
           <w14:ligatures w14:val="none"/>
         </w:rPr>
-        <w:t xml:space="preserve">    </w:t>
+        <w:t xml:space="preserve">  </w:t>
       </w:r>
       <w:r>
         <w:rPr>
@@ -3053,7 +3014,7 @@
           <w:szCs w:val="24"/>
           <w14:ligatures w14:val="none"/>
         </w:rPr>
-        <w:t>月</w:t>
+        <w:t>年</w:t>
       </w:r>
       <w:r>
         <w:rPr>
@@ -3063,7 +3024,68 @@
           <w:u w:val="single"/>
           <w14:ligatures w14:val="none"/>
         </w:rPr>
-        <w:t xml:space="preserve">    </w:t>
+        <w:t xml:space="preserve">  </w:t>
+      </w:r>
+      <w:r>
+        <w:rPr>
+          <w:rFonts w:hint="eastAsia" w:cs="Times New Roman"/>
+          <w:sz w:val="28"/>
+          <w:szCs w:val="24"/>
+          <w:u w:val="single"/>
+          <w:lang w:val="en-US" w:eastAsia="zh-CN"/>
+          <w14:ligatures w14:val="none"/>
+        </w:rPr>
+        <w:t>6</w:t>
+      </w:r>
+      <w:r>
+        <w:rPr>
+          <w:rFonts w:cs="Times New Roman"/>
+          <w:sz w:val="28"/>
+          <w:szCs w:val="24"/>
+          <w:u w:val="single"/>
+          <w14:ligatures w14:val="none"/>
+        </w:rPr>
+        <w:t xml:space="preserve"> </w:t>
+      </w:r>
+      <w:r>
+        <w:rPr>
+          <w:rFonts w:hint="eastAsia" w:cs="Times New Roman"/>
+          <w:sz w:val="28"/>
+          <w:szCs w:val="24"/>
+          <w14:ligatures w14:val="none"/>
+        </w:rPr>
+        <w:t>月</w:t>
+      </w:r>
+      <w:r>
+        <w:rPr>
+          <w:rFonts w:cs="Times New Roman"/>
+          <w:sz w:val="28"/>
+          <w:szCs w:val="24"/>
+          <w:u w:val="single"/>
+          <w14:ligatures w14:val="none"/>
+        </w:rPr>
+        <w:t xml:space="preserve"> </w:t>
+      </w:r>
+      <w:r>
+        <w:rPr>
+          <w:rFonts w:hint="eastAsia" w:cs="Times New Roman"/>
+          <w:sz w:val="28"/>
+          <w:szCs w:val="24"/>
+          <w:u w:val="single"/>
+          <w:lang w:val="en-US" w:eastAsia="zh-CN"/>
+          <w14:ligatures w14:val="none"/>
+        </w:rPr>
+        <w:t>4</w:t>
+      </w:r>
+      <w:r>
+        <w:rPr>
+          <w:rFonts w:cs="Times New Roman"/>
+          <w:sz w:val="28"/>
+          <w:szCs w:val="24"/>
+          <w:u w:val="single"/>
+          <w14:ligatures w14:val="none"/>
+        </w:rPr>
+        <w:t xml:space="preserve"> </w:t>
       </w:r>
       <w:r>
         <w:rPr>
@@ -3747,15 +3769,15 @@
           <w:sz w:val="32"/>
         </w:rPr>
       </w:pPr>
-      <w:bookmarkStart w:id="7" w:name="_Toc48539452"/>
-      <w:bookmarkStart w:id="8" w:name="_Toc48539674"/>
-      <w:bookmarkStart w:id="9" w:name="_Toc48549548"/>
-      <w:bookmarkStart w:id="10" w:name="_Toc48538362"/>
+      <w:bookmarkStart w:id="7" w:name="_Toc48539674"/>
+      <w:bookmarkStart w:id="8" w:name="_Toc48549548"/>
+      <w:bookmarkStart w:id="9" w:name="_Toc48539230"/>
+      <w:bookmarkStart w:id="10" w:name="_Toc48549767"/>
       <w:bookmarkStart w:id="11" w:name="_Toc48537593"/>
-      <w:bookmarkStart w:id="12" w:name="_Toc48539230"/>
-      <w:bookmarkStart w:id="13" w:name="_Toc48549767"/>
-      <w:bookmarkStart w:id="14" w:name="_Toc48538139"/>
-      <w:bookmarkStart w:id="15" w:name="_Toc48539008"/>
+      <w:bookmarkStart w:id="12" w:name="_Toc48539008"/>
+      <w:bookmarkStart w:id="13" w:name="_Toc48539452"/>
+      <w:bookmarkStart w:id="14" w:name="_Toc48538362"/>
+      <w:bookmarkStart w:id="15" w:name="_Toc48538139"/>
       <w:bookmarkStart w:id="16" w:name="_Toc48549985"/>
       <w:r>
         <w:rPr>
@@ -4163,8 +4185,6 @@
         </w:rPr>
         <w:t>As mobile Internet apps increasingly support login, payment, and business transactions, account security has shifted from password checks to continuous assessment of the access environment. Risk-Based Authentication (RBA) evaluates risk using device, environment, and contextual information, reducing interruption in low-risk scenarios while triggering stronger authentication for suspicious access. However, in Hybrid Apps, a session spans the Android native layer, WebView host, and Web frontend. A single device fingerprint can be bypassed by forged scripts, headless browsers, emulators, or API replay, while server-side risk control introduces latency and privacy pressure.</w:t>
       </w:r>
-      <w:bookmarkStart w:id="147" w:name="_GoBack"/>
-      <w:bookmarkEnd w:id="147"/>
     </w:p>
     <w:p>
       <w:pPr>
@@ -8514,7 +8534,7 @@
           <w:sz w:val="24"/>
           <w:szCs w:val="24"/>
         </w:rPr>
-        <w:t>14</w:t>
+        <w:t>15</w:t>
       </w:r>
       <w:r>
         <w:rPr>
@@ -8950,7 +8970,7 @@
           <w:sz w:val="24"/>
           <w:szCs w:val="24"/>
         </w:rPr>
-        <w:t>15</w:t>
+        <w:t>16</w:t>
       </w:r>
       <w:r>
         <w:rPr>
@@ -9250,7 +9270,7 @@
           <w:sz w:val="24"/>
           <w:szCs w:val="24"/>
         </w:rPr>
-        <w:t>16</w:t>
+        <w:t>17</w:t>
       </w:r>
       <w:r>
         <w:rPr>
@@ -9652,7 +9672,7 @@
           <w:sz w:val="24"/>
           <w:szCs w:val="24"/>
         </w:rPr>
-        <w:t>17</w:t>
+        <w:t>18</w:t>
       </w:r>
       <w:r>
         <w:rPr>
@@ -10498,7 +10518,7 @@
           <w:sz w:val="24"/>
           <w:szCs w:val="24"/>
         </w:rPr>
-        <w:t>20</w:t>
+        <w:t>21</w:t>
       </w:r>
       <w:r>
         <w:rPr>
@@ -11060,7 +11080,7 @@
           <w:sz w:val="24"/>
           <w:szCs w:val="24"/>
         </w:rPr>
-        <w:t>21</w:t>
+        <w:t>22</w:t>
       </w:r>
       <w:r>
         <w:rPr>
@@ -12751,7 +12771,7 @@
           <w:sz w:val="24"/>
           <w:szCs w:val="24"/>
         </w:rPr>
-        <w:t>25</w:t>
+        <w:t>26</w:t>
       </w:r>
       <w:r>
         <w:rPr>
@@ -14275,7 +14295,7 @@
           <w:sz w:val="24"/>
           <w:szCs w:val="24"/>
         </w:rPr>
-        <w:t>29</w:t>
+        <w:t>30</w:t>
       </w:r>
       <w:r>
         <w:rPr>
@@ -16444,7 +16464,7 @@
           <w:sz w:val="24"/>
           <w:szCs w:val="24"/>
         </w:rPr>
-        <w:t>37</w:t>
+        <w:t>36</w:t>
       </w:r>
       <w:r>
         <w:rPr>
@@ -16746,11 +16766,6 @@
         <w:snapToGrid/>
         <w:spacing w:before="157" w:beforeLines="50" w:line="360" w:lineRule="auto"/>
         <w:textAlignment w:val="auto"/>
-        <w:rPr>
-          <w:rFonts w:ascii="Times New Roman" w:hAnsi="Times New Roman" w:eastAsia="Songti SC"/>
-          <w:sz w:val="24"/>
-          <w:szCs w:val="24"/>
-        </w:rPr>
       </w:pPr>
       <w:r>
         <w:rPr>
@@ -16775,26 +16790,6 @@
           <w:szCs w:val="24"/>
         </w:rPr>
         <w:fldChar w:fldCharType="separate"/>
-      </w:r>
-      <w:r>
-        <w:rPr>
-          <w:rFonts w:hint="default" w:ascii="Times New Roman Bold" w:hAnsi="Times New Roman Bold" w:eastAsia="Songti SC" w:cs="Times New Roman Bold"/>
-          <w:b/>
-          <w:bCs w:val="0"/>
-          <w:sz w:val="24"/>
-          <w:szCs w:val="24"/>
-          <w:lang w:val="en-US" w:eastAsia="zh-CN"/>
-        </w:rPr>
-        <w:t>5</w:t>
-      </w:r>
-      <w:r>
-        <w:rPr>
-          <w:rFonts w:hint="eastAsia" w:ascii="Times New Roman" w:hAnsi="Times New Roman" w:eastAsia="Songti SC"/>
-          <w:bCs/>
-          <w:sz w:val="24"/>
-          <w:szCs w:val="24"/>
-        </w:rPr>
-        <w:t xml:space="preserve">  </w:t>
       </w:r>
       <w:r>
         <w:rPr>
@@ -16803,7 +16798,7 @@
           <w:sz w:val="24"/>
           <w:szCs w:val="24"/>
         </w:rPr>
-        <w:t>结论与展望</w:t>
+        <w:t>结论</w:t>
       </w:r>
       <w:r>
         <w:rPr>
@@ -16844,387 +16839,6 @@
           <w:szCs w:val="24"/>
         </w:rPr>
         <w:t>38</w:t>
-      </w:r>
-      <w:r>
-        <w:rPr>
-          <w:rFonts w:ascii="Times New Roman" w:hAnsi="Times New Roman" w:eastAsia="Songti SC"/>
-          <w:sz w:val="24"/>
-          <w:szCs w:val="24"/>
-        </w:rPr>
-        <w:fldChar w:fldCharType="end"/>
-      </w:r>
-      <w:r>
-        <w:rPr>
-          <w:rFonts w:ascii="Times New Roman" w:hAnsi="Times New Roman" w:eastAsia="Songti SC"/>
-          <w:sz w:val="24"/>
-          <w:szCs w:val="24"/>
-        </w:rPr>
-        <w:fldChar w:fldCharType="end"/>
-      </w:r>
-    </w:p>
-    <w:p>
-      <w:pPr>
-        <w:pStyle w:val="29"/>
-        <w:keepNext w:val="0"/>
-        <w:keepLines w:val="0"/>
-        <w:pageBreakBefore w:val="0"/>
-        <w:widowControl w:val="0"/>
-        <w:tabs>
-          <w:tab w:val="right" w:leader="dot" w:pos="9072"/>
-        </w:tabs>
-        <w:kinsoku/>
-        <w:wordWrap/>
-        <w:overflowPunct/>
-        <w:topLinePunct w:val="0"/>
-        <w:autoSpaceDE/>
-        <w:autoSpaceDN/>
-        <w:bidi w:val="0"/>
-        <w:adjustRightInd/>
-        <w:snapToGrid/>
-        <w:spacing w:line="360" w:lineRule="auto"/>
-        <w:textAlignment w:val="auto"/>
-        <w:rPr>
-          <w:rFonts w:ascii="Times New Roman" w:hAnsi="Times New Roman" w:eastAsia="Songti SC"/>
-          <w:sz w:val="24"/>
-          <w:szCs w:val="24"/>
-        </w:rPr>
-      </w:pPr>
-      <w:r>
-        <w:rPr>
-          <w:rFonts w:ascii="Times New Roman" w:hAnsi="Times New Roman" w:eastAsia="Songti SC"/>
-          <w:sz w:val="24"/>
-          <w:szCs w:val="24"/>
-        </w:rPr>
-        <w:fldChar w:fldCharType="begin"/>
-      </w:r>
-      <w:r>
-        <w:rPr>
-          <w:rFonts w:ascii="Times New Roman" w:hAnsi="Times New Roman" w:eastAsia="Songti SC"/>
-          <w:sz w:val="24"/>
-          <w:szCs w:val="24"/>
-        </w:rPr>
-        <w:instrText xml:space="preserve"> HYPERLINK \l _Toc34589165 </w:instrText>
-      </w:r>
-      <w:r>
-        <w:rPr>
-          <w:rFonts w:ascii="Times New Roman" w:hAnsi="Times New Roman" w:eastAsia="Songti SC"/>
-          <w:sz w:val="24"/>
-          <w:szCs w:val="24"/>
-        </w:rPr>
-        <w:fldChar w:fldCharType="separate"/>
-      </w:r>
-      <w:r>
-        <w:rPr>
-          <w:rFonts w:hint="eastAsia" w:ascii="Times New Roman" w:hAnsi="Times New Roman" w:eastAsia="Songti SC"/>
-          <w:bCs/>
-          <w:sz w:val="24"/>
-          <w:szCs w:val="24"/>
-          <w:lang w:val="en-US" w:eastAsia="zh-CN"/>
-        </w:rPr>
-        <w:t>5.1</w:t>
-      </w:r>
-      <w:r>
-        <w:rPr>
-          <w:rFonts w:hint="eastAsia" w:ascii="Times New Roman" w:hAnsi="Times New Roman" w:eastAsia="Songti SC"/>
-          <w:bCs/>
-          <w:sz w:val="24"/>
-          <w:szCs w:val="24"/>
-        </w:rPr>
-        <w:t xml:space="preserve">  工作总结</w:t>
-      </w:r>
-      <w:r>
-        <w:rPr>
-          <w:rFonts w:ascii="Times New Roman" w:hAnsi="Times New Roman" w:eastAsia="Songti SC"/>
-          <w:sz w:val="24"/>
-          <w:szCs w:val="24"/>
-        </w:rPr>
-        <w:tab/>
-      </w:r>
-      <w:r>
-        <w:rPr>
-          <w:rFonts w:ascii="Times New Roman" w:hAnsi="Times New Roman" w:eastAsia="Songti SC"/>
-          <w:sz w:val="24"/>
-          <w:szCs w:val="24"/>
-        </w:rPr>
-        <w:fldChar w:fldCharType="begin"/>
-      </w:r>
-      <w:r>
-        <w:rPr>
-          <w:rFonts w:ascii="Times New Roman" w:hAnsi="Times New Roman" w:eastAsia="Songti SC"/>
-          <w:sz w:val="24"/>
-          <w:szCs w:val="24"/>
-        </w:rPr>
-        <w:instrText xml:space="preserve"> PAGEREF _Toc34589165 \h </w:instrText>
-      </w:r>
-      <w:r>
-        <w:rPr>
-          <w:rFonts w:ascii="Times New Roman" w:hAnsi="Times New Roman" w:eastAsia="Songti SC"/>
-          <w:sz w:val="24"/>
-          <w:szCs w:val="24"/>
-        </w:rPr>
-        <w:fldChar w:fldCharType="separate"/>
-      </w:r>
-      <w:r>
-        <w:rPr>
-          <w:rFonts w:ascii="Times New Roman" w:hAnsi="Times New Roman" w:eastAsia="Songti SC"/>
-          <w:sz w:val="24"/>
-          <w:szCs w:val="24"/>
-        </w:rPr>
-        <w:t>38</w:t>
-      </w:r>
-      <w:r>
-        <w:rPr>
-          <w:rFonts w:ascii="Times New Roman" w:hAnsi="Times New Roman" w:eastAsia="Songti SC"/>
-          <w:sz w:val="24"/>
-          <w:szCs w:val="24"/>
-        </w:rPr>
-        <w:fldChar w:fldCharType="end"/>
-      </w:r>
-      <w:r>
-        <w:rPr>
-          <w:rFonts w:ascii="Times New Roman" w:hAnsi="Times New Roman" w:eastAsia="Songti SC"/>
-          <w:sz w:val="24"/>
-          <w:szCs w:val="24"/>
-        </w:rPr>
-        <w:fldChar w:fldCharType="end"/>
-      </w:r>
-    </w:p>
-    <w:p>
-      <w:pPr>
-        <w:pStyle w:val="29"/>
-        <w:keepNext w:val="0"/>
-        <w:keepLines w:val="0"/>
-        <w:pageBreakBefore w:val="0"/>
-        <w:widowControl w:val="0"/>
-        <w:tabs>
-          <w:tab w:val="right" w:leader="dot" w:pos="9072"/>
-        </w:tabs>
-        <w:kinsoku/>
-        <w:wordWrap/>
-        <w:overflowPunct/>
-        <w:topLinePunct w:val="0"/>
-        <w:autoSpaceDE/>
-        <w:autoSpaceDN/>
-        <w:bidi w:val="0"/>
-        <w:adjustRightInd/>
-        <w:snapToGrid/>
-        <w:spacing w:line="360" w:lineRule="auto"/>
-        <w:textAlignment w:val="auto"/>
-        <w:rPr>
-          <w:rFonts w:ascii="Times New Roman" w:hAnsi="Times New Roman" w:eastAsia="Songti SC"/>
-          <w:sz w:val="24"/>
-          <w:szCs w:val="24"/>
-        </w:rPr>
-      </w:pPr>
-      <w:r>
-        <w:rPr>
-          <w:rFonts w:ascii="Times New Roman" w:hAnsi="Times New Roman" w:eastAsia="Songti SC"/>
-          <w:sz w:val="24"/>
-          <w:szCs w:val="24"/>
-        </w:rPr>
-        <w:fldChar w:fldCharType="begin"/>
-      </w:r>
-      <w:r>
-        <w:rPr>
-          <w:rFonts w:ascii="Times New Roman" w:hAnsi="Times New Roman" w:eastAsia="Songti SC"/>
-          <w:sz w:val="24"/>
-          <w:szCs w:val="24"/>
-        </w:rPr>
-        <w:instrText xml:space="preserve"> HYPERLINK \l _Toc553662131 </w:instrText>
-      </w:r>
-      <w:r>
-        <w:rPr>
-          <w:rFonts w:ascii="Times New Roman" w:hAnsi="Times New Roman" w:eastAsia="Songti SC"/>
-          <w:sz w:val="24"/>
-          <w:szCs w:val="24"/>
-        </w:rPr>
-        <w:fldChar w:fldCharType="separate"/>
-      </w:r>
-      <w:r>
-        <w:rPr>
-          <w:rFonts w:hint="eastAsia" w:ascii="Times New Roman" w:hAnsi="Times New Roman" w:eastAsia="Songti SC"/>
-          <w:bCs/>
-          <w:sz w:val="24"/>
-          <w:szCs w:val="24"/>
-          <w:lang w:val="en-US" w:eastAsia="zh-CN"/>
-        </w:rPr>
-        <w:t>5.2</w:t>
-      </w:r>
-      <w:r>
-        <w:rPr>
-          <w:rFonts w:hint="eastAsia" w:ascii="Times New Roman" w:hAnsi="Times New Roman" w:eastAsia="Songti SC"/>
-          <w:bCs/>
-          <w:sz w:val="24"/>
-          <w:szCs w:val="24"/>
-        </w:rPr>
-        <w:t xml:space="preserve">  实验结论</w:t>
-      </w:r>
-      <w:r>
-        <w:rPr>
-          <w:rFonts w:ascii="Times New Roman" w:hAnsi="Times New Roman" w:eastAsia="Songti SC"/>
-          <w:sz w:val="24"/>
-          <w:szCs w:val="24"/>
-        </w:rPr>
-        <w:tab/>
-      </w:r>
-      <w:r>
-        <w:rPr>
-          <w:rFonts w:ascii="Times New Roman" w:hAnsi="Times New Roman" w:eastAsia="Songti SC"/>
-          <w:sz w:val="24"/>
-          <w:szCs w:val="24"/>
-        </w:rPr>
-        <w:fldChar w:fldCharType="begin"/>
-      </w:r>
-      <w:r>
-        <w:rPr>
-          <w:rFonts w:ascii="Times New Roman" w:hAnsi="Times New Roman" w:eastAsia="Songti SC"/>
-          <w:sz w:val="24"/>
-          <w:szCs w:val="24"/>
-        </w:rPr>
-        <w:instrText xml:space="preserve"> PAGEREF _Toc553662131 \h </w:instrText>
-      </w:r>
-      <w:r>
-        <w:rPr>
-          <w:rFonts w:ascii="Times New Roman" w:hAnsi="Times New Roman" w:eastAsia="Songti SC"/>
-          <w:sz w:val="24"/>
-          <w:szCs w:val="24"/>
-        </w:rPr>
-        <w:fldChar w:fldCharType="separate"/>
-      </w:r>
-      <w:r>
-        <w:rPr>
-          <w:rFonts w:ascii="Times New Roman" w:hAnsi="Times New Roman" w:eastAsia="Songti SC"/>
-          <w:sz w:val="24"/>
-          <w:szCs w:val="24"/>
-        </w:rPr>
-        <w:t>39</w:t>
-      </w:r>
-      <w:r>
-        <w:rPr>
-          <w:rFonts w:ascii="Times New Roman" w:hAnsi="Times New Roman" w:eastAsia="Songti SC"/>
-          <w:sz w:val="24"/>
-          <w:szCs w:val="24"/>
-        </w:rPr>
-        <w:fldChar w:fldCharType="end"/>
-      </w:r>
-      <w:r>
-        <w:rPr>
-          <w:rFonts w:ascii="Times New Roman" w:hAnsi="Times New Roman" w:eastAsia="Songti SC"/>
-          <w:sz w:val="24"/>
-          <w:szCs w:val="24"/>
-        </w:rPr>
-        <w:fldChar w:fldCharType="end"/>
-      </w:r>
-    </w:p>
-    <w:p>
-      <w:pPr>
-        <w:pStyle w:val="29"/>
-        <w:keepNext w:val="0"/>
-        <w:keepLines w:val="0"/>
-        <w:pageBreakBefore w:val="0"/>
-        <w:widowControl w:val="0"/>
-        <w:tabs>
-          <w:tab w:val="right" w:leader="dot" w:pos="9072"/>
-        </w:tabs>
-        <w:kinsoku/>
-        <w:wordWrap/>
-        <w:overflowPunct/>
-        <w:topLinePunct w:val="0"/>
-        <w:autoSpaceDE/>
-        <w:autoSpaceDN/>
-        <w:bidi w:val="0"/>
-        <w:adjustRightInd/>
-        <w:snapToGrid/>
-        <w:spacing w:line="360" w:lineRule="auto"/>
-        <w:textAlignment w:val="auto"/>
-        <w:rPr>
-          <w:rFonts w:ascii="Times New Roman" w:hAnsi="Times New Roman" w:eastAsia="Songti SC"/>
-          <w:sz w:val="24"/>
-          <w:szCs w:val="24"/>
-        </w:rPr>
-      </w:pPr>
-      <w:r>
-        <w:rPr>
-          <w:rFonts w:ascii="Times New Roman" w:hAnsi="Times New Roman" w:eastAsia="Songti SC"/>
-          <w:sz w:val="24"/>
-          <w:szCs w:val="24"/>
-        </w:rPr>
-        <w:fldChar w:fldCharType="begin"/>
-      </w:r>
-      <w:r>
-        <w:rPr>
-          <w:rFonts w:ascii="Times New Roman" w:hAnsi="Times New Roman" w:eastAsia="Songti SC"/>
-          <w:sz w:val="24"/>
-          <w:szCs w:val="24"/>
-        </w:rPr>
-        <w:instrText xml:space="preserve"> HYPERLINK \l _Toc352793266 </w:instrText>
-      </w:r>
-      <w:r>
-        <w:rPr>
-          <w:rFonts w:ascii="Times New Roman" w:hAnsi="Times New Roman" w:eastAsia="Songti SC"/>
-          <w:sz w:val="24"/>
-          <w:szCs w:val="24"/>
-        </w:rPr>
-        <w:fldChar w:fldCharType="separate"/>
-      </w:r>
-      <w:r>
-        <w:rPr>
-          <w:rFonts w:hint="eastAsia" w:ascii="Times New Roman" w:hAnsi="Times New Roman" w:eastAsia="Songti SC"/>
-          <w:bCs/>
-          <w:sz w:val="24"/>
-          <w:szCs w:val="24"/>
-          <w:lang w:val="en-US" w:eastAsia="zh-CN"/>
-        </w:rPr>
-        <w:t>5.3</w:t>
-      </w:r>
-      <w:r>
-        <w:rPr>
-          <w:rFonts w:hint="eastAsia" w:ascii="Times New Roman" w:hAnsi="Times New Roman" w:eastAsia="Songti SC"/>
-          <w:bCs/>
-          <w:sz w:val="24"/>
-          <w:szCs w:val="24"/>
-        </w:rPr>
-        <w:t xml:space="preserve">  不足与展望</w:t>
-      </w:r>
-      <w:r>
-        <w:rPr>
-          <w:rFonts w:ascii="Times New Roman" w:hAnsi="Times New Roman" w:eastAsia="Songti SC"/>
-          <w:sz w:val="24"/>
-          <w:szCs w:val="24"/>
-        </w:rPr>
-        <w:tab/>
-      </w:r>
-      <w:r>
-        <w:rPr>
-          <w:rFonts w:ascii="Times New Roman" w:hAnsi="Times New Roman" w:eastAsia="Songti SC"/>
-          <w:sz w:val="24"/>
-          <w:szCs w:val="24"/>
-        </w:rPr>
-        <w:fldChar w:fldCharType="begin"/>
-      </w:r>
-      <w:r>
-        <w:rPr>
-          <w:rFonts w:ascii="Times New Roman" w:hAnsi="Times New Roman" w:eastAsia="Songti SC"/>
-          <w:sz w:val="24"/>
-          <w:szCs w:val="24"/>
-        </w:rPr>
-        <w:instrText xml:space="preserve"> PAGEREF _Toc352793266 \h </w:instrText>
-      </w:r>
-      <w:r>
-        <w:rPr>
-          <w:rFonts w:ascii="Times New Roman" w:hAnsi="Times New Roman" w:eastAsia="Songti SC"/>
-          <w:sz w:val="24"/>
-          <w:szCs w:val="24"/>
-        </w:rPr>
-        <w:fldChar w:fldCharType="separate"/>
-      </w:r>
-      <w:r>
-        <w:rPr>
-          <w:rFonts w:ascii="Times New Roman" w:hAnsi="Times New Roman" w:eastAsia="Songti SC"/>
-          <w:sz w:val="24"/>
-          <w:szCs w:val="24"/>
-        </w:rPr>
-        <w:t>39</w:t>
       </w:r>
       <w:r>
         <w:rPr>
@@ -17262,13 +16876,8 @@
         <w:bidi w:val="0"/>
         <w:adjustRightInd/>
         <w:snapToGrid/>
-        <w:spacing w:line="360" w:lineRule="auto"/>
+        <w:spacing w:before="157" w:beforeLines="50" w:line="360" w:lineRule="auto"/>
         <w:textAlignment w:val="auto"/>
-        <w:rPr>
-          <w:rFonts w:ascii="Times New Roman" w:hAnsi="Times New Roman" w:eastAsia="Songti SC"/>
-          <w:sz w:val="24"/>
-          <w:szCs w:val="24"/>
-        </w:rPr>
       </w:pPr>
       <w:r>
         <w:rPr>
@@ -17284,6 +16893,118 @@
           <w:sz w:val="24"/>
           <w:szCs w:val="24"/>
         </w:rPr>
+        <w:instrText xml:space="preserve"> HYPERLINK \l _Toc231481035 </w:instrText>
+      </w:r>
+      <w:r>
+        <w:rPr>
+          <w:rFonts w:ascii="Times New Roman" w:hAnsi="Times New Roman" w:eastAsia="Songti SC"/>
+          <w:sz w:val="24"/>
+          <w:szCs w:val="24"/>
+        </w:rPr>
+        <w:fldChar w:fldCharType="separate"/>
+      </w:r>
+      <w:r>
+        <w:rPr>
+          <w:rFonts w:hint="eastAsia" w:ascii="黑体" w:hAnsi="黑体" w:eastAsia="黑体" w:cs="黑体"/>
+          <w:bCs/>
+          <w:sz w:val="24"/>
+          <w:szCs w:val="24"/>
+        </w:rPr>
+        <w:t>致谢</w:t>
+      </w:r>
+      <w:r>
+        <w:rPr>
+          <w:rFonts w:ascii="Times New Roman" w:hAnsi="Times New Roman" w:eastAsia="Songti SC"/>
+          <w:sz w:val="24"/>
+          <w:szCs w:val="24"/>
+        </w:rPr>
+        <w:tab/>
+      </w:r>
+      <w:r>
+        <w:rPr>
+          <w:rFonts w:ascii="Times New Roman" w:hAnsi="Times New Roman" w:eastAsia="Songti SC"/>
+          <w:sz w:val="24"/>
+          <w:szCs w:val="24"/>
+        </w:rPr>
+        <w:fldChar w:fldCharType="begin"/>
+      </w:r>
+      <w:r>
+        <w:rPr>
+          <w:rFonts w:ascii="Times New Roman" w:hAnsi="Times New Roman" w:eastAsia="Songti SC"/>
+          <w:sz w:val="24"/>
+          <w:szCs w:val="24"/>
+        </w:rPr>
+        <w:instrText xml:space="preserve"> PAGEREF _Toc231481035 \h </w:instrText>
+      </w:r>
+      <w:r>
+        <w:rPr>
+          <w:rFonts w:ascii="Times New Roman" w:hAnsi="Times New Roman" w:eastAsia="Songti SC"/>
+          <w:sz w:val="24"/>
+          <w:szCs w:val="24"/>
+        </w:rPr>
+        <w:fldChar w:fldCharType="separate"/>
+      </w:r>
+      <w:r>
+        <w:rPr>
+          <w:rFonts w:ascii="Times New Roman" w:hAnsi="Times New Roman" w:eastAsia="Songti SC"/>
+          <w:sz w:val="24"/>
+          <w:szCs w:val="24"/>
+        </w:rPr>
+        <w:t>41</w:t>
+      </w:r>
+      <w:r>
+        <w:rPr>
+          <w:rFonts w:ascii="Times New Roman" w:hAnsi="Times New Roman" w:eastAsia="Songti SC"/>
+          <w:sz w:val="24"/>
+          <w:szCs w:val="24"/>
+        </w:rPr>
+        <w:fldChar w:fldCharType="end"/>
+      </w:r>
+      <w:r>
+        <w:rPr>
+          <w:rFonts w:ascii="Times New Roman" w:hAnsi="Times New Roman" w:eastAsia="Songti SC"/>
+          <w:sz w:val="24"/>
+          <w:szCs w:val="24"/>
+        </w:rPr>
+        <w:fldChar w:fldCharType="end"/>
+      </w:r>
+    </w:p>
+    <w:p>
+      <w:pPr>
+        <w:pStyle w:val="25"/>
+        <w:keepNext w:val="0"/>
+        <w:keepLines w:val="0"/>
+        <w:pageBreakBefore w:val="0"/>
+        <w:widowControl w:val="0"/>
+        <w:tabs>
+          <w:tab w:val="right" w:leader="dot" w:pos="9072"/>
+        </w:tabs>
+        <w:kinsoku/>
+        <w:wordWrap/>
+        <w:overflowPunct/>
+        <w:topLinePunct w:val="0"/>
+        <w:autoSpaceDE/>
+        <w:autoSpaceDN/>
+        <w:bidi w:val="0"/>
+        <w:adjustRightInd/>
+        <w:snapToGrid/>
+        <w:spacing w:before="157" w:beforeLines="50" w:line="360" w:lineRule="auto"/>
+        <w:textAlignment w:val="auto"/>
+      </w:pPr>
+      <w:r>
+        <w:rPr>
+          <w:rFonts w:ascii="Times New Roman" w:hAnsi="Times New Roman" w:eastAsia="Songti SC"/>
+          <w:sz w:val="24"/>
+          <w:szCs w:val="24"/>
+        </w:rPr>
+        <w:fldChar w:fldCharType="begin"/>
+      </w:r>
+      <w:r>
+        <w:rPr>
+          <w:rFonts w:ascii="Times New Roman" w:hAnsi="Times New Roman" w:eastAsia="Songti SC"/>
+          <w:sz w:val="24"/>
+          <w:szCs w:val="24"/>
+        </w:rPr>
         <w:instrText xml:space="preserve"> HYPERLINK \l _Toc194072295 </w:instrText>
       </w:r>
       <w:r>
@@ -17297,6 +17018,7 @@
       <w:r>
         <w:rPr>
           <w:rFonts w:hint="eastAsia" w:ascii="黑体" w:hAnsi="黑体" w:eastAsia="黑体" w:cs="黑体"/>
+          <w:bCs/>
           <w:sz w:val="24"/>
           <w:szCs w:val="24"/>
         </w:rPr>
@@ -17340,7 +17062,7 @@
           <w:sz w:val="24"/>
           <w:szCs w:val="24"/>
         </w:rPr>
-        <w:t>41</w:t>
+        <w:t>42</w:t>
       </w:r>
       <w:r>
         <w:rPr>
@@ -20465,38 +20187,45 @@
     <w:p>
       <w:pPr>
         <w:pStyle w:val="2"/>
-        <w:pageBreakBefore w:val="0"/>
+        <w:keepNext/>
+        <w:keepLines/>
+        <w:pageBreakBefore/>
+        <w:widowControl w:val="0"/>
+        <w:numPr>
+          <w:ilvl w:val="0"/>
+          <w:numId w:val="0"/>
+        </w:numPr>
         <w:kinsoku/>
-        <w:wordWrap w:val="0"/>
+        <w:wordWrap/>
         <w:overflowPunct/>
         <w:topLinePunct w:val="0"/>
+        <w:autoSpaceDE/>
+        <w:autoSpaceDN/>
         <w:bidi w:val="0"/>
+        <w:adjustRightInd/>
+        <w:snapToGrid/>
+        <w:spacing w:before="500" w:after="500" w:line="480" w:lineRule="auto"/>
         <w:textAlignment w:val="auto"/>
         <w:rPr>
+          <w:rFonts w:hint="eastAsia" w:asciiTheme="minorHAnsi" w:hAnsiTheme="minorHAnsi" w:cstheme="minorBidi"/>
           <w:b w:val="0"/>
           <w:bCs/>
           <w:sz w:val="32"/>
+          <w:szCs w:val="44"/>
+          <w:lang w:val="en-US" w:eastAsia="zh-CN"/>
         </w:rPr>
       </w:pPr>
       <w:bookmarkStart w:id="27" w:name="_Toc1572907145"/>
       <w:r>
         <w:rPr>
-          <w:rFonts w:hint="eastAsia"/>
+          <w:rFonts w:hint="eastAsia" w:asciiTheme="minorHAnsi" w:hAnsiTheme="minorHAnsi" w:cstheme="minorBidi"/>
           <w:b w:val="0"/>
           <w:bCs/>
           <w:sz w:val="32"/>
-          <w:lang w:val="en-US" w:eastAsia="zh-CN"/>
-        </w:rPr>
-        <w:t>2</w:t>
-      </w:r>
-      <w:r>
-        <w:rPr>
-          <w:rFonts w:hint="eastAsia"/>
-          <w:b w:val="0"/>
-          <w:bCs/>
-          <w:sz w:val="32"/>
-        </w:rPr>
-        <w:t xml:space="preserve">  系统设计与总体架构</w:t>
+          <w:szCs w:val="44"/>
+          <w:lang w:val="en-US" w:eastAsia="zh-CN"/>
+        </w:rPr>
+        <w:t>2  系统设计与总体架构</w:t>
       </w:r>
       <w:bookmarkEnd w:id="27"/>
     </w:p>
@@ -23329,6 +23058,11 @@
         <w:spacing w:line="360" w:lineRule="auto"/>
         <w:ind w:firstLine="480" w:firstLineChars="200"/>
         <w:textAlignment w:val="auto"/>
+        <w:rPr>
+          <w:rFonts w:hint="eastAsia"/>
+          <w:sz w:val="24"/>
+          <w:lang w:val="en-US" w:eastAsia="zh-CN"/>
+        </w:rPr>
       </w:pPr>
       <w:r>
         <w:rPr>
@@ -23338,38 +23072,109 @@
         </w:rPr>
         <w:t>本章围绕HybridGuard的系统设计进行了说明。首先明确了系统的设计目标，包括三端融合一致性、无感采集、语义规则化、端侧闭环、可扩展和可复现。随后从功能需求和非功能需求两方面分析了系统需要支持的三端采集、会话合并、规则知识库、风险标签生成、端侧评分和实验分析能力。接着给出了系统总体架构，将系统划分为采集层、服务与数据层、规则与训练层和端侧评分层。最后，本章分别描述了离线标注训练链路、端侧评分运行链路和跨层一致性分析流程，为下一章关键模块的设计与实现奠定基础。</w:t>
       </w:r>
-    </w:p>
-    <w:p>
-      <w:pPr>
-        <w:pStyle w:val="2"/>
+      <w:bookmarkStart w:id="46" w:name="_1059568143"/>
+      <w:bookmarkEnd w:id="46"/>
+      <w:bookmarkStart w:id="47" w:name="_1059567928"/>
+      <w:bookmarkEnd w:id="47"/>
+      <w:bookmarkStart w:id="48" w:name="_1059568120"/>
+      <w:bookmarkEnd w:id="48"/>
+      <w:bookmarkStart w:id="49" w:name="_Toc1239525048"/>
+      <w:bookmarkStart w:id="50" w:name="_Toc41298870"/>
+      <w:bookmarkStart w:id="51" w:name="_Toc483229623"/>
+    </w:p>
+    <w:p>
+      <w:pPr>
         <w:pageBreakBefore w:val="0"/>
         <w:kinsoku/>
         <w:wordWrap w:val="0"/>
         <w:overflowPunct/>
         <w:topLinePunct w:val="0"/>
         <w:bidi w:val="0"/>
+        <w:spacing w:line="360" w:lineRule="auto"/>
+        <w:ind w:firstLine="480" w:firstLineChars="200"/>
         <w:textAlignment w:val="auto"/>
         <w:rPr>
+          <w:rFonts w:hint="eastAsia"/>
+          <w:sz w:val="24"/>
+          <w:lang w:val="en-US" w:eastAsia="zh-CN"/>
+        </w:rPr>
+      </w:pPr>
+    </w:p>
+    <w:p>
+      <w:pPr>
+        <w:pageBreakBefore w:val="0"/>
+        <w:kinsoku/>
+        <w:wordWrap w:val="0"/>
+        <w:overflowPunct/>
+        <w:topLinePunct w:val="0"/>
+        <w:bidi w:val="0"/>
+        <w:spacing w:line="360" w:lineRule="auto"/>
+        <w:ind w:firstLine="480" w:firstLineChars="200"/>
+        <w:textAlignment w:val="auto"/>
+        <w:rPr>
+          <w:rFonts w:hint="eastAsia"/>
+          <w:sz w:val="24"/>
+          <w:lang w:val="en-US" w:eastAsia="zh-CN"/>
+        </w:rPr>
+      </w:pPr>
+    </w:p>
+    <w:p>
+      <w:pPr>
+        <w:pageBreakBefore w:val="0"/>
+        <w:kinsoku/>
+        <w:wordWrap w:val="0"/>
+        <w:overflowPunct/>
+        <w:topLinePunct w:val="0"/>
+        <w:bidi w:val="0"/>
+        <w:spacing w:line="360" w:lineRule="auto"/>
+        <w:ind w:firstLine="480" w:firstLineChars="200"/>
+        <w:textAlignment w:val="auto"/>
+        <w:rPr>
+          <w:rFonts w:hint="eastAsia"/>
+          <w:sz w:val="24"/>
+          <w:lang w:val="en-US" w:eastAsia="zh-CN"/>
+        </w:rPr>
+      </w:pPr>
+    </w:p>
+    <w:p>
+      <w:pPr>
+        <w:pStyle w:val="2"/>
+        <w:keepNext/>
+        <w:keepLines/>
+        <w:pageBreakBefore/>
+        <w:widowControl w:val="0"/>
+        <w:numPr>
+          <w:ilvl w:val="0"/>
+          <w:numId w:val="0"/>
+        </w:numPr>
+        <w:kinsoku/>
+        <w:wordWrap/>
+        <w:overflowPunct/>
+        <w:topLinePunct w:val="0"/>
+        <w:autoSpaceDE/>
+        <w:autoSpaceDN/>
+        <w:bidi w:val="0"/>
+        <w:adjustRightInd/>
+        <w:snapToGrid/>
+        <w:spacing w:before="500" w:after="500" w:line="480" w:lineRule="auto"/>
+        <w:textAlignment w:val="auto"/>
+        <w:rPr>
+          <w:rFonts w:hint="eastAsia" w:asciiTheme="minorHAnsi" w:hAnsiTheme="minorHAnsi" w:cstheme="minorBidi"/>
           <w:b w:val="0"/>
           <w:bCs/>
           <w:sz w:val="32"/>
-        </w:rPr>
-      </w:pPr>
-      <w:bookmarkStart w:id="46" w:name="_1059568143"/>
-      <w:bookmarkEnd w:id="46"/>
-      <w:bookmarkStart w:id="47" w:name="_1059568120"/>
-      <w:bookmarkEnd w:id="47"/>
-      <w:bookmarkStart w:id="48" w:name="_1059567928"/>
-      <w:bookmarkEnd w:id="48"/>
-      <w:bookmarkStart w:id="49" w:name="_Toc1239525048"/>
-      <w:bookmarkStart w:id="50" w:name="_Toc483229623"/>
-      <w:bookmarkStart w:id="51" w:name="_Toc41298870"/>
-      <w:r>
-        <w:rPr>
-          <w:rFonts w:hint="eastAsia"/>
+          <w:szCs w:val="44"/>
+          <w:lang w:val="en-US" w:eastAsia="zh-CN"/>
+        </w:rPr>
+      </w:pPr>
+      <w:r>
+        <w:rPr>
+          <w:rFonts w:hint="eastAsia" w:asciiTheme="minorHAnsi" w:hAnsiTheme="minorHAnsi" w:cstheme="minorBidi"/>
           <w:b w:val="0"/>
           <w:bCs/>
           <w:sz w:val="32"/>
+          <w:szCs w:val="44"/>
+          <w:lang w:val="en-US" w:eastAsia="zh-CN"/>
         </w:rPr>
         <w:t>3  关键模块设计与实现</w:t>
       </w:r>
@@ -23576,7 +23381,7 @@
           <w:sz w:val="24"/>
           <w:lang w:val="en-US" w:eastAsia="zh-CN"/>
         </w:rPr>
-        <w:t>如下表3.1所示。</w:t>
+        <w:t>如表3.1所示。</w:t>
       </w:r>
     </w:p>
     <w:p>
@@ -23666,9 +23471,9 @@
         </w:tblCellMar>
       </w:tblPr>
       <w:tblGrid>
-        <w:gridCol w:w="1815"/>
-        <w:gridCol w:w="5400"/>
-        <w:gridCol w:w="1785"/>
+        <w:gridCol w:w="1446"/>
+        <w:gridCol w:w="5169"/>
+        <w:gridCol w:w="2385"/>
       </w:tblGrid>
       <w:tr>
         <w:trPr>
@@ -23676,7 +23481,7 @@
         </w:trPr>
         <w:tc>
           <w:tcPr>
-            <w:tcW w:w="1815" w:type="dxa"/>
+            <w:tcW w:w="1446" w:type="dxa"/>
             <w:tcBorders>
               <w:left w:val="nil"/>
               <w:bottom w:val="single" w:color="auto" w:sz="4" w:space="0"/>
@@ -23721,7 +23526,7 @@
         </w:tc>
         <w:tc>
           <w:tcPr>
-            <w:tcW w:w="5400" w:type="dxa"/>
+            <w:tcW w:w="5169" w:type="dxa"/>
             <w:tcBorders>
               <w:left w:val="single" w:color="auto" w:sz="4" w:space="0"/>
               <w:bottom w:val="single" w:color="auto" w:sz="4" w:space="0"/>
@@ -23758,7 +23563,7 @@
         </w:tc>
         <w:tc>
           <w:tcPr>
-            <w:tcW w:w="1785" w:type="dxa"/>
+            <w:tcW w:w="2385" w:type="dxa"/>
             <w:tcBorders>
               <w:left w:val="single" w:color="auto" w:sz="4" w:space="0"/>
               <w:bottom w:val="single" w:color="auto" w:sz="4" w:space="0"/>
@@ -23801,8 +23606,7 @@
         </w:trPr>
         <w:tc>
           <w:tcPr>
-            <w:tcW w:w="1815" w:type="dxa"/>
-            <w:vMerge w:val="restart"/>
+            <w:tcW w:w="1446" w:type="dxa"/>
             <w:tcBorders>
               <w:top w:val="single" w:color="auto" w:sz="4" w:space="0"/>
               <w:left w:val="nil"/>
@@ -23837,8 +23641,7 @@
         </w:tc>
         <w:tc>
           <w:tcPr>
-            <w:tcW w:w="5400" w:type="dxa"/>
-            <w:vMerge w:val="restart"/>
+            <w:tcW w:w="5169" w:type="dxa"/>
             <w:tcBorders>
               <w:top w:val="single" w:color="auto" w:sz="4" w:space="0"/>
               <w:left w:val="single" w:color="auto" w:sz="4" w:space="0"/>
@@ -23873,7 +23676,7 @@
         </w:tc>
         <w:tc>
           <w:tcPr>
-            <w:tcW w:w="1785" w:type="dxa"/>
+            <w:tcW w:w="2385" w:type="dxa"/>
             <w:tcBorders>
               <w:top w:val="single" w:color="auto" w:sz="4" w:space="0"/>
               <w:left w:val="single" w:color="auto" w:sz="4" w:space="0"/>
@@ -23914,7 +23717,7 @@
         </w:trPr>
         <w:tc>
           <w:tcPr>
-            <w:tcW w:w="1815" w:type="dxa"/>
+            <w:tcW w:w="1446" w:type="dxa"/>
             <w:tcBorders>
               <w:top w:val="single" w:color="auto" w:sz="4" w:space="0"/>
               <w:left w:val="nil"/>
@@ -23950,7 +23753,7 @@
         </w:tc>
         <w:tc>
           <w:tcPr>
-            <w:tcW w:w="5400" w:type="dxa"/>
+            <w:tcW w:w="5169" w:type="dxa"/>
             <w:tcBorders>
               <w:top w:val="single" w:color="auto" w:sz="4" w:space="0"/>
               <w:left w:val="single" w:color="auto" w:sz="4" w:space="0"/>
@@ -23985,7 +23788,7 @@
         </w:tc>
         <w:tc>
           <w:tcPr>
-            <w:tcW w:w="1785" w:type="dxa"/>
+            <w:tcW w:w="2385" w:type="dxa"/>
             <w:tcBorders>
               <w:top w:val="single" w:color="auto" w:sz="4" w:space="0"/>
               <w:left w:val="single" w:color="auto" w:sz="4" w:space="0"/>
@@ -24026,7 +23829,7 @@
         </w:trPr>
         <w:tc>
           <w:tcPr>
-            <w:tcW w:w="1815" w:type="dxa"/>
+            <w:tcW w:w="1446" w:type="dxa"/>
             <w:tcBorders>
               <w:top w:val="single" w:color="auto" w:sz="4" w:space="0"/>
               <w:left w:val="nil"/>
@@ -24064,7 +23867,7 @@
         </w:tc>
         <w:tc>
           <w:tcPr>
-            <w:tcW w:w="5400" w:type="dxa"/>
+            <w:tcW w:w="5169" w:type="dxa"/>
             <w:tcBorders>
               <w:top w:val="single" w:color="auto" w:sz="4" w:space="0"/>
               <w:left w:val="single" w:color="auto" w:sz="4" w:space="0"/>
@@ -24100,7 +23903,7 @@
         </w:tc>
         <w:tc>
           <w:tcPr>
-            <w:tcW w:w="1785" w:type="dxa"/>
+            <w:tcW w:w="2385" w:type="dxa"/>
             <w:tcBorders>
               <w:top w:val="single" w:color="auto" w:sz="4" w:space="0"/>
               <w:left w:val="single" w:color="auto" w:sz="4" w:space="0"/>
@@ -24142,7 +23945,7 @@
         </w:trPr>
         <w:tc>
           <w:tcPr>
-            <w:tcW w:w="1815" w:type="dxa"/>
+            <w:tcW w:w="1446" w:type="dxa"/>
             <w:tcBorders>
               <w:top w:val="single" w:color="auto" w:sz="4" w:space="0"/>
               <w:left w:val="nil"/>
@@ -24180,7 +23983,7 @@
         </w:tc>
         <w:tc>
           <w:tcPr>
-            <w:tcW w:w="5400" w:type="dxa"/>
+            <w:tcW w:w="5169" w:type="dxa"/>
             <w:tcBorders>
               <w:top w:val="single" w:color="auto" w:sz="4" w:space="0"/>
               <w:left w:val="single" w:color="auto" w:sz="4" w:space="0"/>
@@ -24216,7 +24019,7 @@
         </w:tc>
         <w:tc>
           <w:tcPr>
-            <w:tcW w:w="1785" w:type="dxa"/>
+            <w:tcW w:w="2385" w:type="dxa"/>
             <w:tcBorders>
               <w:top w:val="single" w:color="auto" w:sz="4" w:space="0"/>
               <w:left w:val="single" w:color="auto" w:sz="4" w:space="0"/>
@@ -24259,7 +24062,7 @@
         </w:trPr>
         <w:tc>
           <w:tcPr>
-            <w:tcW w:w="1815" w:type="dxa"/>
+            <w:tcW w:w="1446" w:type="dxa"/>
             <w:tcBorders>
               <w:top w:val="single" w:color="auto" w:sz="4" w:space="0"/>
               <w:left w:val="nil"/>
@@ -24297,7 +24100,7 @@
         </w:tc>
         <w:tc>
           <w:tcPr>
-            <w:tcW w:w="5400" w:type="dxa"/>
+            <w:tcW w:w="5169" w:type="dxa"/>
             <w:tcBorders>
               <w:top w:val="single" w:color="auto" w:sz="4" w:space="0"/>
               <w:left w:val="single" w:color="auto" w:sz="4" w:space="0"/>
@@ -24333,7 +24136,7 @@
         </w:tc>
         <w:tc>
           <w:tcPr>
-            <w:tcW w:w="1785" w:type="dxa"/>
+            <w:tcW w:w="2385" w:type="dxa"/>
             <w:tcBorders>
               <w:top w:val="single" w:color="auto" w:sz="4" w:space="0"/>
               <w:left w:val="single" w:color="auto" w:sz="4" w:space="0"/>
@@ -24375,7 +24178,7 @@
         </w:trPr>
         <w:tc>
           <w:tcPr>
-            <w:tcW w:w="1815" w:type="dxa"/>
+            <w:tcW w:w="1446" w:type="dxa"/>
             <w:tcBorders>
               <w:top w:val="single" w:color="auto" w:sz="4" w:space="0"/>
               <w:left w:val="nil"/>
@@ -24412,7 +24215,7 @@
         </w:tc>
         <w:tc>
           <w:tcPr>
-            <w:tcW w:w="5400" w:type="dxa"/>
+            <w:tcW w:w="5169" w:type="dxa"/>
             <w:tcBorders>
               <w:top w:val="single" w:color="auto" w:sz="4" w:space="0"/>
               <w:left w:val="single" w:color="auto" w:sz="4" w:space="0"/>
@@ -24447,7 +24250,7 @@
         </w:tc>
         <w:tc>
           <w:tcPr>
-            <w:tcW w:w="1785" w:type="dxa"/>
+            <w:tcW w:w="2385" w:type="dxa"/>
             <w:tcBorders>
               <w:top w:val="single" w:color="auto" w:sz="4" w:space="0"/>
               <w:left w:val="single" w:color="auto" w:sz="4" w:space="0"/>
@@ -25996,75 +25799,34 @@
         <w:ind w:firstLine="480" w:firstLineChars="200"/>
         <w:textAlignment w:val="auto"/>
         <w:rPr>
-          <w:rFonts w:hint="eastAsia"/>
-          <w:sz w:val="24"/>
-        </w:rPr>
-      </w:pPr>
-      <w:r>
-        <w:rPr>
-          <w:rFonts w:hint="eastAsia"/>
-          <w:sz w:val="24"/>
-          <w:lang w:val="en-US" w:eastAsia="zh-CN"/>
-        </w:rPr>
-        <w:t>下</w:t>
-      </w:r>
-      <w:r>
-        <w:rPr>
-          <w:rFonts w:hint="eastAsia"/>
-          <w:sz w:val="24"/>
-        </w:rPr>
-        <w:t>表</w:t>
-      </w:r>
-      <w:r>
-        <w:rPr>
-          <w:rFonts w:hint="eastAsia"/>
-          <w:sz w:val="24"/>
-          <w:lang w:val="en-US" w:eastAsia="zh-CN"/>
-        </w:rPr>
-        <w:t>3.</w:t>
-      </w:r>
-      <w:r>
-        <w:rPr>
-          <w:rFonts w:hint="eastAsia"/>
-          <w:sz w:val="24"/>
-        </w:rPr>
-        <w:t>2给出本文系统中具有代表性的规则类型。表中既包括跨层一致性规则，也包括风险场景判定规则和容错规则。</w:t>
-      </w:r>
-    </w:p>
-    <w:p>
-      <w:pPr>
-        <w:pageBreakBefore w:val="0"/>
-        <w:kinsoku/>
-        <w:wordWrap w:val="0"/>
-        <w:overflowPunct/>
-        <w:topLinePunct w:val="0"/>
-        <w:bidi w:val="0"/>
-        <w:spacing w:line="360" w:lineRule="auto"/>
-        <w:ind w:firstLine="480" w:firstLineChars="200"/>
-        <w:textAlignment w:val="auto"/>
-        <w:rPr>
-          <w:rFonts w:hint="eastAsia"/>
-          <w:sz w:val="24"/>
-        </w:rPr>
-      </w:pPr>
-    </w:p>
-    <w:p>
-      <w:pPr>
-        <w:pageBreakBefore w:val="0"/>
-        <w:kinsoku/>
-        <w:wordWrap w:val="0"/>
-        <w:overflowPunct/>
-        <w:topLinePunct w:val="0"/>
-        <w:bidi w:val="0"/>
-        <w:jc w:val="center"/>
-        <w:textAlignment w:val="auto"/>
-        <w:rPr>
           <w:rFonts w:hint="eastAsia" w:eastAsia="黑体"/>
           <w:b/>
           <w:bCs/>
           <w:sz w:val="21"/>
         </w:rPr>
       </w:pPr>
+      <w:r>
+        <w:rPr>
+          <w:rFonts w:hint="eastAsia"/>
+          <w:sz w:val="24"/>
+        </w:rPr>
+        <w:t>表</w:t>
+      </w:r>
+      <w:r>
+        <w:rPr>
+          <w:rFonts w:hint="eastAsia"/>
+          <w:sz w:val="24"/>
+          <w:lang w:val="en-US" w:eastAsia="zh-CN"/>
+        </w:rPr>
+        <w:t>3.</w:t>
+      </w:r>
+      <w:r>
+        <w:rPr>
+          <w:rFonts w:hint="eastAsia"/>
+          <w:sz w:val="24"/>
+        </w:rPr>
+        <w:t>2给出本文系统中具有代表性的规则类型。表中既包括跨层一致性规则，也包括风险场景判定规则和容错规则。</w:t>
+      </w:r>
     </w:p>
     <w:p>
       <w:pPr>
@@ -27943,7 +27705,7 @@
           <w:sz w:val="24"/>
           <w:lang w:val="en-US" w:eastAsia="zh-CN"/>
         </w:rPr>
-        <w:t>当前仓库中的主要数据文件如下表3</w:t>
+        <w:t>当前仓库中的主要数据文件如表3</w:t>
       </w:r>
       <w:r>
         <w:rPr>
@@ -28049,9 +27811,9 @@
         </w:tblCellMar>
       </w:tblPr>
       <w:tblGrid>
-        <w:gridCol w:w="3542"/>
-        <w:gridCol w:w="3011"/>
-        <w:gridCol w:w="2626"/>
+        <w:gridCol w:w="3946"/>
+        <w:gridCol w:w="1683"/>
+        <w:gridCol w:w="3550"/>
       </w:tblGrid>
       <w:tr>
         <w:trPr>
@@ -28059,7 +27821,7 @@
         </w:trPr>
         <w:tc>
           <w:tcPr>
-            <w:tcW w:w="3542" w:type="dxa"/>
+            <w:tcW w:w="3946" w:type="dxa"/>
             <w:tcBorders>
               <w:left w:val="nil"/>
               <w:bottom w:val="single" w:color="auto" w:sz="4" w:space="0"/>
@@ -28096,7 +27858,7 @@
         </w:tc>
         <w:tc>
           <w:tcPr>
-            <w:tcW w:w="3011" w:type="dxa"/>
+            <w:tcW w:w="1683" w:type="dxa"/>
             <w:tcBorders>
               <w:left w:val="single" w:color="auto" w:sz="4" w:space="0"/>
               <w:bottom w:val="single" w:color="auto" w:sz="4" w:space="0"/>
@@ -28133,7 +27895,7 @@
         </w:tc>
         <w:tc>
           <w:tcPr>
-            <w:tcW w:w="2626" w:type="dxa"/>
+            <w:tcW w:w="3550" w:type="dxa"/>
             <w:tcBorders>
               <w:left w:val="single" w:color="auto" w:sz="4" w:space="0"/>
               <w:bottom w:val="single" w:color="auto" w:sz="4" w:space="0"/>
@@ -28176,7 +27938,7 @@
         </w:trPr>
         <w:tc>
           <w:tcPr>
-            <w:tcW w:w="3542" w:type="dxa"/>
+            <w:tcW w:w="3946" w:type="dxa"/>
             <w:tcBorders>
               <w:top w:val="single" w:color="auto" w:sz="4" w:space="0"/>
               <w:left w:val="nil"/>
@@ -28213,7 +27975,7 @@
         </w:tc>
         <w:tc>
           <w:tcPr>
-            <w:tcW w:w="3011" w:type="dxa"/>
+            <w:tcW w:w="1683" w:type="dxa"/>
             <w:tcBorders>
               <w:top w:val="single" w:color="auto" w:sz="4" w:space="0"/>
               <w:left w:val="single" w:color="auto" w:sz="4" w:space="0"/>
@@ -28253,7 +28015,7 @@
         </w:tc>
         <w:tc>
           <w:tcPr>
-            <w:tcW w:w="2626" w:type="dxa"/>
+            <w:tcW w:w="3550" w:type="dxa"/>
             <w:tcBorders>
               <w:top w:val="single" w:color="auto" w:sz="4" w:space="0"/>
               <w:left w:val="single" w:color="auto" w:sz="4" w:space="0"/>
@@ -28297,7 +28059,7 @@
         </w:trPr>
         <w:tc>
           <w:tcPr>
-            <w:tcW w:w="3542" w:type="dxa"/>
+            <w:tcW w:w="3946" w:type="dxa"/>
             <w:tcBorders>
               <w:top w:val="single" w:color="auto" w:sz="4" w:space="0"/>
               <w:left w:val="nil"/>
@@ -28334,7 +28096,7 @@
         </w:tc>
         <w:tc>
           <w:tcPr>
-            <w:tcW w:w="3011" w:type="dxa"/>
+            <w:tcW w:w="1683" w:type="dxa"/>
             <w:tcBorders>
               <w:top w:val="single" w:color="auto" w:sz="4" w:space="0"/>
               <w:left w:val="single" w:color="auto" w:sz="4" w:space="0"/>
@@ -28374,7 +28136,7 @@
         </w:tc>
         <w:tc>
           <w:tcPr>
-            <w:tcW w:w="2626" w:type="dxa"/>
+            <w:tcW w:w="3550" w:type="dxa"/>
             <w:tcBorders>
               <w:top w:val="single" w:color="auto" w:sz="4" w:space="0"/>
               <w:left w:val="single" w:color="auto" w:sz="4" w:space="0"/>
@@ -28418,7 +28180,7 @@
         </w:trPr>
         <w:tc>
           <w:tcPr>
-            <w:tcW w:w="3542" w:type="dxa"/>
+            <w:tcW w:w="3946" w:type="dxa"/>
             <w:tcBorders>
               <w:top w:val="single" w:color="auto" w:sz="4" w:space="0"/>
               <w:left w:val="nil"/>
@@ -28456,7 +28218,7 @@
         </w:tc>
         <w:tc>
           <w:tcPr>
-            <w:tcW w:w="3011" w:type="dxa"/>
+            <w:tcW w:w="1683" w:type="dxa"/>
             <w:tcBorders>
               <w:top w:val="single" w:color="auto" w:sz="4" w:space="0"/>
               <w:left w:val="single" w:color="auto" w:sz="4" w:space="0"/>
@@ -28496,7 +28258,7 @@
         </w:tc>
         <w:tc>
           <w:tcPr>
-            <w:tcW w:w="2626" w:type="dxa"/>
+            <w:tcW w:w="3550" w:type="dxa"/>
             <w:tcBorders>
               <w:top w:val="single" w:color="auto" w:sz="4" w:space="0"/>
               <w:left w:val="single" w:color="auto" w:sz="4" w:space="0"/>
@@ -28540,7 +28302,7 @@
         </w:trPr>
         <w:tc>
           <w:tcPr>
-            <w:tcW w:w="3542" w:type="dxa"/>
+            <w:tcW w:w="3946" w:type="dxa"/>
             <w:tcBorders>
               <w:top w:val="single" w:color="auto" w:sz="4" w:space="0"/>
               <w:left w:val="nil"/>
@@ -28578,7 +28340,7 @@
         </w:tc>
         <w:tc>
           <w:tcPr>
-            <w:tcW w:w="3011" w:type="dxa"/>
+            <w:tcW w:w="1683" w:type="dxa"/>
             <w:tcBorders>
               <w:top w:val="single" w:color="auto" w:sz="4" w:space="0"/>
               <w:left w:val="single" w:color="auto" w:sz="4" w:space="0"/>
@@ -28618,7 +28380,7 @@
         </w:tc>
         <w:tc>
           <w:tcPr>
-            <w:tcW w:w="2626" w:type="dxa"/>
+            <w:tcW w:w="3550" w:type="dxa"/>
             <w:tcBorders>
               <w:top w:val="single" w:color="auto" w:sz="4" w:space="0"/>
               <w:left w:val="single" w:color="auto" w:sz="4" w:space="0"/>
@@ -28662,7 +28424,7 @@
         </w:trPr>
         <w:tc>
           <w:tcPr>
-            <w:tcW w:w="3542" w:type="dxa"/>
+            <w:tcW w:w="3946" w:type="dxa"/>
             <w:tcBorders>
               <w:top w:val="single" w:color="auto" w:sz="4" w:space="0"/>
               <w:left w:val="nil"/>
@@ -28700,7 +28462,7 @@
         </w:tc>
         <w:tc>
           <w:tcPr>
-            <w:tcW w:w="3011" w:type="dxa"/>
+            <w:tcW w:w="1683" w:type="dxa"/>
             <w:tcBorders>
               <w:top w:val="single" w:color="auto" w:sz="4" w:space="0"/>
               <w:left w:val="single" w:color="auto" w:sz="4" w:space="0"/>
@@ -28740,7 +28502,7 @@
         </w:tc>
         <w:tc>
           <w:tcPr>
-            <w:tcW w:w="2626" w:type="dxa"/>
+            <w:tcW w:w="3550" w:type="dxa"/>
             <w:tcBorders>
               <w:top w:val="single" w:color="auto" w:sz="4" w:space="0"/>
               <w:left w:val="single" w:color="auto" w:sz="4" w:space="0"/>
@@ -28784,7 +28546,7 @@
         </w:trPr>
         <w:tc>
           <w:tcPr>
-            <w:tcW w:w="3542" w:type="dxa"/>
+            <w:tcW w:w="3946" w:type="dxa"/>
             <w:tcBorders>
               <w:top w:val="single" w:color="auto" w:sz="4" w:space="0"/>
               <w:left w:val="nil"/>
@@ -28822,7 +28584,7 @@
         </w:tc>
         <w:tc>
           <w:tcPr>
-            <w:tcW w:w="3011" w:type="dxa"/>
+            <w:tcW w:w="1683" w:type="dxa"/>
             <w:tcBorders>
               <w:top w:val="single" w:color="auto" w:sz="4" w:space="0"/>
               <w:left w:val="single" w:color="auto" w:sz="4" w:space="0"/>
@@ -28862,7 +28624,7 @@
         </w:tc>
         <w:tc>
           <w:tcPr>
-            <w:tcW w:w="2626" w:type="dxa"/>
+            <w:tcW w:w="3550" w:type="dxa"/>
             <w:tcBorders>
               <w:top w:val="single" w:color="auto" w:sz="4" w:space="0"/>
               <w:left w:val="single" w:color="auto" w:sz="4" w:space="0"/>
@@ -29956,9 +29718,8 @@
         <w:textAlignment w:val="auto"/>
         <w:rPr>
           <w:rFonts w:hint="eastAsia"/>
-          <w:b w:val="0"/>
-          <w:bCs/>
-          <w:sz w:val="32"/>
+          <w:sz w:val="24"/>
+          <w:lang w:val="en-US" w:eastAsia="zh-CN"/>
         </w:rPr>
       </w:pPr>
       <w:r>
@@ -29972,39 +29733,118 @@
     </w:p>
     <w:p>
       <w:pPr>
-        <w:pStyle w:val="2"/>
         <w:pageBreakBefore w:val="0"/>
         <w:kinsoku/>
         <w:wordWrap w:val="0"/>
         <w:overflowPunct/>
         <w:topLinePunct w:val="0"/>
         <w:bidi w:val="0"/>
+        <w:spacing w:line="360" w:lineRule="auto"/>
+        <w:ind w:firstLine="480" w:firstLineChars="200"/>
         <w:textAlignment w:val="auto"/>
         <w:rPr>
+          <w:rFonts w:hint="eastAsia"/>
+          <w:sz w:val="24"/>
+          <w:lang w:val="en-US" w:eastAsia="zh-CN"/>
+        </w:rPr>
+      </w:pPr>
+    </w:p>
+    <w:p>
+      <w:pPr>
+        <w:pageBreakBefore w:val="0"/>
+        <w:kinsoku/>
+        <w:wordWrap w:val="0"/>
+        <w:overflowPunct/>
+        <w:topLinePunct w:val="0"/>
+        <w:bidi w:val="0"/>
+        <w:spacing w:line="360" w:lineRule="auto"/>
+        <w:ind w:firstLine="480" w:firstLineChars="200"/>
+        <w:textAlignment w:val="auto"/>
+        <w:rPr>
+          <w:rFonts w:hint="eastAsia"/>
+          <w:sz w:val="24"/>
+          <w:lang w:val="en-US" w:eastAsia="zh-CN"/>
+        </w:rPr>
+      </w:pPr>
+    </w:p>
+    <w:p>
+      <w:pPr>
+        <w:pageBreakBefore w:val="0"/>
+        <w:kinsoku/>
+        <w:wordWrap w:val="0"/>
+        <w:overflowPunct/>
+        <w:topLinePunct w:val="0"/>
+        <w:bidi w:val="0"/>
+        <w:spacing w:line="360" w:lineRule="auto"/>
+        <w:ind w:firstLine="480" w:firstLineChars="200"/>
+        <w:textAlignment w:val="auto"/>
+        <w:rPr>
+          <w:rFonts w:hint="eastAsia"/>
+          <w:sz w:val="24"/>
+          <w:lang w:val="en-US" w:eastAsia="zh-CN"/>
+        </w:rPr>
+      </w:pPr>
+    </w:p>
+    <w:p>
+      <w:pPr>
+        <w:pageBreakBefore w:val="0"/>
+        <w:kinsoku/>
+        <w:wordWrap w:val="0"/>
+        <w:overflowPunct/>
+        <w:topLinePunct w:val="0"/>
+        <w:bidi w:val="0"/>
+        <w:spacing w:line="360" w:lineRule="auto"/>
+        <w:ind w:firstLine="480" w:firstLineChars="200"/>
+        <w:textAlignment w:val="auto"/>
+        <w:rPr>
+          <w:rFonts w:hint="eastAsia"/>
+          <w:sz w:val="24"/>
+          <w:lang w:val="en-US" w:eastAsia="zh-CN"/>
+        </w:rPr>
+      </w:pPr>
+    </w:p>
+    <w:p>
+      <w:pPr>
+        <w:pStyle w:val="2"/>
+        <w:keepNext/>
+        <w:keepLines/>
+        <w:pageBreakBefore/>
+        <w:widowControl w:val="0"/>
+        <w:numPr>
+          <w:ilvl w:val="0"/>
+          <w:numId w:val="0"/>
+        </w:numPr>
+        <w:kinsoku/>
+        <w:wordWrap/>
+        <w:overflowPunct/>
+        <w:topLinePunct w:val="0"/>
+        <w:autoSpaceDE/>
+        <w:autoSpaceDN/>
+        <w:bidi w:val="0"/>
+        <w:adjustRightInd/>
+        <w:snapToGrid/>
+        <w:spacing w:before="500" w:after="500" w:line="480" w:lineRule="auto"/>
+        <w:textAlignment w:val="auto"/>
+        <w:rPr>
+          <w:rFonts w:hint="eastAsia" w:asciiTheme="minorHAnsi" w:hAnsiTheme="minorHAnsi" w:cstheme="minorBidi"/>
           <w:b w:val="0"/>
           <w:bCs/>
           <w:sz w:val="32"/>
+          <w:szCs w:val="44"/>
+          <w:lang w:val="en-US" w:eastAsia="zh-CN"/>
         </w:rPr>
       </w:pPr>
       <w:bookmarkStart w:id="81" w:name="_Toc507017745"/>
       <w:r>
         <w:rPr>
-          <w:rFonts w:hint="eastAsia"/>
+          <w:rFonts w:hint="eastAsia" w:asciiTheme="minorHAnsi" w:hAnsiTheme="minorHAnsi" w:cstheme="minorBidi"/>
           <w:b w:val="0"/>
           <w:bCs/>
           <w:sz w:val="32"/>
-          <w:lang w:val="en-US" w:eastAsia="zh-CN"/>
-        </w:rPr>
-        <w:t>4</w:t>
-      </w:r>
-      <w:r>
-        <w:rPr>
-          <w:rFonts w:hint="eastAsia"/>
-          <w:b w:val="0"/>
-          <w:bCs/>
-          <w:sz w:val="32"/>
-        </w:rPr>
-        <w:t xml:space="preserve">  实验设计与结果分析</w:t>
+          <w:szCs w:val="44"/>
+          <w:lang w:val="en-US" w:eastAsia="zh-CN"/>
+        </w:rPr>
+        <w:t>4  实验设计与结果分析</w:t>
       </w:r>
       <w:bookmarkEnd w:id="81"/>
     </w:p>
@@ -30284,6 +30124,23 @@
         </w:rPr>
         <w:t>本章主要实验数据来自training/scored_data.jsonl，共1323条带风险标签样本。每条样本包含Android Native、WebView宿主和Web前端三类特征，并包含规则知识库驱动的大模型离线标注结果llm_label.risk_score。分组脚本根据设备字段、安装来源、调试状态、时区、UA和攻击模板等启发式信息，将样本划分为真实物理设备、云真机/测试环境和脚本攻击三类来源。</w:t>
       </w:r>
+    </w:p>
+    <w:p>
+      <w:pPr>
+        <w:pageBreakBefore w:val="0"/>
+        <w:kinsoku/>
+        <w:wordWrap w:val="0"/>
+        <w:overflowPunct/>
+        <w:topLinePunct w:val="0"/>
+        <w:bidi w:val="0"/>
+        <w:spacing w:line="360" w:lineRule="auto"/>
+        <w:ind w:firstLine="480" w:firstLineChars="200"/>
+        <w:textAlignment w:val="auto"/>
+        <w:rPr>
+          <w:rFonts w:hint="eastAsia"/>
+          <w:sz w:val="24"/>
+        </w:rPr>
+      </w:pPr>
     </w:p>
     <w:p>
       <w:pPr>
@@ -30353,10 +30210,10 @@
         </w:tblCellMar>
       </w:tblPr>
       <w:tblGrid>
-        <w:gridCol w:w="1633"/>
-        <w:gridCol w:w="897"/>
-        <w:gridCol w:w="1012"/>
-        <w:gridCol w:w="5637"/>
+        <w:gridCol w:w="1578"/>
+        <w:gridCol w:w="917"/>
+        <w:gridCol w:w="866"/>
+        <w:gridCol w:w="5818"/>
       </w:tblGrid>
       <w:tr>
         <w:trPr>
@@ -30364,7 +30221,7 @@
         </w:trPr>
         <w:tc>
           <w:tcPr>
-            <w:tcW w:w="1633" w:type="dxa"/>
+            <w:tcW w:w="1578" w:type="dxa"/>
             <w:tcBorders>
               <w:left w:val="nil"/>
               <w:bottom w:val="single" w:color="auto" w:sz="4" w:space="0"/>
@@ -30403,7 +30260,7 @@
         </w:tc>
         <w:tc>
           <w:tcPr>
-            <w:tcW w:w="897" w:type="dxa"/>
+            <w:tcW w:w="917" w:type="dxa"/>
             <w:tcBorders>
               <w:left w:val="single" w:color="auto" w:sz="4" w:space="0"/>
               <w:bottom w:val="single" w:color="auto" w:sz="4" w:space="0"/>
@@ -30442,7 +30299,7 @@
         </w:tc>
         <w:tc>
           <w:tcPr>
-            <w:tcW w:w="1012" w:type="dxa"/>
+            <w:tcW w:w="866" w:type="dxa"/>
             <w:tcBorders>
               <w:left w:val="single" w:color="auto" w:sz="4" w:space="0"/>
               <w:bottom w:val="single" w:color="auto" w:sz="4" w:space="0"/>
@@ -30481,7 +30338,7 @@
         </w:tc>
         <w:tc>
           <w:tcPr>
-            <w:tcW w:w="5637" w:type="dxa"/>
+            <w:tcW w:w="5818" w:type="dxa"/>
             <w:tcBorders>
               <w:left w:val="single" w:color="auto" w:sz="4" w:space="0"/>
               <w:bottom w:val="single" w:color="auto" w:sz="4" w:space="0"/>
@@ -30526,7 +30383,7 @@
         </w:trPr>
         <w:tc>
           <w:tcPr>
-            <w:tcW w:w="1633" w:type="dxa"/>
+            <w:tcW w:w="1578" w:type="dxa"/>
             <w:tcBorders>
               <w:top w:val="single" w:color="auto" w:sz="4" w:space="0"/>
               <w:left w:val="nil"/>
@@ -30563,7 +30420,7 @@
         </w:tc>
         <w:tc>
           <w:tcPr>
-            <w:tcW w:w="897" w:type="dxa"/>
+            <w:tcW w:w="917" w:type="dxa"/>
             <w:tcBorders>
               <w:top w:val="single" w:color="auto" w:sz="4" w:space="0"/>
               <w:left w:val="single" w:color="auto" w:sz="4" w:space="0"/>
@@ -30603,7 +30460,7 @@
         </w:tc>
         <w:tc>
           <w:tcPr>
-            <w:tcW w:w="1012" w:type="dxa"/>
+            <w:tcW w:w="866" w:type="dxa"/>
             <w:tcBorders>
               <w:top w:val="single" w:color="auto" w:sz="4" w:space="0"/>
               <w:left w:val="single" w:color="auto" w:sz="4" w:space="0"/>
@@ -30643,7 +30500,7 @@
         </w:tc>
         <w:tc>
           <w:tcPr>
-            <w:tcW w:w="5637" w:type="dxa"/>
+            <w:tcW w:w="5818" w:type="dxa"/>
             <w:tcBorders>
               <w:top w:val="single" w:color="auto" w:sz="4" w:space="0"/>
               <w:left w:val="single" w:color="auto" w:sz="4" w:space="0"/>
@@ -30687,7 +30544,7 @@
         </w:trPr>
         <w:tc>
           <w:tcPr>
-            <w:tcW w:w="1633" w:type="dxa"/>
+            <w:tcW w:w="1578" w:type="dxa"/>
             <w:tcBorders>
               <w:top w:val="single" w:color="auto" w:sz="4" w:space="0"/>
               <w:left w:val="nil"/>
@@ -30724,7 +30581,7 @@
         </w:tc>
         <w:tc>
           <w:tcPr>
-            <w:tcW w:w="897" w:type="dxa"/>
+            <w:tcW w:w="917" w:type="dxa"/>
             <w:tcBorders>
               <w:top w:val="single" w:color="auto" w:sz="4" w:space="0"/>
               <w:left w:val="single" w:color="auto" w:sz="4" w:space="0"/>
@@ -30764,7 +30621,7 @@
         </w:tc>
         <w:tc>
           <w:tcPr>
-            <w:tcW w:w="1012" w:type="dxa"/>
+            <w:tcW w:w="866" w:type="dxa"/>
             <w:tcBorders>
               <w:top w:val="single" w:color="auto" w:sz="4" w:space="0"/>
               <w:left w:val="single" w:color="auto" w:sz="4" w:space="0"/>
@@ -30804,7 +30661,7 @@
         </w:tc>
         <w:tc>
           <w:tcPr>
-            <w:tcW w:w="5637" w:type="dxa"/>
+            <w:tcW w:w="5818" w:type="dxa"/>
             <w:tcBorders>
               <w:top w:val="single" w:color="auto" w:sz="4" w:space="0"/>
               <w:left w:val="single" w:color="auto" w:sz="4" w:space="0"/>
@@ -30836,7 +30693,7 @@
                 <w:sz w:val="21"/>
                 <w:szCs w:val="21"/>
               </w:rPr>
-              <w:t>安装来源、时区、ADB或云测特征命中测试环境启发式的样本</w:t>
+              <w:t>安装来源、时区、ADB或云测特征命中测试环境启发式样本</w:t>
             </w:r>
           </w:p>
         </w:tc>
@@ -30848,7 +30705,7 @@
         </w:trPr>
         <w:tc>
           <w:tcPr>
-            <w:tcW w:w="1633" w:type="dxa"/>
+            <w:tcW w:w="1578" w:type="dxa"/>
             <w:tcBorders>
               <w:top w:val="single" w:color="auto" w:sz="4" w:space="0"/>
               <w:left w:val="nil"/>
@@ -30886,7 +30743,7 @@
         </w:tc>
         <w:tc>
           <w:tcPr>
-            <w:tcW w:w="897" w:type="dxa"/>
+            <w:tcW w:w="917" w:type="dxa"/>
             <w:tcBorders>
               <w:top w:val="single" w:color="auto" w:sz="4" w:space="0"/>
               <w:left w:val="single" w:color="auto" w:sz="4" w:space="0"/>
@@ -30926,7 +30783,7 @@
         </w:tc>
         <w:tc>
           <w:tcPr>
-            <w:tcW w:w="1012" w:type="dxa"/>
+            <w:tcW w:w="866" w:type="dxa"/>
             <w:tcBorders>
               <w:top w:val="single" w:color="auto" w:sz="4" w:space="0"/>
               <w:left w:val="single" w:color="auto" w:sz="4" w:space="0"/>
@@ -30966,7 +30823,7 @@
         </w:tc>
         <w:tc>
           <w:tcPr>
-            <w:tcW w:w="5637" w:type="dxa"/>
+            <w:tcW w:w="5818" w:type="dxa"/>
             <w:tcBorders>
               <w:top w:val="single" w:color="auto" w:sz="4" w:space="0"/>
               <w:left w:val="single" w:color="auto" w:sz="4" w:space="0"/>
@@ -31083,15 +30940,15 @@
           <w:rFonts w:hint="eastAsia"/>
           <w:sz w:val="24"/>
         </w:rPr>
-        <w:t>实验样本中的风险分范围为0到100。根据training/scored_data.jsonl中的标签统计，主要分布如下</w:t>
-      </w:r>
-      <w:r>
-        <w:rPr>
-          <w:rFonts w:hint="eastAsia"/>
-          <w:sz w:val="24"/>
-          <w:lang w:val="en-US" w:eastAsia="zh-CN"/>
-        </w:rPr>
-        <w:t>表所示</w:t>
+        <w:t>实验样本中的风险分范围为0到100。根据training/scored_data.jsonl中的标签统计，主要分布如</w:t>
+      </w:r>
+      <w:r>
+        <w:rPr>
+          <w:rFonts w:hint="eastAsia"/>
+          <w:sz w:val="24"/>
+          <w:lang w:val="en-US" w:eastAsia="zh-CN"/>
+        </w:rPr>
+        <w:t>表4.2所示</w:t>
       </w:r>
       <w:r>
         <w:rPr>
@@ -32681,8 +32538,8 @@
       </w:tblPr>
       <w:tblGrid>
         <w:gridCol w:w="1600"/>
-        <w:gridCol w:w="988"/>
-        <w:gridCol w:w="6591"/>
+        <w:gridCol w:w="861"/>
+        <w:gridCol w:w="6718"/>
       </w:tblGrid>
       <w:tr>
         <w:trPr>
@@ -32727,7 +32584,7 @@
         </w:tc>
         <w:tc>
           <w:tcPr>
-            <w:tcW w:w="988" w:type="dxa"/>
+            <w:tcW w:w="861" w:type="dxa"/>
             <w:tcBorders>
               <w:left w:val="single" w:color="auto" w:sz="4" w:space="0"/>
               <w:bottom w:val="single" w:color="auto" w:sz="4" w:space="0"/>
@@ -32764,7 +32621,7 @@
         </w:tc>
         <w:tc>
           <w:tcPr>
-            <w:tcW w:w="6591" w:type="dxa"/>
+            <w:tcW w:w="6718" w:type="dxa"/>
             <w:tcBorders>
               <w:left w:val="single" w:color="auto" w:sz="4" w:space="0"/>
               <w:bottom w:val="single" w:color="auto" w:sz="4" w:space="0"/>
@@ -32847,7 +32704,7 @@
         </w:tc>
         <w:tc>
           <w:tcPr>
-            <w:tcW w:w="988" w:type="dxa"/>
+            <w:tcW w:w="861" w:type="dxa"/>
             <w:tcBorders>
               <w:top w:val="single" w:color="auto" w:sz="4" w:space="0"/>
               <w:left w:val="single" w:color="auto" w:sz="4" w:space="0"/>
@@ -32887,7 +32744,7 @@
         </w:tc>
         <w:tc>
           <w:tcPr>
-            <w:tcW w:w="6591" w:type="dxa"/>
+            <w:tcW w:w="6718" w:type="dxa"/>
             <w:tcBorders>
               <w:top w:val="single" w:color="auto" w:sz="4" w:space="0"/>
               <w:left w:val="single" w:color="auto" w:sz="4" w:space="0"/>
@@ -32971,7 +32828,7 @@
         </w:tc>
         <w:tc>
           <w:tcPr>
-            <w:tcW w:w="988" w:type="dxa"/>
+            <w:tcW w:w="861" w:type="dxa"/>
             <w:tcBorders>
               <w:top w:val="single" w:color="auto" w:sz="4" w:space="0"/>
               <w:left w:val="single" w:color="auto" w:sz="4" w:space="0"/>
@@ -33011,7 +32868,7 @@
         </w:tc>
         <w:tc>
           <w:tcPr>
-            <w:tcW w:w="6591" w:type="dxa"/>
+            <w:tcW w:w="6718" w:type="dxa"/>
             <w:tcBorders>
               <w:top w:val="single" w:color="auto" w:sz="4" w:space="0"/>
               <w:left w:val="single" w:color="auto" w:sz="4" w:space="0"/>
@@ -33095,7 +32952,7 @@
         </w:tc>
         <w:tc>
           <w:tcPr>
-            <w:tcW w:w="988" w:type="dxa"/>
+            <w:tcW w:w="861" w:type="dxa"/>
             <w:tcBorders>
               <w:top w:val="single" w:color="auto" w:sz="4" w:space="0"/>
               <w:left w:val="single" w:color="auto" w:sz="4" w:space="0"/>
@@ -33135,7 +32992,7 @@
         </w:tc>
         <w:tc>
           <w:tcPr>
-            <w:tcW w:w="6591" w:type="dxa"/>
+            <w:tcW w:w="6718" w:type="dxa"/>
             <w:tcBorders>
               <w:top w:val="single" w:color="auto" w:sz="4" w:space="0"/>
               <w:left w:val="single" w:color="auto" w:sz="4" w:space="0"/>
@@ -33541,23 +33398,6 @@
         </w:rPr>
         <w:t>第二种是分组交叉验证。该方法按group_id切分数据，同一真实设备、同一云测设备或同一脚本攻击模板不能同时出现在训练集和测试集中。由于脚本攻击样本由3个主模板生成，因此采用3折分组交叉验证，使每一折测试集都包含一个未见脚本攻击模板，同时包含一定数量的真实设备组和云测设备组。</w:t>
       </w:r>
-    </w:p>
-    <w:p>
-      <w:pPr>
-        <w:pageBreakBefore w:val="0"/>
-        <w:kinsoku/>
-        <w:wordWrap w:val="0"/>
-        <w:overflowPunct/>
-        <w:topLinePunct w:val="0"/>
-        <w:bidi w:val="0"/>
-        <w:spacing w:line="360" w:lineRule="auto"/>
-        <w:ind w:firstLine="480" w:firstLineChars="200"/>
-        <w:textAlignment w:val="auto"/>
-        <w:rPr>
-          <w:rFonts w:hint="eastAsia"/>
-          <w:sz w:val="24"/>
-        </w:rPr>
-      </w:pPr>
     </w:p>
     <w:p>
       <w:pPr>
@@ -34482,10 +34322,10 @@
         </w:tblCellMar>
       </w:tblPr>
       <w:tblGrid>
-        <w:gridCol w:w="2213"/>
-        <w:gridCol w:w="1966"/>
-        <w:gridCol w:w="852"/>
-        <w:gridCol w:w="4148"/>
+        <w:gridCol w:w="2450"/>
+        <w:gridCol w:w="2000"/>
+        <w:gridCol w:w="920"/>
+        <w:gridCol w:w="3809"/>
       </w:tblGrid>
       <w:tr>
         <w:trPr>
@@ -34493,7 +34333,7 @@
         </w:trPr>
         <w:tc>
           <w:tcPr>
-            <w:tcW w:w="2213" w:type="dxa"/>
+            <w:tcW w:w="2450" w:type="dxa"/>
             <w:tcBorders>
               <w:left w:val="nil"/>
               <w:bottom w:val="single" w:color="auto" w:sz="4" w:space="0"/>
@@ -34532,7 +34372,7 @@
         </w:tc>
         <w:tc>
           <w:tcPr>
-            <w:tcW w:w="1966" w:type="dxa"/>
+            <w:tcW w:w="2000" w:type="dxa"/>
             <w:tcBorders>
               <w:left w:val="single" w:color="auto" w:sz="4" w:space="0"/>
               <w:bottom w:val="single" w:color="auto" w:sz="4" w:space="0"/>
@@ -34571,7 +34411,7 @@
         </w:tc>
         <w:tc>
           <w:tcPr>
-            <w:tcW w:w="852" w:type="dxa"/>
+            <w:tcW w:w="920" w:type="dxa"/>
             <w:tcBorders>
               <w:left w:val="single" w:color="auto" w:sz="4" w:space="0"/>
               <w:bottom w:val="single" w:color="auto" w:sz="4" w:space="0"/>
@@ -34610,7 +34450,7 @@
         </w:tc>
         <w:tc>
           <w:tcPr>
-            <w:tcW w:w="4148" w:type="dxa"/>
+            <w:tcW w:w="3809" w:type="dxa"/>
             <w:tcBorders>
               <w:left w:val="single" w:color="auto" w:sz="4" w:space="0"/>
               <w:bottom w:val="single" w:color="auto" w:sz="4" w:space="0"/>
@@ -34655,7 +34495,7 @@
         </w:trPr>
         <w:tc>
           <w:tcPr>
-            <w:tcW w:w="2213" w:type="dxa"/>
+            <w:tcW w:w="2450" w:type="dxa"/>
             <w:tcBorders>
               <w:top w:val="single" w:color="auto" w:sz="4" w:space="0"/>
               <w:left w:val="nil"/>
@@ -34695,7 +34535,7 @@
         </w:tc>
         <w:tc>
           <w:tcPr>
-            <w:tcW w:w="1966" w:type="dxa"/>
+            <w:tcW w:w="2000" w:type="dxa"/>
             <w:tcBorders>
               <w:top w:val="single" w:color="auto" w:sz="4" w:space="0"/>
               <w:left w:val="single" w:color="auto" w:sz="4" w:space="0"/>
@@ -34735,7 +34575,7 @@
         </w:tc>
         <w:tc>
           <w:tcPr>
-            <w:tcW w:w="852" w:type="dxa"/>
+            <w:tcW w:w="920" w:type="dxa"/>
             <w:tcBorders>
               <w:top w:val="single" w:color="auto" w:sz="4" w:space="0"/>
               <w:left w:val="single" w:color="auto" w:sz="4" w:space="0"/>
@@ -34775,7 +34615,7 @@
         </w:tc>
         <w:tc>
           <w:tcPr>
-            <w:tcW w:w="4148" w:type="dxa"/>
+            <w:tcW w:w="3809" w:type="dxa"/>
             <w:tcBorders>
               <w:top w:val="single" w:color="auto" w:sz="4" w:space="0"/>
               <w:left w:val="single" w:color="auto" w:sz="4" w:space="0"/>
@@ -34819,7 +34659,7 @@
         </w:trPr>
         <w:tc>
           <w:tcPr>
-            <w:tcW w:w="2213" w:type="dxa"/>
+            <w:tcW w:w="2450" w:type="dxa"/>
             <w:tcBorders>
               <w:top w:val="single" w:color="000000" w:sz="4" w:space="0"/>
               <w:left w:val="nil"/>
@@ -34859,7 +34699,7 @@
         </w:tc>
         <w:tc>
           <w:tcPr>
-            <w:tcW w:w="1966" w:type="dxa"/>
+            <w:tcW w:w="2000" w:type="dxa"/>
             <w:tcBorders>
               <w:top w:val="single" w:color="auto" w:sz="4" w:space="0"/>
               <w:left w:val="single" w:color="auto" w:sz="4" w:space="0"/>
@@ -34899,7 +34739,7 @@
         </w:tc>
         <w:tc>
           <w:tcPr>
-            <w:tcW w:w="852" w:type="dxa"/>
+            <w:tcW w:w="920" w:type="dxa"/>
             <w:tcBorders>
               <w:top w:val="single" w:color="auto" w:sz="4" w:space="0"/>
               <w:left w:val="single" w:color="auto" w:sz="4" w:space="0"/>
@@ -34939,7 +34779,7 @@
         </w:tc>
         <w:tc>
           <w:tcPr>
-            <w:tcW w:w="4148" w:type="dxa"/>
+            <w:tcW w:w="3809" w:type="dxa"/>
             <w:tcBorders>
               <w:top w:val="single" w:color="auto" w:sz="4" w:space="0"/>
               <w:left w:val="single" w:color="auto" w:sz="4" w:space="0"/>
@@ -34983,7 +34823,7 @@
         </w:trPr>
         <w:tc>
           <w:tcPr>
-            <w:tcW w:w="2213" w:type="dxa"/>
+            <w:tcW w:w="2450" w:type="dxa"/>
             <w:tcBorders>
               <w:top w:val="single" w:color="auto" w:sz="4" w:space="0"/>
               <w:left w:val="nil"/>
@@ -35023,7 +34863,7 @@
         </w:tc>
         <w:tc>
           <w:tcPr>
-            <w:tcW w:w="1966" w:type="dxa"/>
+            <w:tcW w:w="2000" w:type="dxa"/>
             <w:tcBorders>
               <w:top w:val="single" w:color="auto" w:sz="4" w:space="0"/>
               <w:left w:val="single" w:color="auto" w:sz="4" w:space="0"/>
@@ -35063,7 +34903,7 @@
         </w:tc>
         <w:tc>
           <w:tcPr>
-            <w:tcW w:w="852" w:type="dxa"/>
+            <w:tcW w:w="920" w:type="dxa"/>
             <w:tcBorders>
               <w:top w:val="single" w:color="auto" w:sz="4" w:space="0"/>
               <w:left w:val="single" w:color="auto" w:sz="4" w:space="0"/>
@@ -35103,7 +34943,7 @@
         </w:tc>
         <w:tc>
           <w:tcPr>
-            <w:tcW w:w="4148" w:type="dxa"/>
+            <w:tcW w:w="3809" w:type="dxa"/>
             <w:tcBorders>
               <w:top w:val="single" w:color="auto" w:sz="4" w:space="0"/>
               <w:left w:val="single" w:color="auto" w:sz="4" w:space="0"/>
@@ -35147,7 +34987,7 @@
         </w:trPr>
         <w:tc>
           <w:tcPr>
-            <w:tcW w:w="2213" w:type="dxa"/>
+            <w:tcW w:w="2450" w:type="dxa"/>
             <w:tcBorders>
               <w:top w:val="single" w:color="auto" w:sz="4" w:space="0"/>
               <w:left w:val="nil"/>
@@ -35187,7 +35027,7 @@
         </w:tc>
         <w:tc>
           <w:tcPr>
-            <w:tcW w:w="1966" w:type="dxa"/>
+            <w:tcW w:w="2000" w:type="dxa"/>
             <w:tcBorders>
               <w:top w:val="single" w:color="auto" w:sz="4" w:space="0"/>
               <w:left w:val="single" w:color="auto" w:sz="4" w:space="0"/>
@@ -35226,7 +35066,7 @@
         </w:tc>
         <w:tc>
           <w:tcPr>
-            <w:tcW w:w="852" w:type="dxa"/>
+            <w:tcW w:w="920" w:type="dxa"/>
             <w:tcBorders>
               <w:top w:val="single" w:color="auto" w:sz="4" w:space="0"/>
               <w:left w:val="single" w:color="auto" w:sz="4" w:space="0"/>
@@ -35266,7 +35106,7 @@
         </w:tc>
         <w:tc>
           <w:tcPr>
-            <w:tcW w:w="4148" w:type="dxa"/>
+            <w:tcW w:w="3809" w:type="dxa"/>
             <w:tcBorders>
               <w:top w:val="single" w:color="auto" w:sz="4" w:space="0"/>
               <w:left w:val="single" w:color="auto" w:sz="4" w:space="0"/>
@@ -35310,7 +35150,7 @@
         </w:trPr>
         <w:tc>
           <w:tcPr>
-            <w:tcW w:w="2213" w:type="dxa"/>
+            <w:tcW w:w="2450" w:type="dxa"/>
             <w:tcBorders>
               <w:top w:val="single" w:color="auto" w:sz="4" w:space="0"/>
               <w:left w:val="nil"/>
@@ -35350,7 +35190,7 @@
         </w:tc>
         <w:tc>
           <w:tcPr>
-            <w:tcW w:w="1966" w:type="dxa"/>
+            <w:tcW w:w="2000" w:type="dxa"/>
             <w:tcBorders>
               <w:top w:val="single" w:color="auto" w:sz="4" w:space="0"/>
               <w:left w:val="single" w:color="auto" w:sz="4" w:space="0"/>
@@ -35390,7 +35230,7 @@
         </w:tc>
         <w:tc>
           <w:tcPr>
-            <w:tcW w:w="852" w:type="dxa"/>
+            <w:tcW w:w="920" w:type="dxa"/>
             <w:tcBorders>
               <w:top w:val="single" w:color="auto" w:sz="4" w:space="0"/>
               <w:left w:val="single" w:color="auto" w:sz="4" w:space="0"/>
@@ -35430,7 +35270,7 @@
         </w:tc>
         <w:tc>
           <w:tcPr>
-            <w:tcW w:w="4148" w:type="dxa"/>
+            <w:tcW w:w="3809" w:type="dxa"/>
             <w:tcBorders>
               <w:top w:val="single" w:color="auto" w:sz="4" w:space="0"/>
               <w:left w:val="single" w:color="auto" w:sz="4" w:space="0"/>
@@ -35474,7 +35314,7 @@
         </w:trPr>
         <w:tc>
           <w:tcPr>
-            <w:tcW w:w="2213" w:type="dxa"/>
+            <w:tcW w:w="2450" w:type="dxa"/>
             <w:tcBorders>
               <w:top w:val="single" w:color="auto" w:sz="4" w:space="0"/>
               <w:left w:val="nil"/>
@@ -35514,7 +35354,7 @@
         </w:tc>
         <w:tc>
           <w:tcPr>
-            <w:tcW w:w="1966" w:type="dxa"/>
+            <w:tcW w:w="2000" w:type="dxa"/>
             <w:tcBorders>
               <w:top w:val="single" w:color="auto" w:sz="4" w:space="0"/>
               <w:left w:val="single" w:color="auto" w:sz="4" w:space="0"/>
@@ -35554,7 +35394,7 @@
         </w:tc>
         <w:tc>
           <w:tcPr>
-            <w:tcW w:w="852" w:type="dxa"/>
+            <w:tcW w:w="920" w:type="dxa"/>
             <w:tcBorders>
               <w:top w:val="single" w:color="auto" w:sz="4" w:space="0"/>
               <w:left w:val="single" w:color="auto" w:sz="4" w:space="0"/>
@@ -35594,7 +35434,7 @@
         </w:tc>
         <w:tc>
           <w:tcPr>
-            <w:tcW w:w="4148" w:type="dxa"/>
+            <w:tcW w:w="3809" w:type="dxa"/>
             <w:tcBorders>
               <w:top w:val="single" w:color="auto" w:sz="4" w:space="0"/>
               <w:left w:val="single" w:color="auto" w:sz="4" w:space="0"/>
@@ -35638,7 +35478,7 @@
         </w:trPr>
         <w:tc>
           <w:tcPr>
-            <w:tcW w:w="2213" w:type="dxa"/>
+            <w:tcW w:w="2450" w:type="dxa"/>
             <w:tcBorders>
               <w:top w:val="single" w:color="auto" w:sz="4" w:space="0"/>
               <w:left w:val="nil"/>
@@ -35678,7 +35518,7 @@
         </w:tc>
         <w:tc>
           <w:tcPr>
-            <w:tcW w:w="1966" w:type="dxa"/>
+            <w:tcW w:w="2000" w:type="dxa"/>
             <w:tcBorders>
               <w:top w:val="single" w:color="auto" w:sz="4" w:space="0"/>
               <w:left w:val="single" w:color="auto" w:sz="4" w:space="0"/>
@@ -35717,7 +35557,7 @@
         </w:tc>
         <w:tc>
           <w:tcPr>
-            <w:tcW w:w="852" w:type="dxa"/>
+            <w:tcW w:w="920" w:type="dxa"/>
             <w:tcBorders>
               <w:top w:val="single" w:color="auto" w:sz="4" w:space="0"/>
               <w:left w:val="single" w:color="auto" w:sz="4" w:space="0"/>
@@ -35757,7 +35597,7 @@
         </w:tc>
         <w:tc>
           <w:tcPr>
-            <w:tcW w:w="4148" w:type="dxa"/>
+            <w:tcW w:w="3809" w:type="dxa"/>
             <w:tcBorders>
               <w:top w:val="single" w:color="auto" w:sz="4" w:space="0"/>
               <w:left w:val="single" w:color="auto" w:sz="4" w:space="0"/>
@@ -35878,42 +35718,6 @@
         </w:rPr>
         <w:t>随机holdout下的粗粒度消融结果如表4.6所示。</w:t>
       </w:r>
-    </w:p>
-    <w:p>
-      <w:pPr>
-        <w:pageBreakBefore w:val="0"/>
-        <w:kinsoku/>
-        <w:wordWrap w:val="0"/>
-        <w:overflowPunct/>
-        <w:topLinePunct w:val="0"/>
-        <w:bidi w:val="0"/>
-        <w:spacing w:line="360" w:lineRule="auto"/>
-        <w:ind w:firstLine="480" w:firstLineChars="200"/>
-        <w:textAlignment w:val="auto"/>
-        <w:rPr>
-          <w:rFonts w:hint="eastAsia"/>
-          <w:sz w:val="24"/>
-          <w:lang w:val="en-US" w:eastAsia="zh-CN"/>
-        </w:rPr>
-      </w:pPr>
-    </w:p>
-    <w:p>
-      <w:pPr>
-        <w:pageBreakBefore w:val="0"/>
-        <w:kinsoku/>
-        <w:wordWrap w:val="0"/>
-        <w:overflowPunct/>
-        <w:topLinePunct w:val="0"/>
-        <w:bidi w:val="0"/>
-        <w:spacing w:line="360" w:lineRule="auto"/>
-        <w:ind w:firstLine="480" w:firstLineChars="200"/>
-        <w:textAlignment w:val="auto"/>
-        <w:rPr>
-          <w:rFonts w:hint="eastAsia"/>
-          <w:sz w:val="24"/>
-          <w:lang w:val="en-US" w:eastAsia="zh-CN"/>
-        </w:rPr>
-      </w:pPr>
     </w:p>
     <w:p>
       <w:pPr>
@@ -40316,7 +40120,7 @@
           <w:sz w:val="24"/>
           <w:lang w:val="en-US" w:eastAsia="zh-CN"/>
         </w:rPr>
-        <w:t>一致性特征来源于综合规则知识库中的跨层语义规则，并由ablation/run_consistency_ablation.py实现为数值特征。本实验共构造38个consistency_*特征，分为四组，如下表4.8所示。</w:t>
+        <w:t>一致性特征来源于综合规则知识库中的跨层语义规则，并由ablation/run_consistency_ablation.py实现为数值特征。本实验共构造38个consistency_*特征，分为四组，如表4.8所示。</w:t>
       </w:r>
     </w:p>
     <w:p>
@@ -41032,8 +40836,51 @@
           <w:sz w:val="24"/>
           <w:lang w:val="en-US" w:eastAsia="zh-CN"/>
         </w:rPr>
-        <w:t>其中的代表性特征如下：</w:t>
-      </w:r>
+        <w:t>其中的代表性特征如表4.9所示。</w:t>
+      </w:r>
+    </w:p>
+    <w:p>
+      <w:pPr>
+        <w:pageBreakBefore w:val="0"/>
+        <w:kinsoku/>
+        <w:wordWrap w:val="0"/>
+        <w:overflowPunct/>
+        <w:topLinePunct w:val="0"/>
+        <w:bidi w:val="0"/>
+        <w:spacing w:line="360" w:lineRule="auto"/>
+        <w:ind w:firstLine="480" w:firstLineChars="200"/>
+        <w:textAlignment w:val="auto"/>
+        <w:rPr>
+          <w:rFonts w:hint="eastAsia"/>
+          <w:sz w:val="24"/>
+          <w:lang w:val="en-US" w:eastAsia="zh-CN"/>
+        </w:rPr>
+      </w:pPr>
+      <w:r>
+        <w:rPr>
+          <w:rFonts w:hint="eastAsia"/>
+          <w:sz w:val="24"/>
+          <w:lang w:val="en-US" w:eastAsia="zh-CN"/>
+        </w:rPr>
+        <w:t>这些特征采用宽松匹配策略。例如，屏幕一致性需要将Web逻辑像素乘以DPR后与Native物理像素比较，并允许状态栏、导航栏和安全区造成的误差；GPU关系也需要基于硬件族建立近似映射。Tri-layer semantic组则综合三端信息判断核心完整性、传感器与JSBridge是否失败、manual安装来源是否伴随时区或ADB、官方安装来源与核心完整性是否同时通过，以及多个一致性检查失败的聚合数量。</w:t>
+      </w:r>
+    </w:p>
+    <w:p>
+      <w:pPr>
+        <w:pageBreakBefore w:val="0"/>
+        <w:kinsoku/>
+        <w:wordWrap w:val="0"/>
+        <w:overflowPunct/>
+        <w:topLinePunct w:val="0"/>
+        <w:bidi w:val="0"/>
+        <w:spacing w:line="360" w:lineRule="auto"/>
+        <w:textAlignment w:val="auto"/>
+        <w:rPr>
+          <w:rFonts w:hint="eastAsia"/>
+          <w:sz w:val="24"/>
+          <w:lang w:val="en-US" w:eastAsia="zh-CN"/>
+        </w:rPr>
+      </w:pPr>
     </w:p>
     <w:p>
       <w:pPr>
@@ -41103,8 +40950,8 @@
         </w:tblCellMar>
       </w:tblPr>
       <w:tblGrid>
-        <w:gridCol w:w="4268"/>
-        <w:gridCol w:w="4911"/>
+        <w:gridCol w:w="4678"/>
+        <w:gridCol w:w="4501"/>
       </w:tblGrid>
       <w:tr>
         <w:trPr>
@@ -41112,7 +40959,7 @@
         </w:trPr>
         <w:tc>
           <w:tcPr>
-            <w:tcW w:w="4268" w:type="dxa"/>
+            <w:tcW w:w="4678" w:type="dxa"/>
             <w:tcBorders>
               <w:left w:val="nil"/>
               <w:bottom w:val="single" w:color="000000" w:sz="4" w:space="0"/>
@@ -41151,7 +40998,7 @@
         </w:tc>
         <w:tc>
           <w:tcPr>
-            <w:tcW w:w="4911" w:type="dxa"/>
+            <w:tcW w:w="4501" w:type="dxa"/>
             <w:tcBorders>
               <w:left w:val="single" w:color="auto" w:sz="4" w:space="0"/>
               <w:bottom w:val="single" w:color="000000" w:sz="4" w:space="0"/>
@@ -41196,7 +41043,7 @@
         </w:trPr>
         <w:tc>
           <w:tcPr>
-            <w:tcW w:w="4268" w:type="dxa"/>
+            <w:tcW w:w="4678" w:type="dxa"/>
             <w:tcBorders>
               <w:top w:val="single" w:color="000000" w:sz="4" w:space="0"/>
               <w:left w:val="nil"/>
@@ -41242,7 +41089,7 @@
         </w:tc>
         <w:tc>
           <w:tcPr>
-            <w:tcW w:w="4911" w:type="dxa"/>
+            <w:tcW w:w="4501" w:type="dxa"/>
             <w:tcBorders>
               <w:top w:val="single" w:color="000000" w:sz="4" w:space="0"/>
               <w:left w:val="single" w:color="000000" w:sz="4" w:space="0"/>
@@ -41293,7 +41140,7 @@
         </w:trPr>
         <w:tc>
           <w:tcPr>
-            <w:tcW w:w="4268" w:type="dxa"/>
+            <w:tcW w:w="4678" w:type="dxa"/>
             <w:tcBorders>
               <w:top w:val="single" w:color="000000" w:sz="4" w:space="0"/>
               <w:left w:val="nil"/>
@@ -41339,7 +41186,7 @@
         </w:tc>
         <w:tc>
           <w:tcPr>
-            <w:tcW w:w="4911" w:type="dxa"/>
+            <w:tcW w:w="4501" w:type="dxa"/>
             <w:tcBorders>
               <w:top w:val="single" w:color="000000" w:sz="4" w:space="0"/>
               <w:left w:val="single" w:color="000000" w:sz="4" w:space="0"/>
@@ -41390,7 +41237,7 @@
         </w:trPr>
         <w:tc>
           <w:tcPr>
-            <w:tcW w:w="4268" w:type="dxa"/>
+            <w:tcW w:w="4678" w:type="dxa"/>
             <w:tcBorders>
               <w:top w:val="single" w:color="000000" w:sz="4" w:space="0"/>
               <w:left w:val="nil"/>
@@ -41436,7 +41283,7 @@
         </w:tc>
         <w:tc>
           <w:tcPr>
-            <w:tcW w:w="4911" w:type="dxa"/>
+            <w:tcW w:w="4501" w:type="dxa"/>
             <w:tcBorders>
               <w:top w:val="single" w:color="000000" w:sz="4" w:space="0"/>
               <w:left w:val="single" w:color="000000" w:sz="4" w:space="0"/>
@@ -41487,7 +41334,7 @@
         </w:trPr>
         <w:tc>
           <w:tcPr>
-            <w:tcW w:w="4268" w:type="dxa"/>
+            <w:tcW w:w="4678" w:type="dxa"/>
             <w:tcBorders>
               <w:top w:val="single" w:color="000000" w:sz="4" w:space="0"/>
               <w:left w:val="nil"/>
@@ -41533,7 +41380,7 @@
         </w:tc>
         <w:tc>
           <w:tcPr>
-            <w:tcW w:w="4911" w:type="dxa"/>
+            <w:tcW w:w="4501" w:type="dxa"/>
             <w:tcBorders>
               <w:top w:val="single" w:color="000000" w:sz="4" w:space="0"/>
               <w:left w:val="single" w:color="000000" w:sz="4" w:space="0"/>
@@ -41584,7 +41431,7 @@
         </w:trPr>
         <w:tc>
           <w:tcPr>
-            <w:tcW w:w="4268" w:type="dxa"/>
+            <w:tcW w:w="4678" w:type="dxa"/>
             <w:tcBorders>
               <w:top w:val="single" w:color="000000" w:sz="4" w:space="0"/>
               <w:left w:val="nil"/>
@@ -41630,7 +41477,7 @@
         </w:tc>
         <w:tc>
           <w:tcPr>
-            <w:tcW w:w="4911" w:type="dxa"/>
+            <w:tcW w:w="4501" w:type="dxa"/>
             <w:tcBorders>
               <w:top w:val="single" w:color="000000" w:sz="4" w:space="0"/>
               <w:left w:val="single" w:color="000000" w:sz="4" w:space="0"/>
@@ -41681,7 +41528,7 @@
         </w:trPr>
         <w:tc>
           <w:tcPr>
-            <w:tcW w:w="4268" w:type="dxa"/>
+            <w:tcW w:w="4678" w:type="dxa"/>
             <w:tcBorders>
               <w:top w:val="single" w:color="000000" w:sz="4" w:space="0"/>
               <w:left w:val="nil"/>
@@ -41727,7 +41574,7 @@
         </w:tc>
         <w:tc>
           <w:tcPr>
-            <w:tcW w:w="4911" w:type="dxa"/>
+            <w:tcW w:w="4501" w:type="dxa"/>
             <w:tcBorders>
               <w:top w:val="single" w:color="000000" w:sz="4" w:space="0"/>
               <w:left w:val="single" w:color="000000" w:sz="4" w:space="0"/>
@@ -41778,7 +41625,7 @@
         </w:trPr>
         <w:tc>
           <w:tcPr>
-            <w:tcW w:w="4268" w:type="dxa"/>
+            <w:tcW w:w="4678" w:type="dxa"/>
             <w:tcBorders>
               <w:top w:val="single" w:color="000000" w:sz="4" w:space="0"/>
               <w:left w:val="nil"/>
@@ -41824,7 +41671,7 @@
         </w:tc>
         <w:tc>
           <w:tcPr>
-            <w:tcW w:w="4911" w:type="dxa"/>
+            <w:tcW w:w="4501" w:type="dxa"/>
             <w:tcBorders>
               <w:top w:val="single" w:color="000000" w:sz="4" w:space="0"/>
               <w:left w:val="single" w:color="000000" w:sz="4" w:space="0"/>
@@ -41875,7 +41722,7 @@
         </w:trPr>
         <w:tc>
           <w:tcPr>
-            <w:tcW w:w="4268" w:type="dxa"/>
+            <w:tcW w:w="4678" w:type="dxa"/>
             <w:tcBorders>
               <w:top w:val="single" w:color="000000" w:sz="4" w:space="0"/>
               <w:left w:val="nil"/>
@@ -41921,7 +41768,7 @@
         </w:tc>
         <w:tc>
           <w:tcPr>
-            <w:tcW w:w="4911" w:type="dxa"/>
+            <w:tcW w:w="4501" w:type="dxa"/>
             <w:tcBorders>
               <w:top w:val="single" w:color="000000" w:sz="4" w:space="0"/>
               <w:left w:val="single" w:color="000000" w:sz="4" w:space="0"/>
@@ -41974,32 +41821,6 @@
         <w:overflowPunct/>
         <w:topLinePunct w:val="0"/>
         <w:bidi w:val="0"/>
-        <w:spacing w:line="360" w:lineRule="auto"/>
-        <w:ind w:firstLine="480" w:firstLineChars="200"/>
-        <w:textAlignment w:val="auto"/>
-        <w:rPr>
-          <w:rFonts w:hint="eastAsia"/>
-          <w:sz w:val="24"/>
-          <w:lang w:val="en-US" w:eastAsia="zh-CN"/>
-        </w:rPr>
-      </w:pPr>
-      <w:r>
-        <w:rPr>
-          <w:rFonts w:hint="eastAsia"/>
-          <w:sz w:val="24"/>
-          <w:lang w:val="en-US" w:eastAsia="zh-CN"/>
-        </w:rPr>
-        <w:t>这些特征采用宽松匹配策略。例如，屏幕一致性需要将Web逻辑像素乘以DPR后与Native物理像素比较，并允许状态栏、导航栏和安全区造成的误差；GPU关系也需要基于硬件族建立近似映射。Tri-layer semantic组则综合三端信息判断核心完整性、传感器与JSBridge是否失败、manual安装来源是否伴随时区或ADB、官方安装来源与核心完整性是否同时通过，以及多个一致性检查失败的聚合数量。</w:t>
-      </w:r>
-    </w:p>
-    <w:p>
-      <w:pPr>
-        <w:pageBreakBefore w:val="0"/>
-        <w:kinsoku/>
-        <w:wordWrap w:val="0"/>
-        <w:overflowPunct/>
-        <w:topLinePunct w:val="0"/>
-        <w:bidi w:val="0"/>
         <w:spacing w:before="156" w:beforeLines="50" w:after="156" w:afterLines="50" w:line="360" w:lineRule="auto"/>
         <w:textAlignment w:val="auto"/>
         <w:outlineLvl w:val="2"/>
@@ -42049,7 +41870,7 @@
           <w:sz w:val="24"/>
           <w:lang w:val="en-US" w:eastAsia="zh-CN"/>
         </w:rPr>
-        <w:t>一致性消融实验分组设置如下：</w:t>
+        <w:t>一致性消融实验分组设置如表4.10所示。</w:t>
       </w:r>
     </w:p>
     <w:p>
@@ -43192,98 +43013,8 @@
           <w:sz w:val="24"/>
           <w:lang w:val="en-US" w:eastAsia="zh-CN"/>
         </w:rPr>
-        <w:t>随机holdout下的一致性消融结果如下表所示。</w:t>
-      </w:r>
-    </w:p>
-    <w:p>
-      <w:pPr>
-        <w:pageBreakBefore w:val="0"/>
-        <w:kinsoku/>
-        <w:wordWrap w:val="0"/>
-        <w:overflowPunct/>
-        <w:topLinePunct w:val="0"/>
-        <w:bidi w:val="0"/>
-        <w:spacing w:line="360" w:lineRule="auto"/>
-        <w:ind w:firstLine="480" w:firstLineChars="200"/>
-        <w:textAlignment w:val="auto"/>
-        <w:rPr>
-          <w:rFonts w:hint="eastAsia"/>
-          <w:sz w:val="24"/>
-          <w:lang w:val="en-US" w:eastAsia="zh-CN"/>
-        </w:rPr>
-      </w:pPr>
-    </w:p>
-    <w:p>
-      <w:pPr>
-        <w:pageBreakBefore w:val="0"/>
-        <w:kinsoku/>
-        <w:wordWrap w:val="0"/>
-        <w:overflowPunct/>
-        <w:topLinePunct w:val="0"/>
-        <w:bidi w:val="0"/>
-        <w:spacing w:line="360" w:lineRule="auto"/>
-        <w:ind w:firstLine="480" w:firstLineChars="200"/>
-        <w:textAlignment w:val="auto"/>
-        <w:rPr>
-          <w:rFonts w:hint="eastAsia"/>
-          <w:sz w:val="24"/>
-          <w:lang w:val="en-US" w:eastAsia="zh-CN"/>
-        </w:rPr>
-      </w:pPr>
-    </w:p>
-    <w:p>
-      <w:pPr>
-        <w:pageBreakBefore w:val="0"/>
-        <w:kinsoku/>
-        <w:wordWrap w:val="0"/>
-        <w:overflowPunct/>
-        <w:topLinePunct w:val="0"/>
-        <w:bidi w:val="0"/>
-        <w:spacing w:line="360" w:lineRule="auto"/>
-        <w:ind w:firstLine="480" w:firstLineChars="200"/>
-        <w:textAlignment w:val="auto"/>
-        <w:rPr>
-          <w:rFonts w:hint="eastAsia"/>
-          <w:sz w:val="24"/>
-          <w:lang w:val="en-US" w:eastAsia="zh-CN"/>
-        </w:rPr>
-      </w:pPr>
-    </w:p>
-    <w:p>
-      <w:pPr>
-        <w:pageBreakBefore w:val="0"/>
-        <w:kinsoku/>
-        <w:wordWrap w:val="0"/>
-        <w:overflowPunct/>
-        <w:topLinePunct w:val="0"/>
-        <w:bidi w:val="0"/>
-        <w:spacing w:line="360" w:lineRule="auto"/>
-        <w:ind w:firstLine="480" w:firstLineChars="200"/>
-        <w:textAlignment w:val="auto"/>
-        <w:rPr>
-          <w:rFonts w:hint="eastAsia"/>
-          <w:sz w:val="24"/>
-          <w:lang w:val="en-US" w:eastAsia="zh-CN"/>
-        </w:rPr>
-      </w:pPr>
-    </w:p>
-    <w:p>
-      <w:pPr>
-        <w:pageBreakBefore w:val="0"/>
-        <w:kinsoku/>
-        <w:wordWrap w:val="0"/>
-        <w:overflowPunct/>
-        <w:topLinePunct w:val="0"/>
-        <w:bidi w:val="0"/>
-        <w:spacing w:line="360" w:lineRule="auto"/>
-        <w:ind w:firstLine="480" w:firstLineChars="200"/>
-        <w:textAlignment w:val="auto"/>
-        <w:rPr>
-          <w:rFonts w:hint="eastAsia"/>
-          <w:sz w:val="24"/>
-          <w:lang w:val="en-US" w:eastAsia="zh-CN"/>
-        </w:rPr>
-      </w:pPr>
+        <w:t>随机holdout下的一致性消融结果如表4.11所示。</w:t>
+      </w:r>
     </w:p>
     <w:p>
       <w:pPr>
@@ -43389,8 +43120,8 @@
         </w:tblCellMar>
       </w:tblPr>
       <w:tblGrid>
-        <w:gridCol w:w="2554"/>
-        <w:gridCol w:w="1625"/>
+        <w:gridCol w:w="2978"/>
+        <w:gridCol w:w="1201"/>
         <w:gridCol w:w="852"/>
         <w:gridCol w:w="1382"/>
         <w:gridCol w:w="1382"/>
@@ -43402,7 +43133,7 @@
         </w:trPr>
         <w:tc>
           <w:tcPr>
-            <w:tcW w:w="2554" w:type="dxa"/>
+            <w:tcW w:w="2978" w:type="dxa"/>
             <w:tcBorders>
               <w:left w:val="nil"/>
               <w:bottom w:val="single" w:color="auto" w:sz="4" w:space="0"/>
@@ -43441,7 +43172,7 @@
         </w:tc>
         <w:tc>
           <w:tcPr>
-            <w:tcW w:w="1625" w:type="dxa"/>
+            <w:tcW w:w="1201" w:type="dxa"/>
             <w:tcBorders>
               <w:left w:val="single" w:color="auto" w:sz="4" w:space="0"/>
               <w:bottom w:val="single" w:color="auto" w:sz="4" w:space="0"/>
@@ -43642,7 +43373,7 @@
         </w:trPr>
         <w:tc>
           <w:tcPr>
-            <w:tcW w:w="2554" w:type="dxa"/>
+            <w:tcW w:w="2978" w:type="dxa"/>
             <w:tcBorders>
               <w:top w:val="single" w:color="auto" w:sz="4" w:space="0"/>
               <w:left w:val="nil"/>
@@ -43682,7 +43413,7 @@
         </w:tc>
         <w:tc>
           <w:tcPr>
-            <w:tcW w:w="1625" w:type="dxa"/>
+            <w:tcW w:w="1201" w:type="dxa"/>
             <w:tcBorders>
               <w:top w:val="single" w:color="auto" w:sz="4" w:space="0"/>
               <w:left w:val="single" w:color="auto" w:sz="4" w:space="0"/>
@@ -43888,7 +43619,7 @@
         </w:trPr>
         <w:tc>
           <w:tcPr>
-            <w:tcW w:w="2554" w:type="dxa"/>
+            <w:tcW w:w="2978" w:type="dxa"/>
             <w:tcBorders>
               <w:top w:val="single" w:color="000000" w:sz="4" w:space="0"/>
               <w:left w:val="nil"/>
@@ -43928,7 +43659,7 @@
         </w:tc>
         <w:tc>
           <w:tcPr>
-            <w:tcW w:w="1625" w:type="dxa"/>
+            <w:tcW w:w="1201" w:type="dxa"/>
             <w:tcBorders>
               <w:top w:val="single" w:color="000000" w:sz="4" w:space="0"/>
               <w:left w:val="single" w:color="auto" w:sz="4" w:space="0"/>
@@ -44134,7 +43865,7 @@
         </w:trPr>
         <w:tc>
           <w:tcPr>
-            <w:tcW w:w="2554" w:type="dxa"/>
+            <w:tcW w:w="2978" w:type="dxa"/>
             <w:tcBorders>
               <w:top w:val="single" w:color="auto" w:sz="4" w:space="0"/>
               <w:left w:val="nil"/>
@@ -44174,7 +43905,7 @@
         </w:tc>
         <w:tc>
           <w:tcPr>
-            <w:tcW w:w="1625" w:type="dxa"/>
+            <w:tcW w:w="1201" w:type="dxa"/>
             <w:tcBorders>
               <w:top w:val="single" w:color="auto" w:sz="4" w:space="0"/>
               <w:left w:val="single" w:color="auto" w:sz="4" w:space="0"/>
@@ -44380,7 +44111,7 @@
         </w:trPr>
         <w:tc>
           <w:tcPr>
-            <w:tcW w:w="2554" w:type="dxa"/>
+            <w:tcW w:w="2978" w:type="dxa"/>
             <w:tcBorders>
               <w:top w:val="single" w:color="auto" w:sz="4" w:space="0"/>
               <w:left w:val="nil"/>
@@ -44420,7 +44151,7 @@
         </w:tc>
         <w:tc>
           <w:tcPr>
-            <w:tcW w:w="1625" w:type="dxa"/>
+            <w:tcW w:w="1201" w:type="dxa"/>
             <w:tcBorders>
               <w:top w:val="single" w:color="auto" w:sz="4" w:space="0"/>
               <w:left w:val="single" w:color="auto" w:sz="4" w:space="0"/>
@@ -44626,7 +44357,7 @@
         </w:trPr>
         <w:tc>
           <w:tcPr>
-            <w:tcW w:w="2554" w:type="dxa"/>
+            <w:tcW w:w="2978" w:type="dxa"/>
             <w:tcBorders>
               <w:top w:val="single" w:color="auto" w:sz="4" w:space="0"/>
               <w:left w:val="nil"/>
@@ -44666,7 +44397,7 @@
         </w:tc>
         <w:tc>
           <w:tcPr>
-            <w:tcW w:w="1625" w:type="dxa"/>
+            <w:tcW w:w="1201" w:type="dxa"/>
             <w:tcBorders>
               <w:top w:val="single" w:color="auto" w:sz="4" w:space="0"/>
               <w:left w:val="single" w:color="auto" w:sz="4" w:space="0"/>
@@ -44872,7 +44603,7 @@
         </w:trPr>
         <w:tc>
           <w:tcPr>
-            <w:tcW w:w="2554" w:type="dxa"/>
+            <w:tcW w:w="2978" w:type="dxa"/>
             <w:tcBorders>
               <w:top w:val="single" w:color="auto" w:sz="4" w:space="0"/>
               <w:left w:val="nil"/>
@@ -44912,7 +44643,7 @@
         </w:tc>
         <w:tc>
           <w:tcPr>
-            <w:tcW w:w="1625" w:type="dxa"/>
+            <w:tcW w:w="1201" w:type="dxa"/>
             <w:tcBorders>
               <w:top w:val="single" w:color="auto" w:sz="4" w:space="0"/>
               <w:left w:val="single" w:color="auto" w:sz="4" w:space="0"/>
@@ -45118,7 +44849,7 @@
         </w:trPr>
         <w:tc>
           <w:tcPr>
-            <w:tcW w:w="2554" w:type="dxa"/>
+            <w:tcW w:w="2978" w:type="dxa"/>
             <w:tcBorders>
               <w:top w:val="single" w:color="auto" w:sz="4" w:space="0"/>
               <w:left w:val="nil"/>
@@ -45158,7 +44889,7 @@
         </w:tc>
         <w:tc>
           <w:tcPr>
-            <w:tcW w:w="1625" w:type="dxa"/>
+            <w:tcW w:w="1201" w:type="dxa"/>
             <w:tcBorders>
               <w:top w:val="single" w:color="auto" w:sz="4" w:space="0"/>
               <w:left w:val="single" w:color="auto" w:sz="4" w:space="0"/>
@@ -45364,7 +45095,7 @@
         </w:trPr>
         <w:tc>
           <w:tcPr>
-            <w:tcW w:w="2554" w:type="dxa"/>
+            <w:tcW w:w="2978" w:type="dxa"/>
             <w:tcBorders>
               <w:top w:val="single" w:color="auto" w:sz="4" w:space="0"/>
               <w:left w:val="nil"/>
@@ -45404,7 +45135,7 @@
         </w:tc>
         <w:tc>
           <w:tcPr>
-            <w:tcW w:w="1625" w:type="dxa"/>
+            <w:tcW w:w="1201" w:type="dxa"/>
             <w:tcBorders>
               <w:top w:val="single" w:color="auto" w:sz="4" w:space="0"/>
               <w:left w:val="single" w:color="auto" w:sz="4" w:space="0"/>
@@ -45610,7 +45341,7 @@
         </w:trPr>
         <w:tc>
           <w:tcPr>
-            <w:tcW w:w="2554" w:type="dxa"/>
+            <w:tcW w:w="2978" w:type="dxa"/>
             <w:tcBorders>
               <w:top w:val="single" w:color="auto" w:sz="4" w:space="0"/>
               <w:left w:val="nil"/>
@@ -45650,7 +45381,7 @@
         </w:tc>
         <w:tc>
           <w:tcPr>
-            <w:tcW w:w="1625" w:type="dxa"/>
+            <w:tcW w:w="1201" w:type="dxa"/>
             <w:tcBorders>
               <w:top w:val="single" w:color="auto" w:sz="4" w:space="0"/>
               <w:left w:val="single" w:color="auto" w:sz="4" w:space="0"/>
@@ -46067,15 +45798,15 @@
           <w:rFonts w:hint="eastAsia"/>
           <w:sz w:val="24"/>
         </w:rPr>
-        <w:t>分组交叉验证下的一致性消融结果如下</w:t>
-      </w:r>
-      <w:r>
-        <w:rPr>
-          <w:rFonts w:hint="eastAsia"/>
-          <w:sz w:val="24"/>
-          <w:lang w:val="en-US" w:eastAsia="zh-CN"/>
-        </w:rPr>
-        <w:t>表所示</w:t>
+        <w:t>分组交叉验证下的一致性消融结果如</w:t>
+      </w:r>
+      <w:r>
+        <w:rPr>
+          <w:rFonts w:hint="eastAsia"/>
+          <w:sz w:val="24"/>
+          <w:lang w:val="en-US" w:eastAsia="zh-CN"/>
+        </w:rPr>
+        <w:t>表4.12所示</w:t>
       </w:r>
       <w:r>
         <w:rPr>
@@ -46101,23 +45832,13 @@
           <w:sz w:val="24"/>
         </w:rPr>
       </w:pPr>
-    </w:p>
-    <w:p>
-      <w:pPr>
-        <w:pageBreakBefore w:val="0"/>
-        <w:kinsoku/>
-        <w:wordWrap w:val="0"/>
-        <w:overflowPunct/>
-        <w:topLinePunct w:val="0"/>
-        <w:bidi w:val="0"/>
-        <w:spacing w:line="360" w:lineRule="auto"/>
-        <w:ind w:firstLine="480" w:firstLineChars="200"/>
-        <w:textAlignment w:val="auto"/>
-        <w:rPr>
-          <w:rFonts w:hint="eastAsia"/>
-          <w:sz w:val="24"/>
-        </w:rPr>
-      </w:pPr>
+      <w:r>
+        <w:rPr>
+          <w:rFonts w:hint="eastAsia"/>
+          <w:sz w:val="24"/>
+        </w:rPr>
+        <w:t>对应图表见ablation/figures/figure_04_grouped_main_results.png和ablation/grouped_consistency_error_metrics.png。与随机holdout相比，分组验证下大多数配置误差上升，说明分组评估确实更加严格。</w:t>
+      </w:r>
     </w:p>
     <w:p>
       <w:pPr>
@@ -46130,12 +45851,32 @@
         <w:jc w:val="center"/>
         <w:textAlignment w:val="auto"/>
         <w:rPr>
+          <w:rFonts w:hint="eastAsia" w:eastAsia="黑体"/>
+          <w:b/>
+          <w:bCs/>
+          <w:sz w:val="21"/>
+        </w:rPr>
+      </w:pPr>
+    </w:p>
+    <w:p>
+      <w:pPr>
+        <w:pageBreakBefore w:val="0"/>
+        <w:kinsoku/>
+        <w:wordWrap w:val="0"/>
+        <w:overflowPunct/>
+        <w:topLinePunct w:val="0"/>
+        <w:bidi w:val="0"/>
+        <w:jc w:val="center"/>
+        <w:textAlignment w:val="auto"/>
+        <w:rPr>
           <w:rFonts w:eastAsia="黑体"/>
           <w:b/>
           <w:bCs/>
           <w:sz w:val="21"/>
         </w:rPr>
       </w:pPr>
+      <w:bookmarkStart w:id="145" w:name="_GoBack"/>
+      <w:bookmarkEnd w:id="145"/>
       <w:r>
         <w:rPr>
           <w:rFonts w:hint="eastAsia" w:eastAsia="黑体"/>
@@ -46187,8 +45928,8 @@
         </w:tblCellMar>
       </w:tblPr>
       <w:tblGrid>
-        <w:gridCol w:w="2554"/>
-        <w:gridCol w:w="1625"/>
+        <w:gridCol w:w="3028"/>
+        <w:gridCol w:w="1151"/>
         <w:gridCol w:w="852"/>
         <w:gridCol w:w="1382"/>
         <w:gridCol w:w="1382"/>
@@ -46200,7 +45941,7 @@
         </w:trPr>
         <w:tc>
           <w:tcPr>
-            <w:tcW w:w="2554" w:type="dxa"/>
+            <w:tcW w:w="3028" w:type="dxa"/>
             <w:tcBorders>
               <w:left w:val="nil"/>
               <w:bottom w:val="single" w:color="auto" w:sz="4" w:space="0"/>
@@ -46239,7 +45980,7 @@
         </w:tc>
         <w:tc>
           <w:tcPr>
-            <w:tcW w:w="1625" w:type="dxa"/>
+            <w:tcW w:w="1151" w:type="dxa"/>
             <w:tcBorders>
               <w:left w:val="single" w:color="auto" w:sz="4" w:space="0"/>
               <w:bottom w:val="single" w:color="auto" w:sz="4" w:space="0"/>
@@ -46440,7 +46181,7 @@
         </w:trPr>
         <w:tc>
           <w:tcPr>
-            <w:tcW w:w="2554" w:type="dxa"/>
+            <w:tcW w:w="3028" w:type="dxa"/>
             <w:tcBorders>
               <w:top w:val="single" w:color="auto" w:sz="4" w:space="0"/>
               <w:left w:val="nil"/>
@@ -46480,7 +46221,7 @@
         </w:tc>
         <w:tc>
           <w:tcPr>
-            <w:tcW w:w="1625" w:type="dxa"/>
+            <w:tcW w:w="1151" w:type="dxa"/>
             <w:tcBorders>
               <w:top w:val="single" w:color="auto" w:sz="4" w:space="0"/>
               <w:left w:val="single" w:color="auto" w:sz="4" w:space="0"/>
@@ -46686,7 +46427,7 @@
         </w:trPr>
         <w:tc>
           <w:tcPr>
-            <w:tcW w:w="2554" w:type="dxa"/>
+            <w:tcW w:w="3028" w:type="dxa"/>
             <w:tcBorders>
               <w:top w:val="single" w:color="000000" w:sz="4" w:space="0"/>
               <w:left w:val="nil"/>
@@ -46726,7 +46467,7 @@
         </w:tc>
         <w:tc>
           <w:tcPr>
-            <w:tcW w:w="1625" w:type="dxa"/>
+            <w:tcW w:w="1151" w:type="dxa"/>
             <w:tcBorders>
               <w:top w:val="single" w:color="000000" w:sz="4" w:space="0"/>
               <w:left w:val="single" w:color="auto" w:sz="4" w:space="0"/>
@@ -46932,7 +46673,7 @@
         </w:trPr>
         <w:tc>
           <w:tcPr>
-            <w:tcW w:w="2554" w:type="dxa"/>
+            <w:tcW w:w="3028" w:type="dxa"/>
             <w:tcBorders>
               <w:top w:val="single" w:color="auto" w:sz="4" w:space="0"/>
               <w:left w:val="nil"/>
@@ -46972,7 +46713,7 @@
         </w:tc>
         <w:tc>
           <w:tcPr>
-            <w:tcW w:w="1625" w:type="dxa"/>
+            <w:tcW w:w="1151" w:type="dxa"/>
             <w:tcBorders>
               <w:top w:val="single" w:color="auto" w:sz="4" w:space="0"/>
               <w:left w:val="single" w:color="auto" w:sz="4" w:space="0"/>
@@ -47178,7 +46919,7 @@
         </w:trPr>
         <w:tc>
           <w:tcPr>
-            <w:tcW w:w="2554" w:type="dxa"/>
+            <w:tcW w:w="3028" w:type="dxa"/>
             <w:tcBorders>
               <w:top w:val="single" w:color="auto" w:sz="4" w:space="0"/>
               <w:left w:val="nil"/>
@@ -47218,7 +46959,7 @@
         </w:tc>
         <w:tc>
           <w:tcPr>
-            <w:tcW w:w="1625" w:type="dxa"/>
+            <w:tcW w:w="1151" w:type="dxa"/>
             <w:tcBorders>
               <w:top w:val="single" w:color="auto" w:sz="4" w:space="0"/>
               <w:left w:val="single" w:color="auto" w:sz="4" w:space="0"/>
@@ -47424,7 +47165,7 @@
         </w:trPr>
         <w:tc>
           <w:tcPr>
-            <w:tcW w:w="2554" w:type="dxa"/>
+            <w:tcW w:w="3028" w:type="dxa"/>
             <w:tcBorders>
               <w:top w:val="single" w:color="auto" w:sz="4" w:space="0"/>
               <w:left w:val="nil"/>
@@ -47464,7 +47205,7 @@
         </w:tc>
         <w:tc>
           <w:tcPr>
-            <w:tcW w:w="1625" w:type="dxa"/>
+            <w:tcW w:w="1151" w:type="dxa"/>
             <w:tcBorders>
               <w:top w:val="single" w:color="auto" w:sz="4" w:space="0"/>
               <w:left w:val="single" w:color="auto" w:sz="4" w:space="0"/>
@@ -47670,7 +47411,7 @@
         </w:trPr>
         <w:tc>
           <w:tcPr>
-            <w:tcW w:w="2554" w:type="dxa"/>
+            <w:tcW w:w="3028" w:type="dxa"/>
             <w:tcBorders>
               <w:top w:val="single" w:color="auto" w:sz="4" w:space="0"/>
               <w:left w:val="nil"/>
@@ -47710,7 +47451,7 @@
         </w:tc>
         <w:tc>
           <w:tcPr>
-            <w:tcW w:w="1625" w:type="dxa"/>
+            <w:tcW w:w="1151" w:type="dxa"/>
             <w:tcBorders>
               <w:top w:val="single" w:color="auto" w:sz="4" w:space="0"/>
               <w:left w:val="single" w:color="auto" w:sz="4" w:space="0"/>
@@ -47916,7 +47657,7 @@
         </w:trPr>
         <w:tc>
           <w:tcPr>
-            <w:tcW w:w="2554" w:type="dxa"/>
+            <w:tcW w:w="3028" w:type="dxa"/>
             <w:tcBorders>
               <w:top w:val="single" w:color="auto" w:sz="4" w:space="0"/>
               <w:left w:val="nil"/>
@@ -47956,7 +47697,7 @@
         </w:tc>
         <w:tc>
           <w:tcPr>
-            <w:tcW w:w="1625" w:type="dxa"/>
+            <w:tcW w:w="1151" w:type="dxa"/>
             <w:tcBorders>
               <w:top w:val="single" w:color="auto" w:sz="4" w:space="0"/>
               <w:left w:val="single" w:color="auto" w:sz="4" w:space="0"/>
@@ -48162,7 +47903,7 @@
         </w:trPr>
         <w:tc>
           <w:tcPr>
-            <w:tcW w:w="2554" w:type="dxa"/>
+            <w:tcW w:w="3028" w:type="dxa"/>
             <w:tcBorders>
               <w:top w:val="single" w:color="auto" w:sz="4" w:space="0"/>
               <w:left w:val="nil"/>
@@ -48202,7 +47943,7 @@
         </w:tc>
         <w:tc>
           <w:tcPr>
-            <w:tcW w:w="1625" w:type="dxa"/>
+            <w:tcW w:w="1151" w:type="dxa"/>
             <w:tcBorders>
               <w:top w:val="single" w:color="auto" w:sz="4" w:space="0"/>
               <w:left w:val="single" w:color="auto" w:sz="4" w:space="0"/>
@@ -48408,7 +48149,7 @@
         </w:trPr>
         <w:tc>
           <w:tcPr>
-            <w:tcW w:w="2554" w:type="dxa"/>
+            <w:tcW w:w="3028" w:type="dxa"/>
             <w:tcBorders>
               <w:top w:val="single" w:color="auto" w:sz="4" w:space="0"/>
               <w:left w:val="nil"/>
@@ -48448,7 +48189,7 @@
         </w:tc>
         <w:tc>
           <w:tcPr>
-            <w:tcW w:w="1625" w:type="dxa"/>
+            <w:tcW w:w="1151" w:type="dxa"/>
             <w:tcBorders>
               <w:top w:val="single" w:color="auto" w:sz="4" w:space="0"/>
               <w:left w:val="single" w:color="auto" w:sz="4" w:space="0"/>
@@ -48656,30 +48397,6 @@
         <w:overflowPunct/>
         <w:topLinePunct w:val="0"/>
         <w:bidi w:val="0"/>
-        <w:spacing w:line="360" w:lineRule="auto"/>
-        <w:ind w:firstLine="480" w:firstLineChars="200"/>
-        <w:textAlignment w:val="auto"/>
-        <w:rPr>
-          <w:rFonts w:hint="eastAsia"/>
-          <w:sz w:val="24"/>
-        </w:rPr>
-      </w:pPr>
-      <w:r>
-        <w:rPr>
-          <w:rFonts w:hint="eastAsia"/>
-          <w:sz w:val="24"/>
-        </w:rPr>
-        <w:t>对应图表见ablation/figures/figure_04_grouped_main_results.png和ablation/grouped_consistency_error_metrics.png。与随机holdout相比，分组验证下大多数配置误差上升，说明分组评估确实更加严格。</w:t>
-      </w:r>
-    </w:p>
-    <w:p>
-      <w:pPr>
-        <w:pageBreakBefore w:val="0"/>
-        <w:kinsoku/>
-        <w:wordWrap w:val="0"/>
-        <w:overflowPunct/>
-        <w:topLinePunct w:val="0"/>
-        <w:bidi w:val="0"/>
         <w:spacing w:before="156" w:beforeLines="50" w:after="156" w:afterLines="50" w:line="360" w:lineRule="auto"/>
         <w:textAlignment w:val="auto"/>
         <w:outlineLvl w:val="2"/>
@@ -48989,7 +48706,23 @@
           <w:sz w:val="24"/>
           <w:lang w:val="en-US" w:eastAsia="zh-CN"/>
         </w:rPr>
-        <w:t>Consistency only配置下重要性排名较高的特征如下表所示。</w:t>
+        <w:t>Consistency only配置下重要性排名较高的特征如表</w:t>
+      </w:r>
+      <w:r>
+        <w:rPr>
+          <w:rFonts w:hint="eastAsia"/>
+          <w:sz w:val="24"/>
+          <w:lang w:val="en-US" w:eastAsia="zh-CN"/>
+        </w:rPr>
+        <w:t>4.13</w:t>
+      </w:r>
+      <w:r>
+        <w:rPr>
+          <w:rFonts w:hint="default"/>
+          <w:sz w:val="24"/>
+          <w:lang w:val="en-US" w:eastAsia="zh-CN"/>
+        </w:rPr>
+        <w:t>所示。</w:t>
       </w:r>
     </w:p>
     <w:p>
@@ -50740,86 +50473,6 @@
     </w:p>
     <w:p>
       <w:pPr>
-        <w:pStyle w:val="2"/>
-        <w:pageBreakBefore w:val="0"/>
-        <w:kinsoku/>
-        <w:wordWrap w:val="0"/>
-        <w:overflowPunct/>
-        <w:topLinePunct w:val="0"/>
-        <w:bidi w:val="0"/>
-        <w:textAlignment w:val="auto"/>
-        <w:rPr>
-          <w:b w:val="0"/>
-          <w:bCs/>
-          <w:sz w:val="32"/>
-        </w:rPr>
-      </w:pPr>
-      <w:bookmarkStart w:id="113" w:name="_Toc697388013"/>
-      <w:r>
-        <w:rPr>
-          <w:rFonts w:hint="eastAsia"/>
-          <w:b w:val="0"/>
-          <w:bCs/>
-          <w:sz w:val="32"/>
-          <w:lang w:val="en-US" w:eastAsia="zh-CN"/>
-        </w:rPr>
-        <w:t>5</w:t>
-      </w:r>
-      <w:r>
-        <w:rPr>
-          <w:rFonts w:hint="eastAsia"/>
-          <w:b w:val="0"/>
-          <w:bCs/>
-          <w:sz w:val="32"/>
-        </w:rPr>
-        <w:t xml:space="preserve">  结论与展望</w:t>
-      </w:r>
-      <w:bookmarkEnd w:id="113"/>
-    </w:p>
-    <w:p>
-      <w:pPr>
-        <w:pStyle w:val="4"/>
-        <w:pageBreakBefore w:val="0"/>
-        <w:kinsoku/>
-        <w:wordWrap w:val="0"/>
-        <w:overflowPunct/>
-        <w:topLinePunct w:val="0"/>
-        <w:bidi w:val="0"/>
-        <w:spacing w:before="156" w:beforeLines="50" w:after="156" w:afterLines="50" w:line="360" w:lineRule="auto"/>
-        <w:ind w:left="0"/>
-        <w:jc w:val="both"/>
-        <w:textAlignment w:val="auto"/>
-        <w:rPr>
-          <w:rFonts w:eastAsia="黑体"/>
-          <w:b w:val="0"/>
-          <w:bCs/>
-          <w:sz w:val="24"/>
-        </w:rPr>
-      </w:pPr>
-      <w:bookmarkStart w:id="114" w:name="_Toc34589165"/>
-      <w:r>
-        <w:rPr>
-          <w:rFonts w:hint="eastAsia" w:eastAsia="黑体"/>
-          <w:b w:val="0"/>
-          <w:bCs/>
-          <w:sz w:val="24"/>
-          <w:lang w:val="en-US" w:eastAsia="zh-CN"/>
-        </w:rPr>
-        <w:t>5.1</w:t>
-      </w:r>
-      <w:r>
-        <w:rPr>
-          <w:rFonts w:hint="eastAsia" w:eastAsia="黑体"/>
-          <w:b w:val="0"/>
-          <w:bCs/>
-          <w:sz w:val="24"/>
-        </w:rPr>
-        <w:t xml:space="preserve">  工作总结</w:t>
-      </w:r>
-      <w:bookmarkEnd w:id="114"/>
-    </w:p>
-    <w:p>
-      <w:pPr>
         <w:pageBreakBefore w:val="0"/>
         <w:kinsoku/>
         <w:wordWrap w:val="0"/>
@@ -50834,13 +50487,6 @@
           <w:sz w:val="24"/>
         </w:rPr>
       </w:pPr>
-      <w:r>
-        <w:rPr>
-          <w:rFonts w:hint="eastAsia"/>
-          <w:sz w:val="24"/>
-        </w:rPr>
-        <w:t>本文围绕移动端Hybrid App场景下的无感风控需求，设计并实现了一个基于三端融合设备指纹的原型系统HybridGuard。系统的核心思想是：同一移动端会话中的Android Native原生层、WebView宿主容器层和Web前端运行层共同构成跨层设备环境视图，并能够在设备身份、系统版本、屏幕参数、WebView内核、JSBridge、传感器、WebGL和运行环境等方面形成可对齐、可互证、可发现矛盾的关系。相比只依赖单端指纹或简单堆叠字段的方案，本文更关注三端特征之间的语义一致性和风险解释能力。</w:t>
-      </w:r>
     </w:p>
     <w:p>
       <w:pPr>
@@ -50854,20 +50500,10 @@
         <w:ind w:firstLine="480" w:firstLineChars="200"/>
         <w:textAlignment w:val="auto"/>
         <w:rPr>
-          <w:rFonts w:hint="eastAsia" w:eastAsia="宋体"/>
-          <w:sz w:val="24"/>
-          <w:lang w:eastAsia="zh-CN"/>
-        </w:rPr>
-      </w:pPr>
-      <w:bookmarkStart w:id="115" w:name="_Toc1519511465"/>
-      <w:r>
-        <w:rPr>
-          <w:rFonts w:hint="eastAsia"/>
-          <w:sz w:val="24"/>
-        </w:rPr>
-        <w:t>本文完成的主要工作包括以下几个方面</w:t>
-      </w:r>
-      <w:bookmarkEnd w:id="115"/>
+          <w:rFonts w:hint="eastAsia"/>
+          <w:sz w:val="24"/>
+        </w:rPr>
+      </w:pPr>
     </w:p>
     <w:p>
       <w:pPr>
@@ -50885,21 +50521,6 @@
           <w:sz w:val="24"/>
         </w:rPr>
       </w:pPr>
-      <w:r>
-        <w:rPr>
-          <w:rFonts w:hint="eastAsia"/>
-          <w:sz w:val="24"/>
-          <w:lang w:val="en-US" w:eastAsia="zh-CN"/>
-        </w:rPr>
-        <w:t>第一，设计并实现了三端设备指纹采集链路。系统在旧app模块中完成Native、WebView和Web前端的异步采集与session_id对齐，在新riskapp模块中进一步迁移为本地探针和端侧回传机制，使同一移动端会话能够形成可合并、可审计、可用于跨层分析的设备环境视图</w:t>
-      </w:r>
-      <w:r>
-        <w:rPr>
-          <w:rFonts w:hint="eastAsia"/>
-          <w:sz w:val="24"/>
-        </w:rPr>
-        <w:t>。</w:t>
-      </w:r>
     </w:p>
     <w:p>
       <w:pPr>
@@ -50913,19 +50534,11 @@
         <w:ind w:firstLine="480" w:firstLineChars="200"/>
         <w:textAlignment w:val="auto"/>
         <w:rPr>
-          <w:rFonts w:hint="eastAsia"/>
-          <w:sz w:val="24"/>
-          <w:lang w:val="en-US" w:eastAsia="zh-CN"/>
-        </w:rPr>
-      </w:pPr>
-      <w:r>
-        <w:rPr>
-          <w:rFonts w:hint="eastAsia"/>
-          <w:sz w:val="24"/>
-          <w:lang w:val="en-US" w:eastAsia="zh-CN"/>
-        </w:rPr>
-        <w:t>第二，设计并实现了后端会话合并与数据持久化流程。FastAPI后端能够接收Native与Web/WebView的异步上报，根据session_id增量合并三端数据，并同时保存原始嵌套JSON与面向训练的JSONL数据。该设计兼顾了原始样本审计和后续模型训练需求。</w:t>
-      </w:r>
+          <w:rFonts w:hint="eastAsia" w:eastAsia="宋体"/>
+          <w:sz w:val="24"/>
+          <w:lang w:eastAsia="zh-CN"/>
+        </w:rPr>
+      </w:pPr>
     </w:p>
     <w:p>
       <w:pPr>
@@ -50939,19 +50552,11 @@
         <w:ind w:firstLine="480" w:firstLineChars="200"/>
         <w:textAlignment w:val="auto"/>
         <w:rPr>
-          <w:rFonts w:hint="eastAsia"/>
-          <w:sz w:val="24"/>
-          <w:lang w:val="en-US" w:eastAsia="zh-CN"/>
-        </w:rPr>
-      </w:pPr>
-      <w:r>
-        <w:rPr>
-          <w:rFonts w:hint="eastAsia"/>
-          <w:sz w:val="24"/>
-          <w:lang w:val="en-US" w:eastAsia="zh-CN"/>
-        </w:rPr>
-        <w:t>第三，构建了面向三端融合风控的综合规则知识库。规则库覆盖核心完整性、Native-Web一致性、Native-WebView一致性、WebView-Web一致性、物理运行环境、攻击场景聚合和容错规则等内容，用于约束大模型离线生成risk_score和risk_reason。通过这种方式，本文将大模型的语义分析能力与可解释规则相结合，避免仅依赖少量固定阈值或完全黑盒判断。</w:t>
-      </w:r>
+          <w:rFonts w:hint="eastAsia" w:eastAsia="宋体"/>
+          <w:sz w:val="24"/>
+          <w:lang w:eastAsia="zh-CN"/>
+        </w:rPr>
+      </w:pPr>
     </w:p>
     <w:p>
       <w:pPr>
@@ -50965,19 +50570,71 @@
         <w:ind w:firstLine="480" w:firstLineChars="200"/>
         <w:textAlignment w:val="auto"/>
         <w:rPr>
-          <w:rFonts w:hint="eastAsia"/>
-          <w:sz w:val="24"/>
-          <w:lang w:val="en-US" w:eastAsia="zh-CN"/>
-        </w:rPr>
-      </w:pPr>
-      <w:r>
-        <w:rPr>
-          <w:rFonts w:hint="eastAsia"/>
-          <w:sz w:val="24"/>
-          <w:lang w:val="en-US" w:eastAsia="zh-CN"/>
-        </w:rPr>
-        <w:t>第四，构建了风险评分数据集和轻量评分器训练流程。本文基于真实设备样本、扩充样本和高危模拟样本形成带风险标签的数据集，并使用随机森林与MLP作为轻量评分器候选实现。最终，本文选择随机森林作为端侧评分器的主要工程实现，并通过m2cgen导出Java推理代码。</w:t>
-      </w:r>
+          <w:rFonts w:hint="eastAsia" w:eastAsia="宋体"/>
+          <w:sz w:val="24"/>
+          <w:lang w:eastAsia="zh-CN"/>
+        </w:rPr>
+      </w:pPr>
+    </w:p>
+    <w:p>
+      <w:pPr>
+        <w:pageBreakBefore w:val="0"/>
+        <w:kinsoku/>
+        <w:wordWrap w:val="0"/>
+        <w:overflowPunct/>
+        <w:topLinePunct w:val="0"/>
+        <w:bidi w:val="0"/>
+        <w:spacing w:line="360" w:lineRule="auto"/>
+        <w:textAlignment w:val="auto"/>
+        <w:rPr>
+          <w:rFonts w:hint="eastAsia" w:eastAsia="宋体"/>
+          <w:sz w:val="24"/>
+          <w:lang w:eastAsia="zh-CN"/>
+        </w:rPr>
+      </w:pPr>
+    </w:p>
+    <w:p>
+      <w:pPr>
+        <w:pStyle w:val="2"/>
+        <w:keepNext/>
+        <w:keepLines/>
+        <w:pageBreakBefore/>
+        <w:widowControl w:val="0"/>
+        <w:numPr>
+          <w:ilvl w:val="0"/>
+          <w:numId w:val="0"/>
+        </w:numPr>
+        <w:kinsoku/>
+        <w:wordWrap/>
+        <w:overflowPunct/>
+        <w:topLinePunct w:val="0"/>
+        <w:autoSpaceDE/>
+        <w:autoSpaceDN/>
+        <w:bidi w:val="0"/>
+        <w:adjustRightInd/>
+        <w:snapToGrid/>
+        <w:spacing w:before="500" w:after="500" w:line="480" w:lineRule="auto"/>
+        <w:textAlignment w:val="auto"/>
+        <w:rPr>
+          <w:rFonts w:eastAsia="黑体"/>
+          <w:b w:val="0"/>
+          <w:bCs/>
+          <w:sz w:val="24"/>
+        </w:rPr>
+      </w:pPr>
+      <w:bookmarkStart w:id="113" w:name="_Toc697388013"/>
+      <w:r>
+        <w:rPr>
+          <w:rFonts w:hint="eastAsia" w:asciiTheme="minorHAnsi" w:hAnsiTheme="minorHAnsi" w:cstheme="minorBidi"/>
+          <w:b w:val="0"/>
+          <w:bCs/>
+          <w:sz w:val="32"/>
+          <w:szCs w:val="44"/>
+          <w:lang w:val="en-US" w:eastAsia="zh-CN"/>
+        </w:rPr>
+        <w:t>结论</w:t>
+      </w:r>
+      <w:bookmarkEnd w:id="113"/>
     </w:p>
     <w:p>
       <w:pPr>
@@ -50993,59 +50650,15 @@
         <w:rPr>
           <w:rFonts w:hint="eastAsia"/>
           <w:sz w:val="24"/>
-          <w:lang w:val="en-US" w:eastAsia="zh-CN"/>
-        </w:rPr>
-      </w:pPr>
-      <w:r>
-        <w:rPr>
-          <w:rFonts w:hint="eastAsia"/>
-          <w:sz w:val="24"/>
-          <w:lang w:val="en-US" w:eastAsia="zh-CN"/>
-        </w:rPr>
-        <w:t>第五，实现了App端侧评分闭环。新的riskapp模块在本地完成Native、WebView和Web三端采集，通过RiskFeatureEncoder按训练阶段一致的65维字段顺序构造输入向量，再调用DeviceRiskScorer输出风险分。端侧运行时仅上传风险分、风险等级和评分摘要，不上传完整原始三端指纹，体现了本地闭环和数据最小化思想。</w:t>
-      </w:r>
-    </w:p>
-    <w:p>
-      <w:pPr>
-        <w:pStyle w:val="4"/>
-        <w:pageBreakBefore w:val="0"/>
-        <w:kinsoku/>
-        <w:wordWrap w:val="0"/>
-        <w:overflowPunct/>
-        <w:topLinePunct w:val="0"/>
-        <w:bidi w:val="0"/>
-        <w:spacing w:before="156" w:beforeLines="50" w:after="156" w:afterLines="50" w:line="360" w:lineRule="auto"/>
-        <w:ind w:left="0"/>
-        <w:jc w:val="both"/>
-        <w:textAlignment w:val="auto"/>
-        <w:rPr>
-          <w:rFonts w:eastAsia="黑体"/>
-          <w:b w:val="0"/>
-          <w:bCs/>
-          <w:sz w:val="24"/>
-        </w:rPr>
-      </w:pPr>
-      <w:bookmarkStart w:id="116" w:name="_Toc553662131"/>
-      <w:r>
-        <w:rPr>
-          <w:rFonts w:hint="eastAsia" w:eastAsia="黑体"/>
-          <w:b w:val="0"/>
-          <w:bCs/>
-          <w:sz w:val="24"/>
-          <w:lang w:val="en-US" w:eastAsia="zh-CN"/>
-        </w:rPr>
-        <w:t>5.2</w:t>
-      </w:r>
-      <w:r>
-        <w:rPr>
-          <w:rFonts w:hint="eastAsia" w:eastAsia="黑体"/>
-          <w:b w:val="0"/>
-          <w:bCs/>
-          <w:sz w:val="24"/>
-        </w:rPr>
-        <w:t xml:space="preserve">  实验结论</w:t>
-      </w:r>
-      <w:bookmarkEnd w:id="116"/>
+        </w:rPr>
+      </w:pPr>
+      <w:r>
+        <w:rPr>
+          <w:rFonts w:hint="eastAsia"/>
+          <w:sz w:val="24"/>
+        </w:rPr>
+        <w:t>本文围绕移动端Hybrid App场景下的无感风控需求，设计并实现了一个基于三端融合设备指纹的原型系统HybridGuard。系统的核心思想是：同一移动端会话中的Android Native原生层、WebView宿主容器层和Web前端运行层共同构成跨层设备环境视图，并能够在设备身份、系统版本、屏幕参数、WebView内核、JSBridge、传感器、WebGL和运行环境等方面形成可对齐、可互证、可发现矛盾的关系。相比只依赖单端指纹或简单堆叠字段的方案，本文更关注三端特征之间的语义一致性和风险解释能力。</w:t>
+      </w:r>
     </w:p>
     <w:p>
       <w:pPr>
@@ -51059,19 +50672,20 @@
         <w:ind w:firstLine="480" w:firstLineChars="200"/>
         <w:textAlignment w:val="auto"/>
         <w:rPr>
-          <w:rFonts w:hint="eastAsia"/>
-          <w:sz w:val="24"/>
-          <w:lang w:val="en-US" w:eastAsia="zh-CN"/>
-        </w:rPr>
-      </w:pPr>
-      <w:r>
-        <w:rPr>
-          <w:rFonts w:hint="eastAsia"/>
-          <w:sz w:val="24"/>
-          <w:lang w:val="en-US" w:eastAsia="zh-CN"/>
-        </w:rPr>
-        <w:t>本文基于1323条带风险标签的三端设备指纹样本开展消融实验和分组交叉验证。实验表明，Native、WebView和Web原始字段均包含风险信息，但随机holdout下的高指标受到同源样本和字段冗余影响，简单堆叠三端原始字段并不总是最优。</w:t>
-      </w:r>
+          <w:rFonts w:hint="eastAsia" w:eastAsia="宋体"/>
+          <w:sz w:val="24"/>
+          <w:lang w:eastAsia="zh-CN"/>
+        </w:rPr>
+      </w:pPr>
+      <w:bookmarkStart w:id="114" w:name="_Toc1519511465"/>
+      <w:r>
+        <w:rPr>
+          <w:rFonts w:hint="eastAsia"/>
+          <w:sz w:val="24"/>
+        </w:rPr>
+        <w:t>本文完成的主要工作包括以下几个方面</w:t>
+      </w:r>
+      <w:bookmarkEnd w:id="114"/>
     </w:p>
     <w:p>
       <w:pPr>
@@ -51087,16 +50701,22 @@
         <w:rPr>
           <w:rFonts w:hint="eastAsia"/>
           <w:sz w:val="24"/>
-          <w:lang w:val="en-US" w:eastAsia="zh-CN"/>
-        </w:rPr>
-      </w:pPr>
-      <w:r>
-        <w:rPr>
-          <w:rFonts w:hint="eastAsia"/>
-          <w:sz w:val="24"/>
-          <w:lang w:val="en-US" w:eastAsia="zh-CN"/>
-        </w:rPr>
-        <w:t>跨层一致性实验进一步表明，设备型号与UA、Android版本、屏幕DPR、WebView provider、JSBridge、传感器、安装来源和调试状态等关系可以形成更贴近规则知识库判断逻辑的风险信号。尤其在分组交叉验证中，Tri-layer semantic仅使用7个核心语义特征便优于完整原始三端特征，说明稳定的跨层规则比单纯增加字段数量更有泛化价值。</w:t>
+        </w:rPr>
+      </w:pPr>
+      <w:r>
+        <w:rPr>
+          <w:rFonts w:hint="eastAsia"/>
+          <w:sz w:val="24"/>
+          <w:lang w:val="en-US" w:eastAsia="zh-CN"/>
+        </w:rPr>
+        <w:t>第一，设计并实现了三端设备指纹采集链路。系统在旧app模块中完成Native、WebView和Web前端的异步采集与session_id对齐，在新riskapp模块中进一步迁移为本地探针和端侧回传机制，使同一移动端会话能够形成可合并、可审计、可用于跨层分析的设备环境视图</w:t>
+      </w:r>
+      <w:r>
+        <w:rPr>
+          <w:rFonts w:hint="eastAsia"/>
+          <w:sz w:val="24"/>
+        </w:rPr>
+        <w:t>。</w:t>
       </w:r>
     </w:p>
     <w:p>
@@ -51122,50 +50742,8 @@
           <w:sz w:val="24"/>
           <w:lang w:val="en-US" w:eastAsia="zh-CN"/>
         </w:rPr>
-        <w:t>特征重要性分析显示，模型主要依赖传感器与JSBridge完整性、Native与Web UA匹配、WebView宿主标记、manual安装来源与ADB等信号。这些结果共同支撑本文的核心结论：HybridGuard的价值不在于简单采集更多字段，而在于将Android Native、WebView宿主和Web前端之间的关系转化为可解释、可训练、可端侧部署的风险评分能力。</w:t>
-      </w:r>
-    </w:p>
-    <w:p>
-      <w:pPr>
-        <w:pStyle w:val="4"/>
-        <w:pageBreakBefore w:val="0"/>
-        <w:kinsoku/>
-        <w:wordWrap w:val="0"/>
-        <w:overflowPunct/>
-        <w:topLinePunct w:val="0"/>
-        <w:bidi w:val="0"/>
-        <w:spacing w:before="156" w:beforeLines="50" w:after="156" w:afterLines="50" w:line="360" w:lineRule="auto"/>
-        <w:ind w:left="0"/>
-        <w:jc w:val="both"/>
-        <w:textAlignment w:val="auto"/>
-        <w:rPr>
-          <w:rFonts w:eastAsia="黑体"/>
-          <w:b w:val="0"/>
-          <w:bCs/>
-          <w:sz w:val="24"/>
-        </w:rPr>
-      </w:pPr>
-      <w:bookmarkStart w:id="117" w:name="_Toc352793266"/>
-      <w:r>
-        <w:rPr>
-          <w:rFonts w:hint="eastAsia" w:eastAsia="黑体"/>
-          <w:b w:val="0"/>
-          <w:bCs/>
-          <w:sz w:val="24"/>
-          <w:lang w:val="en-US" w:eastAsia="zh-CN"/>
-        </w:rPr>
-        <w:t>5.3</w:t>
-      </w:r>
-      <w:r>
-        <w:rPr>
-          <w:rFonts w:hint="eastAsia" w:eastAsia="黑体"/>
-          <w:b w:val="0"/>
-          <w:bCs/>
-          <w:sz w:val="24"/>
-        </w:rPr>
-        <w:t xml:space="preserve">  不足与展望</w:t>
-      </w:r>
-      <w:bookmarkEnd w:id="117"/>
+        <w:t>第二，设计并实现了后端会话合并与数据持久化流程。FastAPI后端能够接收Native与Web/WebView的异步上报，根据session_id增量合并三端数据，并同时保存原始嵌套JSON与面向训练的JSONL数据。该设计兼顾了原始样本审计和后续模型训练需求。</w:t>
+      </w:r>
     </w:p>
     <w:p>
       <w:pPr>
@@ -51190,7 +50768,7 @@
           <w:sz w:val="24"/>
           <w:lang w:val="en-US" w:eastAsia="zh-CN"/>
         </w:rPr>
-        <w:t>本文仍存在以下不足。首先，当前数据集规模有限，真实物理设备、不同厂商系统版本、不同WebView内核和真实攻击环境覆盖仍不充分。高风险样本主要来自模板化构造，能够验证典型攻击场景，但还不能完全代表真实黑产链路。</w:t>
+        <w:t>第三，构建了面向三端融合风控的综合规则知识库。规则库覆盖核心完整性、Native-Web一致性、Native-WebView一致性、WebView-Web一致性、物理运行环境、攻击场景聚合和容错规则等内容，用于约束大模型离线生成risk_score和risk_reason。通过这种方式，本文将大模型的语义分析能力与可解释规则相结合，避免仅依赖少量固定阈值或完全黑盒判断。</w:t>
       </w:r>
     </w:p>
     <w:p>
@@ -51216,7 +50794,7 @@
           <w:sz w:val="24"/>
           <w:lang w:val="en-US" w:eastAsia="zh-CN"/>
         </w:rPr>
-        <w:t>其次，风险标签由规则知识库驱动的大模型离线标注流程生成，虽然具备较强解释性，但仍需要更多人工抽样复核和业务标注校准。后续可以将规则知识库进一步结构化，加入规则版本管理、人工审核记录和冲突规则处理机制，使标签生成过程更加稳定和可审计。</w:t>
+        <w:t>第四，构建了风险评分数据集和轻量评分器训练流程。本文基于真实设备样本、扩充样本和高危模拟样本形成带风险标签的数据集，并使用随机森林与MLP作为轻量评分器候选实现。最终，本文选择随机森林作为端侧评分器的主要工程实现，并通过m2cgen导出Java推理代码。</w:t>
       </w:r>
     </w:p>
     <w:p>
@@ -51231,18 +50809,19 @@
         <w:ind w:firstLine="480" w:firstLineChars="200"/>
         <w:textAlignment w:val="auto"/>
         <w:rPr>
-          <w:rFonts w:hint="eastAsia"/>
-          <w:sz w:val="24"/>
-          <w:lang w:val="en-US" w:eastAsia="zh-CN"/>
-        </w:rPr>
-      </w:pPr>
-      <w:r>
-        <w:rPr>
-          <w:rFonts w:hint="eastAsia"/>
-          <w:sz w:val="24"/>
-          <w:lang w:val="en-US" w:eastAsia="zh-CN"/>
-        </w:rPr>
-        <w:t>再次，本章实验主要关注离线消融和分组泛化分析，尚未对端侧评分App在大规模真实设备上的采集耗时、推理耗时、内存占用、功耗和长期稳定性进行充分评估。后续需要在更多真机和云真机环境中补充端侧闭环实验，验证本地评分在真实部署中的工程可行性。</w:t>
+          <w:rFonts w:eastAsia="黑体"/>
+          <w:b w:val="0"/>
+          <w:bCs/>
+          <w:sz w:val="24"/>
+        </w:rPr>
+      </w:pPr>
+      <w:r>
+        <w:rPr>
+          <w:rFonts w:hint="eastAsia"/>
+          <w:sz w:val="24"/>
+          <w:lang w:val="en-US" w:eastAsia="zh-CN"/>
+        </w:rPr>
+        <w:t>第五，实现了App端侧评分闭环。新的riskapp模块在本地完成Native、WebView和Web三端采集，通过RiskFeatureEncoder按训练阶段一致的65维字段顺序构造输入向量，再调用DeviceRiskScorer输出风险分。端侧运行时仅上传风险分、风险等级和评分摘要，不上传完整原始三端指纹，体现了本地闭环和数据最小化思想。</w:t>
       </w:r>
     </w:p>
     <w:p>
@@ -51268,7 +50847,7 @@
           <w:sz w:val="24"/>
           <w:lang w:val="en-US" w:eastAsia="zh-CN"/>
         </w:rPr>
-        <w:t>最后，当前端侧评分器主要使用随机森林Java代码完成推理。后续可进一步研究特征筛选、模型剪枝、规则执行引擎或更轻量的模型压缩方案，降低端侧代码体积和维护成本。同时，后续还可扩展行为特征、网络环境特征和更细粒度Web API探针，使HybridGuard从原型系统逐步演进为更完整的移动端无感风控框架。</w:t>
+        <w:t>本文基于1323条带风险标签的三端设备指纹样本开展消融实验和分组交叉验证。实验表明，Native、WebView和Web原始字段均包含风险信息，但随机holdout下的高指标受到同源样本和字段冗余影响，简单堆叠三端原始字段并不总是最优。</w:t>
       </w:r>
     </w:p>
     <w:p>
@@ -51294,7 +50873,7 @@
           <w:sz w:val="24"/>
           <w:lang w:val="en-US" w:eastAsia="zh-CN"/>
         </w:rPr>
-        <w:t>综上，本文完成了从三端特征采集、会话对齐、规则知识库、大模型离线标注、轻量评分训练到端侧评分闭环的完整原型验证。实验结果表明，Android Native、WebView宿主和Web前端之间的跨层一致性关系能够为移动端风险识别提供有效且可解释的信号，具有进一步研究和工程完善价值。</w:t>
+        <w:t>跨层一致性实验进一步表明，设备型号与UA、Android版本、屏幕DPR、WebView provider、JSBridge、传感器、安装来源和调试状态等关系可以形成更贴近规则知识库判断逻辑的风险信号。尤其在分组交叉验证中，Tri-layer semantic仅使用7个核心语义特征便优于完整原始三端特征，说明稳定的跨层规则比单纯增加字段数量更有泛化价值。</w:t>
       </w:r>
     </w:p>
     <w:p>
@@ -51309,11 +50888,21 @@
         <w:ind w:firstLine="480" w:firstLineChars="200"/>
         <w:textAlignment w:val="auto"/>
         <w:rPr>
-          <w:rFonts w:hint="eastAsia"/>
-          <w:sz w:val="24"/>
-          <w:lang w:val="en-US" w:eastAsia="zh-CN"/>
-        </w:rPr>
-      </w:pPr>
+          <w:rFonts w:hint="eastAsia" w:eastAsia="黑体"/>
+          <w:b w:val="0"/>
+          <w:bCs/>
+          <w:sz w:val="24"/>
+          <w:lang w:eastAsia="zh-CN"/>
+        </w:rPr>
+      </w:pPr>
+      <w:r>
+        <w:rPr>
+          <w:rFonts w:hint="eastAsia"/>
+          <w:sz w:val="24"/>
+          <w:lang w:val="en-US" w:eastAsia="zh-CN"/>
+        </w:rPr>
+        <w:t>特征重要性分析显示，模型主要依赖传感器与JSBridge完整性、Native与Web UA匹配、WebView宿主标记、manual安装来源与ADB等信号。这些结果共同支撑本文的核心结论：HybridGuard的价值不在于简单采集更多字段，而在于将Android Native、WebView宿主和Web前端之间的关系转化为可解释、可训练、可端侧部署的风险评分能力。</w:t>
+      </w:r>
     </w:p>
     <w:p>
       <w:pPr>
@@ -51332,6 +50921,14 @@
           <w:lang w:val="en-US" w:eastAsia="zh-CN"/>
         </w:rPr>
       </w:pPr>
+      <w:r>
+        <w:rPr>
+          <w:rFonts w:hint="eastAsia"/>
+          <w:sz w:val="24"/>
+          <w:lang w:val="en-US" w:eastAsia="zh-CN"/>
+        </w:rPr>
+        <w:t>本文仍存在以下不足。首先，当前数据集规模有限，真实物理设备、不同厂商系统版本、不同WebView内核和真实攻击环境覆盖仍不充分。高风险样本主要来自模板化构造，能够验证典型攻击场景，但还不能完全代表真实黑产链路。</w:t>
+      </w:r>
     </w:p>
     <w:p>
       <w:pPr>
@@ -51350,6 +50947,14 @@
           <w:lang w:val="en-US" w:eastAsia="zh-CN"/>
         </w:rPr>
       </w:pPr>
+      <w:r>
+        <w:rPr>
+          <w:rFonts w:hint="eastAsia"/>
+          <w:sz w:val="24"/>
+          <w:lang w:val="en-US" w:eastAsia="zh-CN"/>
+        </w:rPr>
+        <w:t>其次，风险标签由规则知识库驱动的大模型离线标注流程生成，虽然具备较强解释性，但仍需要更多人工抽样复核和业务标注校准。后续可以将规则知识库进一步结构化，加入规则版本管理、人工审核记录和冲突规则处理机制，使标签生成过程更加稳定和可审计。</w:t>
+      </w:r>
     </w:p>
     <w:p>
       <w:pPr>
@@ -51368,6 +50973,14 @@
           <w:lang w:val="en-US" w:eastAsia="zh-CN"/>
         </w:rPr>
       </w:pPr>
+      <w:r>
+        <w:rPr>
+          <w:rFonts w:hint="eastAsia"/>
+          <w:sz w:val="24"/>
+          <w:lang w:val="en-US" w:eastAsia="zh-CN"/>
+        </w:rPr>
+        <w:t>再次，本章实验主要关注离线消融和分组泛化分析，尚未对端侧评分App在大规模真实设备上的采集耗时、推理耗时、内存占用、功耗和长期稳定性进行充分评估。后续需要在更多真机和云真机环境中补充端侧闭环实验，验证本地评分在真实部署中的工程可行性。</w:t>
+      </w:r>
     </w:p>
     <w:p>
       <w:pPr>
@@ -51386,6 +50999,14 @@
           <w:lang w:val="en-US" w:eastAsia="zh-CN"/>
         </w:rPr>
       </w:pPr>
+      <w:r>
+        <w:rPr>
+          <w:rFonts w:hint="eastAsia"/>
+          <w:sz w:val="24"/>
+          <w:lang w:val="en-US" w:eastAsia="zh-CN"/>
+        </w:rPr>
+        <w:t>最后，当前端侧评分器主要使用随机森林Java代码完成推理。后续可进一步研究特征筛选、模型剪枝、规则执行引擎或更轻量的模型压缩方案，降低端侧代码体积和维护成本。同时，后续还可扩展行为特征、网络环境特征和更细粒度Web API探针，使HybridGuard从原型系统逐步演进为更完整的移动端无感风控框架。</w:t>
+      </w:r>
     </w:p>
     <w:p>
       <w:pPr>
@@ -51404,6 +51025,14 @@
           <w:lang w:val="en-US" w:eastAsia="zh-CN"/>
         </w:rPr>
       </w:pPr>
+      <w:r>
+        <w:rPr>
+          <w:rFonts w:hint="eastAsia"/>
+          <w:sz w:val="24"/>
+          <w:lang w:val="en-US" w:eastAsia="zh-CN"/>
+        </w:rPr>
+        <w:t>综上，本文完成了从三端特征采集、会话对齐、规则知识库、大模型离线标注、轻量评分训练到端侧评分闭环的完整原型验证。实验结果表明，Android Native、WebView宿主和Web前端之间的跨层一致性关系能够为移动端风险识别提供有效且可解释的信号，具有进一步研究和工程完善价值。</w:t>
+      </w:r>
     </w:p>
     <w:p>
       <w:pPr>
@@ -51617,6 +51246,265 @@
         <w:rPr>
           <w:rFonts w:hint="eastAsia"/>
           <w:sz w:val="24"/>
+          <w:lang w:val="en-US" w:eastAsia="zh-CN"/>
+        </w:rPr>
+      </w:pPr>
+    </w:p>
+    <w:p>
+      <w:pPr>
+        <w:pageBreakBefore w:val="0"/>
+        <w:kinsoku/>
+        <w:wordWrap w:val="0"/>
+        <w:overflowPunct/>
+        <w:topLinePunct w:val="0"/>
+        <w:bidi w:val="0"/>
+        <w:spacing w:line="360" w:lineRule="auto"/>
+        <w:ind w:firstLine="480" w:firstLineChars="200"/>
+        <w:textAlignment w:val="auto"/>
+        <w:rPr>
+          <w:rFonts w:hint="eastAsia"/>
+          <w:sz w:val="24"/>
+          <w:lang w:val="en-US" w:eastAsia="zh-CN"/>
+        </w:rPr>
+      </w:pPr>
+    </w:p>
+    <w:p>
+      <w:pPr>
+        <w:pageBreakBefore w:val="0"/>
+        <w:kinsoku/>
+        <w:wordWrap w:val="0"/>
+        <w:overflowPunct/>
+        <w:topLinePunct w:val="0"/>
+        <w:bidi w:val="0"/>
+        <w:spacing w:line="360" w:lineRule="auto"/>
+        <w:ind w:firstLine="480" w:firstLineChars="200"/>
+        <w:textAlignment w:val="auto"/>
+        <w:rPr>
+          <w:rFonts w:hint="eastAsia"/>
+          <w:sz w:val="24"/>
+          <w:lang w:val="en-US" w:eastAsia="zh-CN"/>
+        </w:rPr>
+      </w:pPr>
+    </w:p>
+    <w:p>
+      <w:pPr>
+        <w:pageBreakBefore w:val="0"/>
+        <w:kinsoku/>
+        <w:wordWrap w:val="0"/>
+        <w:overflowPunct/>
+        <w:topLinePunct w:val="0"/>
+        <w:bidi w:val="0"/>
+        <w:spacing w:line="360" w:lineRule="auto"/>
+        <w:ind w:firstLine="480" w:firstLineChars="200"/>
+        <w:textAlignment w:val="auto"/>
+        <w:rPr>
+          <w:rFonts w:hint="eastAsia"/>
+          <w:sz w:val="24"/>
+          <w:lang w:val="en-US" w:eastAsia="zh-CN"/>
+        </w:rPr>
+      </w:pPr>
+    </w:p>
+    <w:p>
+      <w:pPr>
+        <w:pageBreakBefore w:val="0"/>
+        <w:kinsoku/>
+        <w:wordWrap w:val="0"/>
+        <w:overflowPunct/>
+        <w:topLinePunct w:val="0"/>
+        <w:bidi w:val="0"/>
+        <w:spacing w:line="360" w:lineRule="auto"/>
+        <w:ind w:firstLine="480" w:firstLineChars="200"/>
+        <w:textAlignment w:val="auto"/>
+        <w:rPr>
+          <w:rFonts w:hint="eastAsia"/>
+          <w:sz w:val="24"/>
+          <w:lang w:val="en-US" w:eastAsia="zh-CN"/>
+        </w:rPr>
+      </w:pPr>
+    </w:p>
+    <w:p>
+      <w:pPr>
+        <w:pageBreakBefore w:val="0"/>
+        <w:kinsoku/>
+        <w:wordWrap w:val="0"/>
+        <w:overflowPunct/>
+        <w:topLinePunct w:val="0"/>
+        <w:bidi w:val="0"/>
+        <w:spacing w:line="360" w:lineRule="auto"/>
+        <w:ind w:firstLine="480" w:firstLineChars="200"/>
+        <w:textAlignment w:val="auto"/>
+        <w:rPr>
+          <w:rFonts w:hint="eastAsia"/>
+          <w:sz w:val="24"/>
+          <w:lang w:val="en-US" w:eastAsia="zh-CN"/>
+        </w:rPr>
+      </w:pPr>
+    </w:p>
+    <w:p>
+      <w:pPr>
+        <w:pageBreakBefore w:val="0"/>
+        <w:kinsoku/>
+        <w:wordWrap w:val="0"/>
+        <w:overflowPunct/>
+        <w:topLinePunct w:val="0"/>
+        <w:bidi w:val="0"/>
+        <w:spacing w:line="360" w:lineRule="auto"/>
+        <w:ind w:firstLine="480" w:firstLineChars="200"/>
+        <w:textAlignment w:val="auto"/>
+        <w:rPr>
+          <w:rFonts w:hint="eastAsia"/>
+          <w:sz w:val="24"/>
+          <w:lang w:val="en-US" w:eastAsia="zh-CN"/>
+        </w:rPr>
+      </w:pPr>
+    </w:p>
+    <w:p>
+      <w:pPr>
+        <w:pageBreakBefore w:val="0"/>
+        <w:kinsoku/>
+        <w:wordWrap w:val="0"/>
+        <w:overflowPunct/>
+        <w:topLinePunct w:val="0"/>
+        <w:bidi w:val="0"/>
+        <w:spacing w:line="360" w:lineRule="auto"/>
+        <w:ind w:firstLine="480" w:firstLineChars="200"/>
+        <w:textAlignment w:val="auto"/>
+        <w:rPr>
+          <w:rFonts w:hint="eastAsia"/>
+          <w:sz w:val="24"/>
+          <w:lang w:val="en-US" w:eastAsia="zh-CN"/>
+        </w:rPr>
+      </w:pPr>
+    </w:p>
+    <w:p>
+      <w:pPr>
+        <w:pStyle w:val="2"/>
+        <w:keepNext/>
+        <w:keepLines/>
+        <w:pageBreakBefore/>
+        <w:widowControl w:val="0"/>
+        <w:numPr>
+          <w:ilvl w:val="0"/>
+          <w:numId w:val="0"/>
+        </w:numPr>
+        <w:kinsoku/>
+        <w:wordWrap/>
+        <w:overflowPunct/>
+        <w:topLinePunct w:val="0"/>
+        <w:autoSpaceDE/>
+        <w:autoSpaceDN/>
+        <w:bidi w:val="0"/>
+        <w:adjustRightInd/>
+        <w:snapToGrid/>
+        <w:spacing w:before="500" w:after="500" w:line="480" w:lineRule="auto"/>
+        <w:textAlignment w:val="auto"/>
+        <w:rPr>
+          <w:rFonts w:hint="eastAsia" w:asciiTheme="minorHAnsi" w:hAnsiTheme="minorHAnsi" w:cstheme="minorBidi"/>
+          <w:b w:val="0"/>
+          <w:bCs/>
+          <w:sz w:val="32"/>
+          <w:szCs w:val="44"/>
+          <w:lang w:val="en-US" w:eastAsia="zh-CN"/>
+        </w:rPr>
+      </w:pPr>
+      <w:bookmarkStart w:id="115" w:name="_Toc231481035"/>
+      <w:r>
+        <w:rPr>
+          <w:rFonts w:hint="eastAsia" w:asciiTheme="minorHAnsi" w:hAnsiTheme="minorHAnsi" w:cstheme="minorBidi"/>
+          <w:b w:val="0"/>
+          <w:bCs/>
+          <w:sz w:val="32"/>
+          <w:szCs w:val="44"/>
+          <w:lang w:val="en-US" w:eastAsia="zh-CN"/>
+        </w:rPr>
+        <w:t>致谢</w:t>
+      </w:r>
+      <w:bookmarkEnd w:id="115"/>
+    </w:p>
+    <w:p>
+      <w:pPr>
+        <w:pStyle w:val="3"/>
+        <w:widowControl w:val="0"/>
+        <w:ind w:firstLine="480"/>
+        <w:rPr>
+          <w:rFonts w:hint="eastAsia" w:eastAsia="宋体" w:asciiTheme="minorHAnsi" w:hAnsiTheme="minorHAnsi" w:cstheme="minorBidi"/>
+          <w:iCs/>
+          <w:lang w:val="en-US" w:eastAsia="zh-CN"/>
+        </w:rPr>
+      </w:pPr>
+      <w:r>
+        <w:rPr>
+          <w:rFonts w:hint="eastAsia" w:eastAsia="宋体" w:asciiTheme="minorHAnsi" w:hAnsiTheme="minorHAnsi" w:cstheme="minorBidi"/>
+          <w:iCs/>
+          <w:lang w:val="en-US" w:eastAsia="zh-CN"/>
+        </w:rPr>
+        <w:t>在毕业论文即将完成之际，回顾从选题、系统实现到实验分析和论文撰写的全过程，我深切感受到这项工作并非只依靠个人完成。在此，谨向所有给予我指导、帮助和支持的老师、同学、家人和朋友致以诚挚的感谢。</w:t>
+      </w:r>
+    </w:p>
+    <w:p>
+      <w:pPr>
+        <w:pStyle w:val="3"/>
+        <w:widowControl w:val="0"/>
+        <w:ind w:firstLine="480"/>
+        <w:rPr>
+          <w:rFonts w:hint="eastAsia" w:eastAsia="宋体" w:asciiTheme="minorHAnsi" w:hAnsiTheme="minorHAnsi" w:cstheme="minorBidi"/>
+          <w:iCs/>
+          <w:lang w:val="en-US" w:eastAsia="zh-CN"/>
+        </w:rPr>
+      </w:pPr>
+      <w:r>
+        <w:rPr>
+          <w:rFonts w:hint="eastAsia" w:eastAsia="宋体" w:asciiTheme="minorHAnsi" w:hAnsiTheme="minorHAnsi" w:cstheme="minorBidi"/>
+          <w:iCs/>
+          <w:lang w:val="en-US" w:eastAsia="zh-CN"/>
+        </w:rPr>
+        <w:t>首先，衷心感谢我的</w:t>
+      </w:r>
+      <w:r>
+        <w:rPr>
+          <w:rFonts w:hint="eastAsia" w:asciiTheme="minorHAnsi" w:hAnsiTheme="minorHAnsi" w:cstheme="minorBidi"/>
+          <w:iCs/>
+          <w:lang w:val="en-US" w:eastAsia="zh-CN"/>
+        </w:rPr>
+        <w:t>导师巫蜀江老师</w:t>
+      </w:r>
+      <w:r>
+        <w:rPr>
+          <w:rFonts w:hint="eastAsia" w:eastAsia="宋体" w:asciiTheme="minorHAnsi" w:hAnsiTheme="minorHAnsi" w:cstheme="minorBidi"/>
+          <w:iCs/>
+          <w:lang w:val="en-US" w:eastAsia="zh-CN"/>
+        </w:rPr>
+        <w:t>在论文选题、研究思路、系统设计和论文修改过程中给予的耐心指导。老师严谨的治学态度、清晰的问题意识和认真负责的工作作风，使我在移动端风险识别、跨层设备指纹分析以及实验论证等方面获得了更加系统的理解，也帮助我在遇到困难时不断调整方向、完善工作。</w:t>
+      </w:r>
+    </w:p>
+    <w:p>
+      <w:pPr>
+        <w:pStyle w:val="3"/>
+        <w:widowControl w:val="0"/>
+        <w:ind w:firstLine="480"/>
+        <w:rPr>
+          <w:rFonts w:hint="eastAsia" w:eastAsia="宋体" w:asciiTheme="minorHAnsi" w:hAnsiTheme="minorHAnsi" w:cstheme="minorBidi"/>
+          <w:iCs/>
+          <w:lang w:val="en-US" w:eastAsia="zh-CN"/>
+        </w:rPr>
+      </w:pPr>
+      <w:r>
+        <w:rPr>
+          <w:rFonts w:hint="eastAsia" w:eastAsia="宋体" w:asciiTheme="minorHAnsi" w:hAnsiTheme="minorHAnsi" w:cstheme="minorBidi"/>
+          <w:iCs/>
+          <w:lang w:val="en-US" w:eastAsia="zh-CN"/>
+        </w:rPr>
+        <w:t>感谢学院各位任课老师在本科阶段的培养。课程学习和实践训练为本文涉及的Android开发、Web技术、数据分析和机器学习方法奠定了重要基础。感谢同学们在资料查找、系统测试、论文修改和答辩准备过程中给予的交流与帮助，这些讨论让我及时发现问题，也使论文内容更加完整。</w:t>
+      </w:r>
+    </w:p>
+    <w:p>
+      <w:pPr>
+        <w:pStyle w:val="3"/>
+        <w:widowControl w:val="0"/>
+        <w:ind w:firstLine="480"/>
+        <w:rPr>
+          <w:rFonts w:hint="eastAsia" w:eastAsia="宋体" w:asciiTheme="minorHAnsi" w:hAnsiTheme="minorHAnsi" w:cstheme="minorBidi"/>
+          <w:iCs/>
           <w:lang w:val="en-US" w:eastAsia="zh-CN"/>
         </w:rPr>
         <w:sectPr>
@@ -51637,19 +51525,27 @@
           <w:docGrid w:type="linesAndChars" w:linePitch="312" w:charSpace="0"/>
         </w:sectPr>
       </w:pPr>
-    </w:p>
-    <w:p>
-      <w:pPr>
+      <w:r>
+        <w:rPr>
+          <w:rFonts w:hint="eastAsia" w:eastAsia="宋体" w:asciiTheme="minorHAnsi" w:hAnsiTheme="minorHAnsi" w:cstheme="minorBidi"/>
+          <w:iCs/>
+          <w:lang w:val="en-US" w:eastAsia="zh-CN"/>
+        </w:rPr>
+        <w:t>最后，感谢我的家人和朋友长期以来的理解、鼓励与支持。正是他们在学习和生活中的陪伴，让我能够以更加踏实的心态完成本次毕业设计。未来我将继续保持求实、认真和持续学习的态度，把本科阶段的积累转化为新的起点。</w:t>
+      </w:r>
+    </w:p>
+    <w:p>
+      <w:pPr>
+        <w:pStyle w:val="2"/>
         <w:adjustRightInd w:val="0"/>
         <w:spacing w:before="312" w:beforeLines="100" w:after="156" w:afterLines="50" w:line="360" w:lineRule="atLeast"/>
         <w:jc w:val="center"/>
-        <w:outlineLvl w:val="0"/>
         <w:rPr>
           <w:rFonts w:eastAsia="黑体"/>
           <w:sz w:val="32"/>
         </w:rPr>
       </w:pPr>
-      <w:bookmarkStart w:id="118" w:name="_Toc194072295"/>
+      <w:bookmarkStart w:id="116" w:name="_Toc194072295"/>
       <w:r>
         <w:rPr>
           <w:rFonts w:hint="eastAsia" w:eastAsia="黑体"/>
@@ -51659,7 +51555,7 @@
       </w:r>
       <w:bookmarkEnd w:id="50"/>
       <w:bookmarkEnd w:id="51"/>
-      <w:bookmarkEnd w:id="118"/>
+      <w:bookmarkEnd w:id="116"/>
     </w:p>
     <w:p>
       <w:pPr>
@@ -51842,7 +51738,7 @@
           <w:szCs w:val="24"/>
         </w:rPr>
       </w:pPr>
-      <w:bookmarkStart w:id="119" w:name="_Ref2118953347"/>
+      <w:bookmarkStart w:id="117" w:name="_Ref2118953347"/>
       <w:r>
         <w:rPr>
           <w:rFonts w:hint="eastAsia" w:cs="宋体"/>
@@ -51851,7 +51747,7 @@
         </w:rPr>
         <w:t>Sanchez-Rola I, Bilge L, Balzarotti D, et al. Rods with laser beams: Understanding browser fingerprinting on phishing pages[C]//32nd USENIX Security Symposium (USENIX Security 23). 2023: 4157-4173.</w:t>
       </w:r>
-      <w:bookmarkEnd w:id="119"/>
+      <w:bookmarkEnd w:id="117"/>
     </w:p>
     <w:p>
       <w:pPr>
@@ -51882,7 +51778,7 @@
           <w:szCs w:val="24"/>
         </w:rPr>
       </w:pPr>
-      <w:bookmarkStart w:id="120" w:name="_Ref2119356715"/>
+      <w:bookmarkStart w:id="118" w:name="_Ref2119356715"/>
       <w:r>
         <w:rPr>
           <w:rFonts w:hint="eastAsia" w:cs="宋体"/>
@@ -51891,7 +51787,7 @@
         </w:rPr>
         <w:t>Doty N. Mitigating browser fingerprinting in web specifications[J]. W3C, W3C Editor’s Draft, 2018.</w:t>
       </w:r>
-      <w:bookmarkEnd w:id="120"/>
+      <w:bookmarkEnd w:id="118"/>
     </w:p>
     <w:p>
       <w:pPr>
@@ -51922,7 +51818,7 @@
           <w:szCs w:val="24"/>
         </w:rPr>
       </w:pPr>
-      <w:bookmarkStart w:id="121" w:name="_Ref2119844118"/>
+      <w:bookmarkStart w:id="119" w:name="_Ref2119844118"/>
       <w:r>
         <w:rPr>
           <w:rFonts w:hint="eastAsia" w:cs="宋体"/>
@@ -51931,7 +51827,7 @@
         </w:rPr>
         <w:t>Snyder P, Karami S, Edelstein A, et al. {Pool-Party}: Exploiting browser resource pools for web tracking[C]//32nd USENIX Security Symposium (USENIX Security 23). 2023: 7091-7105.</w:t>
       </w:r>
-      <w:bookmarkEnd w:id="121"/>
+      <w:bookmarkEnd w:id="119"/>
     </w:p>
     <w:p>
       <w:pPr>
@@ -51962,7 +51858,7 @@
           <w:szCs w:val="24"/>
         </w:rPr>
       </w:pPr>
-      <w:bookmarkStart w:id="122" w:name="_Ref2120415556"/>
+      <w:bookmarkStart w:id="120" w:name="_Ref2120415556"/>
       <w:r>
         <w:rPr>
           <w:rFonts w:hint="eastAsia" w:cs="宋体"/>
@@ -51971,7 +51867,7 @@
         </w:rPr>
         <w:t>Annamalai M S M S, Bilogrevic I, De Cristofaro E. FP-Fed: privacy-preserving federated detection of browser fingerprinting[J]. arXiv preprint arXiv:2311.16940, 2023.</w:t>
       </w:r>
-      <w:bookmarkEnd w:id="122"/>
+      <w:bookmarkEnd w:id="120"/>
     </w:p>
     <w:p>
       <w:pPr>
@@ -52040,7 +51936,7 @@
           <w:szCs w:val="24"/>
         </w:rPr>
       </w:pPr>
-      <w:bookmarkStart w:id="123" w:name="_Ref2121071029"/>
+      <w:bookmarkStart w:id="121" w:name="_Ref2121071029"/>
       <w:r>
         <w:rPr>
           <w:rFonts w:hint="eastAsia" w:cs="宋体"/>
@@ -52049,7 +51945,7 @@
         </w:rPr>
         <w:t>刘奇旭,刘心宇,罗成,等.基于双向循环神经网络的安卓浏览器指纹识别方法[J].计算机研究与发展,2020,57(11):2294-2311.</w:t>
       </w:r>
-      <w:bookmarkEnd w:id="123"/>
+      <w:bookmarkEnd w:id="121"/>
     </w:p>
     <w:p>
       <w:pPr>
@@ -52080,7 +51976,7 @@
           <w:szCs w:val="24"/>
         </w:rPr>
       </w:pPr>
-      <w:bookmarkStart w:id="124" w:name="_Ref2121776923"/>
+      <w:bookmarkStart w:id="122" w:name="_Ref2121776923"/>
       <w:r>
         <w:rPr>
           <w:rFonts w:hint="eastAsia" w:cs="宋体"/>
@@ -52089,7 +51985,7 @@
         </w:rPr>
         <w:t>Boussaha S, Hock L, Bermejo M, et al. FP-tracer: Fine-grained browser fingerprinting detection via taint-tracking and entropy-based thresholds[J]. Proceedings on Privacy Enhancing Technologies, 2024.</w:t>
       </w:r>
-      <w:bookmarkEnd w:id="124"/>
+      <w:bookmarkEnd w:id="122"/>
     </w:p>
     <w:p>
       <w:pPr>
@@ -52120,7 +52016,7 @@
           <w:szCs w:val="24"/>
         </w:rPr>
       </w:pPr>
-      <w:bookmarkStart w:id="125" w:name="_Ref2122314747"/>
+      <w:bookmarkStart w:id="123" w:name="_Ref2122314747"/>
       <w:r>
         <w:rPr>
           <w:rFonts w:hint="eastAsia" w:cs="宋体"/>
@@ -52129,7 +52025,7 @@
         </w:rPr>
         <w:t>Huyghe M, Quinton C, Rudametkin W. BrowserFM: A Feature Model-based Approach to Browser Fingerprint Analysis[C]//MADWeb 2025-Workshop on Measurements, Attacks, and Defenses for the Web. 2025: 1-10.</w:t>
       </w:r>
-      <w:bookmarkEnd w:id="125"/>
+      <w:bookmarkEnd w:id="123"/>
     </w:p>
     <w:p>
       <w:pPr>
@@ -52160,7 +52056,7 @@
           <w:szCs w:val="24"/>
         </w:rPr>
       </w:pPr>
-      <w:bookmarkStart w:id="126" w:name="_Ref2123188711"/>
+      <w:bookmarkStart w:id="124" w:name="_Ref2123188711"/>
       <w:r>
         <w:rPr>
           <w:rFonts w:hint="eastAsia" w:cs="宋体"/>
@@ -52169,7 +52065,7 @@
         </w:rPr>
         <w:t>Cao Y, Li S, Wijmans E. (Cross-) browser fingerprinting via OS and hardware level features[C]//Proceedings 2017 Network and Distributed System Security Symposium. Internet Society, 2017.</w:t>
       </w:r>
-      <w:bookmarkEnd w:id="126"/>
+      <w:bookmarkEnd w:id="124"/>
     </w:p>
     <w:p>
       <w:pPr>
@@ -52200,7 +52096,7 @@
           <w:szCs w:val="24"/>
         </w:rPr>
       </w:pPr>
-      <w:bookmarkStart w:id="127" w:name="_Ref2123625693"/>
+      <w:bookmarkStart w:id="125" w:name="_Ref2123625693"/>
       <w:r>
         <w:rPr>
           <w:rFonts w:hint="eastAsia" w:cs="宋体"/>
@@ -52209,7 +52105,7 @@
         </w:rPr>
         <w:t>Laor T, Mehanna N, Durey A, et al. Drawnapart: A device identification technique based on remote gpu fingerprinting[J]. arXiv preprint arXiv:2201.09956, 2022.</w:t>
       </w:r>
-      <w:bookmarkEnd w:id="127"/>
+      <w:bookmarkEnd w:id="125"/>
     </w:p>
     <w:p>
       <w:pPr>
@@ -52240,7 +52136,7 @@
           <w:szCs w:val="24"/>
         </w:rPr>
       </w:pPr>
-      <w:bookmarkStart w:id="128" w:name="_Ref2124129903"/>
+      <w:bookmarkStart w:id="126" w:name="_Ref2124129903"/>
       <w:r>
         <w:rPr>
           <w:rFonts w:hint="eastAsia" w:cs="宋体"/>
@@ -52249,7 +52145,7 @@
         </w:rPr>
         <w:t>Vastel A, Laperdrix P, Rudametkin W, et al. {Fp-Scanner}: The privacy implications of browser fingerprint inconsistencies[C]//27th USENIX Security Symposium (USENIX Security 18). 2018: 135-150.</w:t>
       </w:r>
-      <w:bookmarkEnd w:id="128"/>
+      <w:bookmarkEnd w:id="126"/>
     </w:p>
     <w:p>
       <w:pPr>
@@ -52280,7 +52176,7 @@
           <w:szCs w:val="24"/>
         </w:rPr>
       </w:pPr>
-      <w:bookmarkStart w:id="129" w:name="_Ref2125205551"/>
+      <w:bookmarkStart w:id="127" w:name="_Ref2125205551"/>
       <w:r>
         <w:rPr>
           <w:rFonts w:hint="eastAsia" w:cs="宋体"/>
@@ -52289,7 +52185,7 @@
         </w:rPr>
         <w:t>宋天乐,蔺琛皓,高书馨,等.基于移动智能终端交互行为的持续身份认证技术综述[J].信息通信技术与政策,2024,50(01):19-31.</w:t>
       </w:r>
-      <w:bookmarkEnd w:id="129"/>
+      <w:bookmarkEnd w:id="127"/>
     </w:p>
     <w:p>
       <w:pPr>
@@ -52320,7 +52216,7 @@
           <w:szCs w:val="24"/>
         </w:rPr>
       </w:pPr>
-      <w:bookmarkStart w:id="130" w:name="_Ref2125877831"/>
+      <w:bookmarkStart w:id="128" w:name="_Ref2125877831"/>
       <w:r>
         <w:rPr>
           <w:rFonts w:hint="eastAsia" w:cs="宋体"/>
@@ -52329,7 +52225,7 @@
         </w:rPr>
         <w:t>Jiang Y, Zhu H, Chang S, et al. MAUTH: Continuous user authentication based on subtle intrinsic muscular tremors[J]. IEEE Transactions on Mobile Computing, 2023, 23(2): 1930-1941.</w:t>
       </w:r>
-      <w:bookmarkEnd w:id="130"/>
+      <w:bookmarkEnd w:id="128"/>
     </w:p>
     <w:p>
       <w:pPr>
@@ -52360,7 +52256,7 @@
           <w:szCs w:val="24"/>
         </w:rPr>
       </w:pPr>
-      <w:bookmarkStart w:id="131" w:name="_Ref2125894638"/>
+      <w:bookmarkStart w:id="129" w:name="_Ref2125894638"/>
       <w:r>
         <w:rPr>
           <w:rFonts w:hint="eastAsia" w:cs="宋体"/>
@@ -52369,7 +52265,7 @@
         </w:rPr>
         <w:t>Shen Z, Li S, Zhao X, et al. CT-Auth: Capacitive touchscreen-based continuous authentication on smartphones[J]. IEEE Transactions on Knowledge and Data Engineering, 2023, 36(1): 90-106.</w:t>
       </w:r>
-      <w:bookmarkEnd w:id="131"/>
+      <w:bookmarkEnd w:id="129"/>
     </w:p>
     <w:p>
       <w:pPr>
@@ -52400,7 +52296,7 @@
           <w:szCs w:val="24"/>
         </w:rPr>
       </w:pPr>
-      <w:bookmarkStart w:id="132" w:name="_Ref2125911445"/>
+      <w:bookmarkStart w:id="130" w:name="_Ref2125911445"/>
       <w:r>
         <w:rPr>
           <w:rFonts w:hint="eastAsia" w:cs="宋体"/>
@@ -52409,7 +52305,7 @@
         </w:rPr>
         <w:t>Gattulli V, Impedovo D, Pirlo G, et al. Touch events and human activities for continuous authentication via smartphone[J]. Scientific Reports, 2023, 13(1): 10515.</w:t>
       </w:r>
-      <w:bookmarkEnd w:id="132"/>
+      <w:bookmarkEnd w:id="130"/>
     </w:p>
     <w:p>
       <w:pPr>
@@ -52440,7 +52336,7 @@
           <w:szCs w:val="24"/>
         </w:rPr>
       </w:pPr>
-      <w:bookmarkStart w:id="133" w:name="_Ref2126382041"/>
+      <w:bookmarkStart w:id="131" w:name="_Ref2126382041"/>
       <w:r>
         <w:rPr>
           <w:rFonts w:hint="eastAsia" w:cs="宋体"/>
@@ -52449,7 +52345,7 @@
         </w:rPr>
         <w:t>Stylios I, Chatzis S, Thanou O, et al. Continuous authentication with feature-level fusion of touch gestures and keystroke dynamics to solve security and usability issues[J]. Computers &amp; Security, 2023, 132: 103363.</w:t>
       </w:r>
-      <w:bookmarkEnd w:id="133"/>
+      <w:bookmarkEnd w:id="131"/>
     </w:p>
     <w:p>
       <w:pPr>
@@ -52480,7 +52376,7 @@
           <w:szCs w:val="24"/>
         </w:rPr>
       </w:pPr>
-      <w:bookmarkStart w:id="134" w:name="_Ref2126852637"/>
+      <w:bookmarkStart w:id="132" w:name="_Ref2126852637"/>
       <w:r>
         <w:rPr>
           <w:rFonts w:hint="eastAsia" w:cs="宋体"/>
@@ -52489,7 +52385,7 @@
         </w:rPr>
         <w:t>Heid K, Heider J. Haven't we met before?-Detecting Device Fingerprinting Activity on Android Apps[C]//Proceedings of the 2024 European Interdisciplinary Cybersecurity Conference. 2024: 11-18.</w:t>
       </w:r>
-      <w:bookmarkEnd w:id="134"/>
+      <w:bookmarkEnd w:id="132"/>
     </w:p>
     <w:p>
       <w:pPr>
@@ -52520,7 +52416,7 @@
           <w:szCs w:val="24"/>
         </w:rPr>
       </w:pPr>
-      <w:bookmarkStart w:id="135" w:name="_Ref2127356847"/>
+      <w:bookmarkStart w:id="133" w:name="_Ref2127356847"/>
       <w:r>
         <w:rPr>
           <w:rFonts w:hint="eastAsia" w:cs="宋体"/>
@@ -52529,7 +52425,7 @@
         </w:rPr>
         <w:t>Kıymık E, Öztürk A E. Gyroscope-Based Smartphone Model Identification via WaveNet and EfficientNetV2 Ensemble[J]. IEEE Access, 2024, 12: 195483-195504.</w:t>
       </w:r>
-      <w:bookmarkEnd w:id="135"/>
+      <w:bookmarkEnd w:id="133"/>
     </w:p>
     <w:p>
       <w:pPr>
@@ -52674,7 +52570,7 @@
           <w:szCs w:val="24"/>
         </w:rPr>
       </w:pPr>
-      <w:bookmarkStart w:id="136" w:name="_Ref2136617504"/>
+      <w:bookmarkStart w:id="134" w:name="_Ref2136617504"/>
       <w:r>
         <w:rPr>
           <w:rFonts w:hint="eastAsia" w:cs="宋体"/>
@@ -52683,7 +52579,7 @@
         </w:rPr>
         <w:t>赖清楠,金建栋,周昌令.基于大语言模型的网络威胁情报知识图谱构建技术研究[J].通信学报,2024,45(S2):33-43.</w:t>
       </w:r>
-      <w:bookmarkEnd w:id="136"/>
+      <w:bookmarkEnd w:id="134"/>
     </w:p>
     <w:p>
       <w:pPr>
@@ -52714,7 +52610,7 @@
           <w:szCs w:val="24"/>
         </w:rPr>
       </w:pPr>
-      <w:bookmarkStart w:id="137" w:name="_Ref2128852670"/>
+      <w:bookmarkStart w:id="135" w:name="_Ref2128852670"/>
       <w:r>
         <w:rPr>
           <w:rFonts w:hint="eastAsia" w:cs="宋体"/>
@@ -52723,7 +52619,7 @@
         </w:rPr>
         <w:t>GOOGLE. Build web apps in WebView[EB/OL]//Android Developers. (2024)[2026-05-14]. https://developer.android.com/develop/ui/views/layout/webapps/webview.</w:t>
       </w:r>
-      <w:bookmarkEnd w:id="137"/>
+      <w:bookmarkEnd w:id="135"/>
     </w:p>
     <w:p>
       <w:pPr>
@@ -52754,7 +52650,7 @@
           <w:szCs w:val="24"/>
         </w:rPr>
       </w:pPr>
-      <w:bookmarkStart w:id="138" w:name="_Ref2129340073"/>
+      <w:bookmarkStart w:id="136" w:name="_Ref2129340073"/>
       <w:r>
         <w:rPr>
           <w:rFonts w:hint="eastAsia" w:cs="宋体"/>
@@ -52763,7 +52659,7 @@
         </w:rPr>
         <w:t>Tiwari A, Prakash J, Hammer C. Demand-driven information flow analysis of WebView in Android hybrid apps[C]//2023 IEEE 34th International Symposium on Software Reliability Engineering (ISSRE). IEEE, 2023: 415-426.</w:t>
       </w:r>
-      <w:bookmarkEnd w:id="138"/>
+      <w:bookmarkEnd w:id="136"/>
     </w:p>
     <w:p>
       <w:pPr>
@@ -52794,7 +52690,7 @@
           <w:szCs w:val="24"/>
         </w:rPr>
       </w:pPr>
-      <w:bookmarkStart w:id="139" w:name="_Ref2129810669"/>
+      <w:bookmarkStart w:id="137" w:name="_Ref2129810669"/>
       <w:r>
         <w:rPr>
           <w:rFonts w:hint="eastAsia" w:cs="宋体"/>
@@ -52803,7 +52699,7 @@
         </w:rPr>
         <w:t>El-Zawawy M A, Losiouk E, Conti M. Vulnerabilities in Android webview objects: Still not the end![J]. Computers &amp; Security, 2021, 109: 102395.</w:t>
       </w:r>
-      <w:bookmarkEnd w:id="139"/>
+      <w:bookmarkEnd w:id="137"/>
     </w:p>
     <w:p>
       <w:pPr>
@@ -52834,7 +52730,7 @@
           <w:szCs w:val="24"/>
         </w:rPr>
       </w:pPr>
-      <w:bookmarkStart w:id="140" w:name="_Ref2130718247"/>
+      <w:bookmarkStart w:id="138" w:name="_Ref2130718247"/>
       <w:r>
         <w:rPr>
           <w:rFonts w:hint="eastAsia" w:cs="宋体"/>
@@ -52843,7 +52739,7 @@
         </w:rPr>
         <w:t>袁牧,张兰,姚云昊,等.面向智能物联网的资源高效模型推理综述[J].计算机学报,2024,47(10):2247-2273.</w:t>
       </w:r>
-      <w:bookmarkEnd w:id="140"/>
+      <w:bookmarkEnd w:id="138"/>
     </w:p>
     <w:p>
       <w:pPr>
@@ -52874,7 +52770,7 @@
           <w:szCs w:val="24"/>
         </w:rPr>
       </w:pPr>
-      <w:bookmarkStart w:id="141" w:name="_Ref2131289685"/>
+      <w:bookmarkStart w:id="139" w:name="_Ref2131289685"/>
       <w:r>
         <w:rPr>
           <w:rFonts w:hint="eastAsia" w:cs="宋体"/>
@@ -52883,7 +52779,7 @@
         </w:rPr>
         <w:t>Kwon C, Kang D. Overlay-ML: Unioning memory and storage space for on-device AI on mobile devices[J]. Applied Sciences, 2024, 14(7): 3022.</w:t>
       </w:r>
-      <w:bookmarkEnd w:id="141"/>
+      <w:bookmarkEnd w:id="139"/>
     </w:p>
     <w:p>
       <w:pPr>
@@ -52914,7 +52810,7 @@
           <w:szCs w:val="24"/>
         </w:rPr>
       </w:pPr>
-      <w:bookmarkStart w:id="142" w:name="_Ref2131306492"/>
+      <w:bookmarkStart w:id="140" w:name="_Ref2131306492"/>
       <w:r>
         <w:rPr>
           <w:rFonts w:hint="eastAsia" w:cs="宋体"/>
@@ -52923,7 +52819,7 @@
         </w:rPr>
         <w:t>Li Z, Paolieri M, Golubchik L. Inference latency prediction for CNNs on heterogeneous mobile devices and ML frameworks[J]. Performance Evaluation, 2024, 165: 102429.</w:t>
       </w:r>
-      <w:bookmarkEnd w:id="142"/>
+      <w:bookmarkEnd w:id="140"/>
     </w:p>
     <w:p>
       <w:pPr>
@@ -52954,7 +52850,7 @@
           <w:szCs w:val="24"/>
         </w:rPr>
       </w:pPr>
-      <w:bookmarkStart w:id="143" w:name="_Ref2132079614"/>
+      <w:bookmarkStart w:id="141" w:name="_Ref2132079614"/>
       <w:r>
         <w:rPr>
           <w:rFonts w:hint="eastAsia" w:cs="宋体"/>
@@ -52963,7 +52859,7 @@
         </w:rPr>
         <w:t>Abadade Y, Temouden A, Bamoumen H, et al. A comprehensive survey on tinyml[J]. IEEE access, 2023, 11: 96892-96922.</w:t>
       </w:r>
-      <w:bookmarkEnd w:id="143"/>
+      <w:bookmarkEnd w:id="141"/>
     </w:p>
     <w:p>
       <w:pPr>
@@ -52994,7 +52890,7 @@
           <w:szCs w:val="24"/>
         </w:rPr>
       </w:pPr>
-      <w:bookmarkStart w:id="144" w:name="_Ref2132667859"/>
+      <w:bookmarkStart w:id="142" w:name="_Ref2132667859"/>
       <w:r>
         <w:rPr>
           <w:rFonts w:hint="eastAsia" w:cs="宋体"/>
@@ -53003,7 +52899,7 @@
         </w:rPr>
         <w:t>Hasanov I, Virtanen S, Hakkala A, et al. Application of large language models in cybersecurity: A systematic literature review[J]. IEEE access, 2024, 12: 176751-176778.</w:t>
       </w:r>
-      <w:bookmarkEnd w:id="144"/>
+      <w:bookmarkEnd w:id="142"/>
     </w:p>
     <w:p>
       <w:pPr>
@@ -53034,7 +52930,7 @@
           <w:szCs w:val="24"/>
         </w:rPr>
       </w:pPr>
-      <w:bookmarkStart w:id="145" w:name="_Ref2138382239"/>
+      <w:bookmarkStart w:id="143" w:name="_Ref2138382239"/>
       <w:r>
         <w:rPr>
           <w:rFonts w:hint="eastAsia" w:cs="宋体"/>
@@ -53043,7 +52939,7 @@
         </w:rPr>
         <w:t>GOOGLE. Load in-app content[EB/OL]//Android Developers. (2022)[2026-05-16]. https://developer.android.com/develop/ui/views/layout/webapps/load-local-content.</w:t>
       </w:r>
-      <w:bookmarkEnd w:id="145"/>
+      <w:bookmarkEnd w:id="143"/>
     </w:p>
     <w:p>
       <w:pPr>
@@ -53074,7 +52970,7 @@
           <w:szCs w:val="24"/>
         </w:rPr>
       </w:pPr>
-      <w:bookmarkStart w:id="146" w:name="_Ref2138836028"/>
+      <w:bookmarkStart w:id="144" w:name="_Ref2138836028"/>
       <w:r>
         <w:rPr>
           <w:rFonts w:hint="eastAsia" w:cs="宋体"/>
@@ -53083,7 +52979,7 @@
         </w:rPr>
         <w:t>Polatidis N, Kapetanakis S, Trovati M, et al. FSSDroid: Feature subset selection for Android malware detection[J]. World Wide Web, 2024, 27(5): 50.</w:t>
       </w:r>
-      <w:bookmarkEnd w:id="146"/>
+      <w:bookmarkEnd w:id="144"/>
     </w:p>
     <w:sectPr>
       <w:headerReference r:id="rId22" w:type="first"/>
